--- a/doc-harness/01 - CBL/Desafios/C18/Documentos de Produto/Frila_Historias_de_Usuario_e_Backlog.docx
+++ b/doc-harness/01 - CBL/Desafios/C18/Documentos de Produto/Frila_Historias_de_Usuario_e_Backlog.docx
@@ -269,7 +269,7 @@
                 <w:sz w:val="20"/>
                 <w:szCs w:val="20"/>
               </w:rPr>
-              <w:t xml:space="preserve">v1.0.0</w:t>
+              <w:t xml:space="preserve">v1.1.0</w:t>
             </w:r>
           </w:p>
         </w:tc>
@@ -325,7 +325,7 @@
                 <w:sz w:val="20"/>
                 <w:szCs w:val="20"/>
               </w:rPr>
-              <w:t xml:space="preserve">17/09/2026</w:t>
+              <w:t xml:space="preserve">22/09/2026</w:t>
             </w:r>
           </w:p>
         </w:tc>
@@ -603,6 +603,116 @@
           </w:p>
         </w:tc>
       </w:tr>
+      <w:tr>
+        <w:tc>
+          <w:tcPr>
+            <w:tcW w:w="1100" w:type="dxa"/>
+            <w:shd w:val="clear" w:color="auto" w:fill="FFFFFF"/>
+            <w:vAlign w:val="top"/>
+            <w:tcMar>
+              <w:top w:w="90" w:type="dxa"/>
+              <w:left w:w="120" w:type="dxa"/>
+              <w:bottom w:w="90" w:type="dxa"/>
+              <w:right w:w="120" w:type="dxa"/>
+            </w:tcMar>
+          </w:tcPr>
+          <w:p>
+            <w:pPr>
+              <w:spacing w:before="0" w:after="0" w:line="264" w:lineRule="auto"/>
+            </w:pPr>
+            <w:r>
+              <w:rPr>
+                <w:rFonts w:ascii="SF Pro Display" w:hAnsi="SF Pro Display" w:cs="SF Pro Display"/>
+                <w:color w:val="1A1A1A"/>
+                <w:sz w:val="20"/>
+                <w:szCs w:val="20"/>
+              </w:rPr>
+              <w:t xml:space="preserve">v1.1.0</w:t>
+            </w:r>
+          </w:p>
+        </w:tc>
+        <w:tc>
+          <w:tcPr>
+            <w:tcW w:w="1200" w:type="dxa"/>
+            <w:shd w:val="clear" w:color="auto" w:fill="FFFFFF"/>
+            <w:vAlign w:val="top"/>
+            <w:tcMar>
+              <w:top w:w="90" w:type="dxa"/>
+              <w:left w:w="120" w:type="dxa"/>
+              <w:bottom w:w="90" w:type="dxa"/>
+              <w:right w:w="120" w:type="dxa"/>
+            </w:tcMar>
+          </w:tcPr>
+          <w:p>
+            <w:pPr>
+              <w:spacing w:before="0" w:after="0" w:line="264" w:lineRule="auto"/>
+            </w:pPr>
+            <w:r>
+              <w:rPr>
+                <w:rFonts w:ascii="SF Pro Display" w:hAnsi="SF Pro Display" w:cs="SF Pro Display"/>
+                <w:color w:val="1A1A1A"/>
+                <w:sz w:val="20"/>
+                <w:szCs w:val="20"/>
+              </w:rPr>
+              <w:t xml:space="preserve">22/09/2026</w:t>
+            </w:r>
+          </w:p>
+        </w:tc>
+        <w:tc>
+          <w:tcPr>
+            <w:tcW w:w="2760" w:type="dxa"/>
+            <w:shd w:val="clear" w:color="auto" w:fill="FFFFFF"/>
+            <w:vAlign w:val="top"/>
+            <w:tcMar>
+              <w:top w:w="90" w:type="dxa"/>
+              <w:left w:w="120" w:type="dxa"/>
+              <w:bottom w:w="90" w:type="dxa"/>
+              <w:right w:w="120" w:type="dxa"/>
+            </w:tcMar>
+          </w:tcPr>
+          <w:p>
+            <w:pPr>
+              <w:spacing w:before="0" w:after="0" w:line="264" w:lineRule="auto"/>
+            </w:pPr>
+            <w:r>
+              <w:rPr>
+                <w:rFonts w:ascii="SF Pro Display" w:hAnsi="SF Pro Display" w:cs="SF Pro Display"/>
+                <w:color w:val="1A1A1A"/>
+                <w:sz w:val="20"/>
+                <w:szCs w:val="20"/>
+              </w:rPr>
+              <w:t xml:space="preserve">Cauê Carneiro</w:t>
+            </w:r>
+          </w:p>
+        </w:tc>
+        <w:tc>
+          <w:tcPr>
+            <w:tcW w:w="4300" w:type="dxa"/>
+            <w:shd w:val="clear" w:color="auto" w:fill="FFFFFF"/>
+            <w:vAlign w:val="top"/>
+            <w:tcMar>
+              <w:top w:w="90" w:type="dxa"/>
+              <w:left w:w="120" w:type="dxa"/>
+              <w:bottom w:w="90" w:type="dxa"/>
+              <w:right w:w="120" w:type="dxa"/>
+            </w:tcMar>
+          </w:tcPr>
+          <w:p>
+            <w:pPr>
+              <w:spacing w:before="0" w:after="0" w:line="264" w:lineRule="auto"/>
+            </w:pPr>
+            <w:r>
+              <w:rPr>
+                <w:rFonts w:ascii="SF Pro Display" w:hAnsi="SF Pro Display" w:cs="SF Pro Display"/>
+                <w:color w:val="1A1A1A"/>
+                <w:sz w:val="20"/>
+                <w:szCs w:val="20"/>
+              </w:rPr>
+              <w:t xml:space="preserve">Aplica as respostas do quadro 03 de pendências (21 e 22/09), alinhado à Especificação de Requisitos v1.2.0 e ao Documento de Visão v1.1.0: despacho por proximidade (até 15 km), sem raio configurável e sem levas, com teto de notificações; check-in geolocalizado a 200 m com confirmação manual; avaliação só com presença verificada; aval herdado retirado (US19); persona interna retirada, com Painel do gestor na web e Equipe Frila só por e-mail; modo seleção com fechamento automático; novas US26 (denúncia e bloqueio) e US27 (explicação do despacho); referências de RF e RN corrigidas.</w:t>
+            </w:r>
+          </w:p>
+        </w:tc>
+      </w:tr>
     </w:tbl>
     <w:p>
       <w:pPr>
@@ -810,7 +920,7 @@
                 <w:sz w:val="20"/>
                 <w:szCs w:val="20"/>
               </w:rPr>
-              <w:t xml:space="preserve">Todas as 25 histórias de usuário</w:t>
+              <w:t xml:space="preserve">Todas as 26 histórias de usuário ativas</w:t>
             </w:r>
           </w:p>
         </w:tc>
@@ -1115,7 +1225,7 @@
                 <w:sz w:val="20"/>
                 <w:szCs w:val="20"/>
               </w:rPr>
-              <w:t xml:space="preserve">Motor que envia o chamado ativamente para profissionais elegíveis por raio, função e confiabilidade.</w:t>
+              <w:t xml:space="preserve">Motor que envia a vaga, de uma vez, aos profissionais elegíveis: com a função, disponíveis no horário e a até 15 km do local, mais a equipe de confiança do estabelecimento. No máximo uma notificação a cada 30 minutos por profissional.</w:t>
             </w:r>
           </w:p>
         </w:tc>
@@ -1198,7 +1308,7 @@
                 <w:sz w:val="20"/>
                 <w:szCs w:val="20"/>
               </w:rPr>
-              <w:t xml:space="preserve">Furo de comparecimento: profissional confirma a vaga e não aparece no início do turno.</w:t>
+              <w:t xml:space="preserve">Furo de comparecimento: profissional confirmado que não aparece no início do turno. Conta como falta na taxa de comparecimento e não é avaliado.</w:t>
             </w:r>
           </w:p>
         </w:tc>
@@ -1281,7 +1391,7 @@
                 <w:sz w:val="20"/>
                 <w:szCs w:val="20"/>
               </w:rPr>
-              <w:t xml:space="preserve">Avaliação mútua simplificada baseada na pergunta 'Chamaria de novo?', exibida com denominador.</w:t>
+              <w:t xml:space="preserve">Avaliação mútua simplificada baseada na pergunta 'Chamaria de novo?', exibida com denominador, só entre quem trabalhou junto e com presença verificada.</w:t>
             </w:r>
           </w:p>
         </w:tc>
@@ -1337,7 +1447,7 @@
                 <w:sz w:val="20"/>
                 <w:szCs w:val="20"/>
               </w:rPr>
-              <w:t xml:space="preserve">Aval herdado</w:t>
+              <w:t xml:space="preserve">Taxa de comparecimento</w:t>
             </w:r>
           </w:p>
         </w:tc>
@@ -1364,7 +1474,7 @@
                 <w:sz w:val="20"/>
                 <w:szCs w:val="20"/>
               </w:rPr>
-              <w:t xml:space="preserve">Validação de experiência prévia concedida por contratante externo fora da plataforma.</w:t>
+              <w:t xml:space="preserve">Turnos com presença divididos pelos turnos confirmados. Falta é não aparecer ou cancelar com menos de 24 h do início; turno não verificado não entra na conta.</w:t>
             </w:r>
           </w:p>
         </w:tc>
@@ -1391,7 +1501,90 @@
                 <w:sz w:val="20"/>
                 <w:szCs w:val="20"/>
               </w:rPr>
-              <w:t xml:space="preserve">US19 (Could Have)</w:t>
+              <w:t xml:space="preserve">US17, US18</w:t>
+            </w:r>
+          </w:p>
+        </w:tc>
+      </w:tr>
+      <w:tr>
+        <w:tc>
+          <w:tcPr>
+            <w:tcW w:w="2000" w:type="dxa"/>
+            <w:shd w:val="clear" w:color="auto" w:fill="F7F7F7"/>
+            <w:vAlign w:val="top"/>
+            <w:tcMar>
+              <w:top w:w="90" w:type="dxa"/>
+              <w:left w:w="120" w:type="dxa"/>
+              <w:bottom w:w="90" w:type="dxa"/>
+              <w:right w:w="120" w:type="dxa"/>
+            </w:tcMar>
+          </w:tcPr>
+          <w:p>
+            <w:pPr>
+              <w:spacing w:before="0" w:after="0" w:line="264" w:lineRule="auto"/>
+            </w:pPr>
+            <w:r>
+              <w:rPr>
+                <w:rFonts w:ascii="SF Pro Display" w:hAnsi="SF Pro Display" w:cs="SF Pro Display"/>
+                <w:color w:val="1A1A1A"/>
+                <w:sz w:val="20"/>
+                <w:szCs w:val="20"/>
+              </w:rPr>
+              <w:t xml:space="preserve">Equipe Frila</w:t>
+            </w:r>
+          </w:p>
+        </w:tc>
+        <w:tc>
+          <w:tcPr>
+            <w:tcW w:w="4900" w:type="dxa"/>
+            <w:shd w:val="clear" w:color="auto" w:fill="F7F7F7"/>
+            <w:vAlign w:val="top"/>
+            <w:tcMar>
+              <w:top w:w="90" w:type="dxa"/>
+              <w:left w:w="120" w:type="dxa"/>
+              <w:bottom w:w="90" w:type="dxa"/>
+              <w:right w:w="120" w:type="dxa"/>
+            </w:tcMar>
+          </w:tcPr>
+          <w:p>
+            <w:pPr>
+              <w:spacing w:before="0" w:after="0" w:line="264" w:lineRule="auto"/>
+            </w:pPr>
+            <w:r>
+              <w:rPr>
+                <w:rFonts w:ascii="SF Pro Display" w:hAnsi="SF Pro Display" w:cs="SF Pro Display"/>
+                <w:color w:val="1A1A1A"/>
+                <w:sz w:val="20"/>
+                <w:szCs w:val="20"/>
+              </w:rPr>
+              <w:t xml:space="preserve">Pessoas do time que respondem, por e-mail, suporte, denúncias, contestações e pedidos de revisão do despacho, em até 5 dias úteis. Não acompanham turnos.</w:t>
+            </w:r>
+          </w:p>
+        </w:tc>
+        <w:tc>
+          <w:tcPr>
+            <w:tcW w:w="2460" w:type="dxa"/>
+            <w:shd w:val="clear" w:color="auto" w:fill="F7F7F7"/>
+            <w:vAlign w:val="top"/>
+            <w:tcMar>
+              <w:top w:w="90" w:type="dxa"/>
+              <w:left w:w="120" w:type="dxa"/>
+              <w:bottom w:w="90" w:type="dxa"/>
+              <w:right w:w="120" w:type="dxa"/>
+            </w:tcMar>
+          </w:tcPr>
+          <w:p>
+            <w:pPr>
+              <w:spacing w:before="0" w:after="0" w:line="264" w:lineRule="auto"/>
+            </w:pPr>
+            <w:r>
+              <w:rPr>
+                <w:rFonts w:ascii="SF Pro Display" w:hAnsi="SF Pro Display" w:cs="SF Pro Display"/>
+                <w:color w:val="1A1A1A"/>
+                <w:sz w:val="20"/>
+                <w:szCs w:val="20"/>
+              </w:rPr>
+              <w:t xml:space="preserve">US22, US23, US26, US27</w:t>
             </w:r>
           </w:p>
         </w:tc>
@@ -1835,7 +2028,7 @@
                 <w:sz w:val="20"/>
                 <w:szCs w:val="20"/>
               </w:rPr>
-              <w:t xml:space="preserve">Publicar turno em &lt; 60s e ter profissional elegível e pontual confirmado em menos de 1 hora.</w:t>
+              <w:t xml:space="preserve">Publicar turno em &lt; 60s, saber antes de confirmar se a pessoa costuma aparecer e ser avisado se a vaga seguir vazia perto do horário.</w:t>
             </w:r>
           </w:p>
         </w:tc>
@@ -2097,138 +2290,7 @@
                 <w:sz w:val="20"/>
                 <w:szCs w:val="20"/>
               </w:rPr>
-              <w:t xml:space="preserve">Notificação direta no bolso com vaga perto de casa, candidatura em 1 toque e zero taxa cobrada dele.</w:t>
-            </w:r>
-          </w:p>
-        </w:tc>
-      </w:tr>
-      <w:tr>
-        <w:tc>
-          <w:tcPr>
-            <w:tcW w:w="1800" w:type="dxa"/>
-            <w:shd w:val="clear" w:color="auto" w:fill="FFFFFF"/>
-            <w:vAlign w:val="top"/>
-            <w:tcMar>
-              <w:top w:w="90" w:type="dxa"/>
-              <w:left w:w="120" w:type="dxa"/>
-              <w:bottom w:w="90" w:type="dxa"/>
-              <w:right w:w="120" w:type="dxa"/>
-            </w:tcMar>
-          </w:tcPr>
-          <w:p>
-            <w:pPr>
-              <w:spacing w:before="0" w:after="0" w:line="264" w:lineRule="auto"/>
-            </w:pPr>
-            <w:r>
-              <w:rPr>
-                <w:rFonts w:ascii="SF Pro Display" w:hAnsi="SF Pro Display" w:cs="SF Pro Display"/>
-                <w:b/>
-                <w:color w:val="1A1A1A"/>
-                <w:sz w:val="20"/>
-                <w:szCs w:val="20"/>
-              </w:rPr>
-              <w:t xml:space="preserve">Roberta</w:t>
-            </w:r>
-            <w:r>
-              <w:rPr>
-                <w:rFonts w:ascii="SF Pro Display" w:hAnsi="SF Pro Display" w:cs="SF Pro Display"/>
-                <w:b/>
-                <w:color w:val="1A1A1A"/>
-                <w:sz w:val="20"/>
-                <w:szCs w:val="20"/>
-              </w:rPr>
-              <w:br/>
-            </w:r>
-            <w:r>
-              <w:rPr>
-                <w:rFonts w:ascii="SF Pro Display" w:hAnsi="SF Pro Display" w:cs="SF Pro Display"/>
-                <w:b/>
-                <w:color w:val="1A1A1A"/>
-                <w:sz w:val="20"/>
-                <w:szCs w:val="20"/>
-              </w:rPr>
-              <w:t xml:space="preserve">(Operadora Frila)</w:t>
-            </w:r>
-          </w:p>
-        </w:tc>
-        <w:tc>
-          <w:tcPr>
-            <w:tcW w:w="2400" w:type="dxa"/>
-            <w:shd w:val="clear" w:color="auto" w:fill="FFFFFF"/>
-            <w:vAlign w:val="top"/>
-            <w:tcMar>
-              <w:top w:w="90" w:type="dxa"/>
-              <w:left w:w="120" w:type="dxa"/>
-              <w:bottom w:w="90" w:type="dxa"/>
-              <w:right w:w="120" w:type="dxa"/>
-            </w:tcMar>
-          </w:tcPr>
-          <w:p>
-            <w:pPr>
-              <w:spacing w:before="0" w:after="0" w:line="264" w:lineRule="auto"/>
-            </w:pPr>
-            <w:r>
-              <w:rPr>
-                <w:rFonts w:ascii="SF Pro Display" w:hAnsi="SF Pro Display" w:cs="SF Pro Display"/>
-                <w:color w:val="1A1A1A"/>
-                <w:sz w:val="20"/>
-                <w:szCs w:val="20"/>
-              </w:rPr>
-              <w:t xml:space="preserve">Suporte e Monitoramento Interno da plataforma.</w:t>
-            </w:r>
-          </w:p>
-        </w:tc>
-        <w:tc>
-          <w:tcPr>
-            <w:tcW w:w="2600" w:type="dxa"/>
-            <w:shd w:val="clear" w:color="auto" w:fill="FFFFFF"/>
-            <w:vAlign w:val="top"/>
-            <w:tcMar>
-              <w:top w:w="90" w:type="dxa"/>
-              <w:left w:w="120" w:type="dxa"/>
-              <w:bottom w:w="90" w:type="dxa"/>
-              <w:right w:w="120" w:type="dxa"/>
-            </w:tcMar>
-          </w:tcPr>
-          <w:p>
-            <w:pPr>
-              <w:spacing w:before="0" w:after="0" w:line="264" w:lineRule="auto"/>
-            </w:pPr>
-            <w:r>
-              <w:rPr>
-                <w:rFonts w:ascii="SF Pro Display" w:hAnsi="SF Pro Display" w:cs="SF Pro Display"/>
-                <w:color w:val="1A1A1A"/>
-                <w:sz w:val="20"/>
-                <w:szCs w:val="20"/>
-              </w:rPr>
-              <w:t xml:space="preserve">Turnos em risco que não encontram profissionais geram atrito na praça e perda de credibilidade.</w:t>
-            </w:r>
-          </w:p>
-        </w:tc>
-        <w:tc>
-          <w:tcPr>
-            <w:tcW w:w="2560" w:type="dxa"/>
-            <w:shd w:val="clear" w:color="auto" w:fill="FFFFFF"/>
-            <w:vAlign w:val="top"/>
-            <w:tcMar>
-              <w:top w:w="90" w:type="dxa"/>
-              <w:left w:w="120" w:type="dxa"/>
-              <w:bottom w:w="90" w:type="dxa"/>
-              <w:right w:w="120" w:type="dxa"/>
-            </w:tcMar>
-          </w:tcPr>
-          <w:p>
-            <w:pPr>
-              <w:spacing w:before="0" w:after="0" w:line="264" w:lineRule="auto"/>
-            </w:pPr>
-            <w:r>
-              <w:rPr>
-                <w:rFonts w:ascii="SF Pro Display" w:hAnsi="SF Pro Display" w:cs="SF Pro Display"/>
-                <w:color w:val="1A1A1A"/>
-                <w:sz w:val="20"/>
-                <w:szCs w:val="20"/>
-              </w:rPr>
-              <w:t xml:space="preserve">Painel da janela crítica para visualizar gargalos e disparar intervenção manual antes que o cliente fique na mão.</w:t>
+              <w:t xml:space="preserve">Notificação direta no bolso com vaga perto de casa, candidatura em 1 toque e o valor integral da diária, sem comissão.</w:t>
             </w:r>
           </w:p>
         </w:tc>
@@ -2238,6 +2300,21 @@
       <w:pPr>
         <w:spacing w:before="0" w:after="0" w:line="264" w:lineRule="auto"/>
       </w:pPr>
+    </w:p>
+    <w:p>
+      <w:pPr>
+        <w:spacing w:before="0" w:after="100" w:line="264" w:lineRule="auto"/>
+      </w:pPr>
+      <w:r>
+        <w:rPr>
+          <w:rFonts w:ascii="SF Pro Display" w:hAnsi="SF Pro Display" w:cs="SF Pro Display"/>
+          <w:i/>
+          <w:color w:val="8C8C8C"/>
+          <w:sz w:val="20"/>
+          <w:szCs w:val="20"/>
+        </w:rPr>
+        <w:t xml:space="preserve">A persona interna de operação saiu na v1.1.0: o Frila não tem plantão nem operação manual de turnos. Quem acompanha vagas e turnos é o gestor do estabelecimento (Marcos ou Carla), pelo Painel na versão web; a Equipe Frila só responde e-mail.</w:t>
+      </w:r>
     </w:p>
     <w:p>
       <w:r>
@@ -2711,7 +2788,7 @@
                 <w:sz w:val="20"/>
                 <w:szCs w:val="20"/>
               </w:rPr>
-              <w:t xml:space="preserve">Distribuir o chamado ativamente por raio geográfico, função e confiabilidade em levas.</w:t>
+              <w:t xml:space="preserve">Notificar a vaga, de uma vez, a quem tem a função, está disponível e está a até 15 km, com teto de notificações, listar todas as vagas do DF e explicar o critério ao profissional.</w:t>
             </w:r>
           </w:p>
         </w:tc>
@@ -2738,7 +2815,7 @@
                 <w:sz w:val="20"/>
                 <w:szCs w:val="20"/>
               </w:rPr>
-              <w:t xml:space="preserve">RF06, RF07, RF18</w:t>
+              <w:t xml:space="preserve">RF06, RF07, RF18, RF27</w:t>
             </w:r>
           </w:p>
         </w:tc>
@@ -3017,7 +3094,7 @@
                 <w:sz w:val="20"/>
                 <w:szCs w:val="20"/>
               </w:rPr>
-              <w:t xml:space="preserve">Confiança, Reputação Binária e Aval</w:t>
+              <w:t xml:space="preserve">Confiança e Reputação Binária</w:t>
             </w:r>
           </w:p>
         </w:tc>
@@ -3044,7 +3121,7 @@
                 <w:sz w:val="20"/>
                 <w:szCs w:val="20"/>
               </w:rPr>
-              <w:t xml:space="preserve">Gerar reputação justa pós-turno ('Chamaria de novo?') com denominador visível.</w:t>
+              <w:t xml:space="preserve">Gerar reputação justa pós-turno ('Chamaria de novo?') com denominador visível, só entre quem trabalhou junto e com presença verificada.</w:t>
             </w:r>
           </w:p>
         </w:tc>
@@ -3071,7 +3148,7 @@
                 <w:sz w:val="20"/>
                 <w:szCs w:val="20"/>
               </w:rPr>
-              <w:t xml:space="preserve">RF15, RF16, RF17</w:t>
+              <w:t xml:space="preserve">RF15, RF16</w:t>
             </w:r>
           </w:p>
         </w:tc>
@@ -3155,7 +3232,7 @@
                 <w:sz w:val="20"/>
                 <w:szCs w:val="20"/>
               </w:rPr>
-              <w:t xml:space="preserve">Oferecer relatório consolidado auditável, painel operacional e respeito total à LGPD.</w:t>
+              <w:t xml:space="preserve">Oferecer relatório consolidado auditável, alerta de vaga vazia e Painel do gestor, suporte por e-mail, denúncia e bloqueio, e respeito total à LGPD.</w:t>
             </w:r>
           </w:p>
         </w:tc>
@@ -3182,7 +3259,7 @@
                 <w:sz w:val="20"/>
                 <w:szCs w:val="20"/>
               </w:rPr>
-              <w:t xml:space="preserve">RF20, RF22, RF23, RF24</w:t>
+              <w:t xml:space="preserve">RF20, RF22, RF23, RF24, RF26</w:t>
             </w:r>
           </w:p>
         </w:tc>
@@ -3211,7 +3288,21 @@
           <w:sz w:val="40"/>
           <w:szCs w:val="40"/>
         </w:rPr>
-        <w:t xml:space="preserve">3. Detalhamento das Histórias de Usuário (US01 a US25)</w:t>
+        <w:t xml:space="preserve">3. Detalhamento das Histórias de Usuário (US01 a US27)</w:t>
+      </w:r>
+    </w:p>
+    <w:p>
+      <w:pPr>
+        <w:spacing w:before="0" w:after="100" w:line="264" w:lineRule="auto"/>
+      </w:pPr>
+      <w:r>
+        <w:rPr>
+          <w:rFonts w:ascii="SF Pro Display" w:hAnsi="SF Pro Display" w:cs="SF Pro Display"/>
+          <w:color w:val="1A1A1A"/>
+          <w:sz w:val="22"/>
+          <w:szCs w:val="22"/>
+        </w:rPr>
+        <w:t xml:space="preserve">A US19 foi retirada na v1.1.0 e o número fica reservado. As US26 e US27 entraram na mesma versão.</w:t>
       </w:r>
     </w:p>
     <w:p>
@@ -3862,7 +3953,7 @@
           <w:sz w:val="30"/>
           <w:szCs w:val="30"/>
         </w:rPr>
-        <w:t xml:space="preserve">US02: Configuração de Funções, Raio de Atuação e Janela de Disponibilidade</w:t>
+        <w:t xml:space="preserve">US02: Configuração de Funções, Ponto Base e Disponibilidade</w:t>
       </w:r>
     </w:p>
     <w:tbl>
@@ -4156,7 +4247,7 @@
           <w:sz w:val="20"/>
           <w:szCs w:val="20"/>
         </w:rPr>
-        <w:t xml:space="preserve">“quero selecionar as funções que sei desempenhar, meu endereço-base, raio máximo de deslocamento (em km) e os dias/turnos em que tenho disponibilidade,”</w:t>
+        <w:t xml:space="preserve">“quero selecionar as funções que sei desempenhar, meu ponto base e os dias/turnos em que tenho disponibilidade, e marcar quando estou disponível agora,”</w:t>
       </w:r>
     </w:p>
     <w:p>
@@ -4172,7 +4263,7 @@
           <w:sz w:val="20"/>
           <w:szCs w:val="20"/>
         </w:rPr>
-        <w:t xml:space="preserve">“para que eu só seja notificado sobre vagas pertinentes ao meu trabalho e perto de onde estou.”</w:t>
+        <w:t xml:space="preserve">“para que eu só seja notificado sobre vagas pertinentes ao meu trabalho, no meu horário e perto de onde estou.”</w:t>
       </w:r>
     </w:p>
     <w:p>
@@ -4253,7 +4344,7 @@
           <w:sz w:val="20"/>
           <w:szCs w:val="20"/>
         </w:rPr>
-        <w:t xml:space="preserve">seleciona pelo menos uma função do catálogo oficial (ex: Garçom, Bartender) e define seu raio (ex: 15 km),</w:t>
+        <w:t xml:space="preserve">seleciona pelo menos uma função do catálogo oficial (ex: Garçom, Bartender), informa o ponto base e marca a grade semanal de disponibilidade,</w:t>
       </w:r>
     </w:p>
     <w:p>
@@ -4278,7 +4369,7 @@
           <w:sz w:val="20"/>
           <w:szCs w:val="20"/>
         </w:rPr>
-        <w:t xml:space="preserve">os critérios de elegibilidade daquele perfil são atualizados no repositório de dados.</w:t>
+        <w:t xml:space="preserve">os critérios de elegibilidade daquele perfil passam a valer na próxima notificação, sem novo login; a distância até a vaga (até 15 km) é calculada a partir do ponto base, e não há raio a configurar.</w:t>
       </w:r>
     </w:p>
     <w:p>
@@ -4294,7 +4385,98 @@
           <w:sz w:val="20"/>
           <w:szCs w:val="20"/>
         </w:rPr>
-        <w:t xml:space="preserve">• Cenário 2: Perfil sem funções selecionadas</w:t>
+        <w:t xml:space="preserve">• Cenário 2: Disponível agora</w:t>
+      </w:r>
+    </w:p>
+    <w:p>
+      <w:pPr>
+        <w:ind w:left="240"/>
+        <w:spacing w:before="0" w:after="20" w:line="264" w:lineRule="auto"/>
+      </w:pPr>
+      <w:r>
+        <w:rPr>
+          <w:rFonts w:ascii="SF Pro Display" w:hAnsi="SF Pro Display" w:cs="SF Pro Display"/>
+          <w:b/>
+          <w:color w:val="2FA84F"/>
+          <w:sz w:val="20"/>
+          <w:szCs w:val="20"/>
+        </w:rPr>
+        <w:t xml:space="preserve">Dado que </w:t>
+      </w:r>
+      <w:r>
+        <w:rPr>
+          <w:rFonts w:ascii="SF Pro Display" w:hAnsi="SF Pro Display" w:cs="SF Pro Display"/>
+          <w:color w:val="1A1A1A"/>
+          <w:sz w:val="20"/>
+          <w:szCs w:val="20"/>
+        </w:rPr>
+        <w:t xml:space="preserve">o profissional está livre fora da grade semanal,</w:t>
+      </w:r>
+    </w:p>
+    <w:p>
+      <w:pPr>
+        <w:ind w:left="240"/>
+        <w:spacing w:before="0" w:after="20" w:line="264" w:lineRule="auto"/>
+      </w:pPr>
+      <w:r>
+        <w:rPr>
+          <w:rFonts w:ascii="SF Pro Display" w:hAnsi="SF Pro Display" w:cs="SF Pro Display"/>
+          <w:b/>
+          <w:color w:val="2FA84F"/>
+          <w:sz w:val="20"/>
+          <w:szCs w:val="20"/>
+        </w:rPr>
+        <w:t xml:space="preserve">Quando </w:t>
+      </w:r>
+      <w:r>
+        <w:rPr>
+          <w:rFonts w:ascii="SF Pro Display" w:hAnsi="SF Pro Display" w:cs="SF Pro Display"/>
+          <w:color w:val="1A1A1A"/>
+          <w:sz w:val="20"/>
+          <w:szCs w:val="20"/>
+        </w:rPr>
+        <w:t xml:space="preserve">toca em 'Disponível agora',</w:t>
+      </w:r>
+    </w:p>
+    <w:p>
+      <w:pPr>
+        <w:ind w:left="240"/>
+        <w:spacing w:before="0" w:after="60" w:line="264" w:lineRule="auto"/>
+      </w:pPr>
+      <w:r>
+        <w:rPr>
+          <w:rFonts w:ascii="SF Pro Display" w:hAnsi="SF Pro Display" w:cs="SF Pro Display"/>
+          <w:b/>
+          <w:color w:val="2FA84F"/>
+          <w:sz w:val="20"/>
+          <w:szCs w:val="20"/>
+        </w:rPr>
+        <w:t xml:space="preserve">Então </w:t>
+      </w:r>
+      <w:r>
+        <w:rPr>
+          <w:rFonts w:ascii="SF Pro Display" w:hAnsi="SF Pro Display" w:cs="SF Pro Display"/>
+          <w:color w:val="1A1A1A"/>
+          <w:sz w:val="20"/>
+          <w:szCs w:val="20"/>
+        </w:rPr>
+        <w:t xml:space="preserve">ele passa a receber notificações de vagas da sua função perto do ponto base até desligar a opção.</w:t>
+      </w:r>
+    </w:p>
+    <w:p>
+      <w:pPr>
+        <w:ind w:left="120"/>
+        <w:spacing w:before="40" w:after="20" w:line="264" w:lineRule="auto"/>
+      </w:pPr>
+      <w:r>
+        <w:rPr>
+          <w:rFonts w:ascii="SF Pro Display" w:hAnsi="SF Pro Display" w:cs="SF Pro Display"/>
+          <w:b/>
+          <w:color w:val="1A1A1A"/>
+          <w:sz w:val="20"/>
+          <w:szCs w:val="20"/>
+        </w:rPr>
+        <w:t xml:space="preserve">• Cenário 3: Perfil sem funções selecionadas</w:t>
       </w:r>
     </w:p>
     <w:p>
@@ -4517,7 +4699,7 @@
                 <w:sz w:val="20"/>
                 <w:szCs w:val="20"/>
               </w:rPr>
-              <w:t xml:space="preserve">RF02, RN02</w:t>
+              <w:t xml:space="preserve">RF02, RN15, RN20</w:t>
             </w:r>
           </w:p>
         </w:tc>
@@ -4684,7 +4866,7 @@
           <w:sz w:val="20"/>
           <w:szCs w:val="20"/>
         </w:rPr>
-        <w:t xml:space="preserve">“quero cadastrar meu restaurante com CNPJ, Razão Social, Nome Fantasia, endereço completo e contato do responsável,”</w:t>
+        <w:t xml:space="preserve">“quero cadastrar meu restaurante ou negócio, de qualquer setor, com CNPJ (ou CPF, quando for pessoa física), Razão Social, Nome Fantasia, endereço completo e contato do responsável,”</w:t>
       </w:r>
     </w:p>
     <w:p>
@@ -4975,7 +5157,7 @@
                 <w:sz w:val="20"/>
                 <w:szCs w:val="20"/>
               </w:rPr>
-              <w:t xml:space="preserve">RF04, RN02, RN03, RN04</w:t>
+              <w:t xml:space="preserve">RF04, RN02, RN03, RN04, RN24</w:t>
             </w:r>
           </w:p>
         </w:tc>
@@ -5142,7 +5324,7 @@
           <w:sz w:val="20"/>
           <w:szCs w:val="20"/>
         </w:rPr>
-        <w:t xml:space="preserve">“quero publicar um turno avulso preenchendo apenas função, data, horário de início/fim, valor líquido da diária e orientações de vestimenta,”</w:t>
+        <w:t xml:space="preserve">“quero publicar um turno avulso preenchendo só função, data, horário de início/fim, endereço, valor líquido da diária, número de posições, o que está incluso (refeição, transporte e material próprio) e quem recebe o profissional no local,”</w:t>
       </w:r>
     </w:p>
     <w:p>
@@ -5214,7 +5396,7 @@
           <w:sz w:val="20"/>
           <w:szCs w:val="20"/>
         </w:rPr>
-        <w:t xml:space="preserve">o contratante preenche data, horário, função 'Garçom' e valor de R$ 140,00,</w:t>
+        <w:t xml:space="preserve">o contratante preenche data, horário, endereço, função 'Garçom', valor de R$ 140,00, o que está incluso e o nome de quem recebe no local,</w:t>
       </w:r>
     </w:p>
     <w:p>
@@ -5264,7 +5446,7 @@
           <w:sz w:val="20"/>
           <w:szCs w:val="20"/>
         </w:rPr>
-        <w:t xml:space="preserve">a vaga é gravada com status 'Aberta' e o motor de despacho é acionado em menos de 1 segundo.</w:t>
+        <w:t xml:space="preserve">a vaga é gravada com status 'Aberta' e o motor de despacho é acionado em menos de 1 segundo; traje, rateio dos 10% da taxa de serviço e observações ficam como campos opcionais.</w:t>
       </w:r>
     </w:p>
     <w:p>
@@ -5280,7 +5462,7 @@
           <w:sz w:val="20"/>
           <w:szCs w:val="20"/>
         </w:rPr>
-        <w:t xml:space="preserve">• Cenário 2: Tentativa de publicação com valor abaixo do piso ou horário inválido</w:t>
+        <w:t xml:space="preserve">• Cenário 2: Tentativa de publicação com campo obrigatório ausente ou horário inválido</w:t>
       </w:r>
     </w:p>
     <w:p>
@@ -5305,7 +5487,7 @@
           <w:sz w:val="20"/>
           <w:szCs w:val="20"/>
         </w:rPr>
-        <w:t xml:space="preserve">o contratante tenta publicar turno com diária menor que o mínimo configurado ou horário fim anterior ao início,</w:t>
+        <w:t xml:space="preserve">o contratante tenta publicar turno sem um campo obrigatório da RN02 ou com horário de fim anterior ao início,</w:t>
       </w:r>
     </w:p>
     <w:p>
@@ -5356,6 +5538,97 @@
           <w:szCs w:val="20"/>
         </w:rPr>
         <w:t xml:space="preserve">o sistema bloqueia o envio e destaca o campo inválido com aviso contextual.</w:t>
+      </w:r>
+    </w:p>
+    <w:p>
+      <w:pPr>
+        <w:ind w:left="120"/>
+        <w:spacing w:before="40" w:after="20" w:line="264" w:lineRule="auto"/>
+      </w:pPr>
+      <w:r>
+        <w:rPr>
+          <w:rFonts w:ascii="SF Pro Display" w:hAnsi="SF Pro Display" w:cs="SF Pro Display"/>
+          <w:b/>
+          <w:color w:val="1A1A1A"/>
+          <w:sz w:val="20"/>
+          <w:szCs w:val="20"/>
+        </w:rPr>
+        <w:t xml:space="preserve">• Cenário 3: Modo seleção em vaga próxima demais</w:t>
+      </w:r>
+    </w:p>
+    <w:p>
+      <w:pPr>
+        <w:ind w:left="240"/>
+        <w:spacing w:before="0" w:after="20" w:line="264" w:lineRule="auto"/>
+      </w:pPr>
+      <w:r>
+        <w:rPr>
+          <w:rFonts w:ascii="SF Pro Display" w:hAnsi="SF Pro Display" w:cs="SF Pro Display"/>
+          <w:b/>
+          <w:color w:val="2FA84F"/>
+          <w:sz w:val="20"/>
+          <w:szCs w:val="20"/>
+        </w:rPr>
+        <w:t xml:space="preserve">Dado que </w:t>
+      </w:r>
+      <w:r>
+        <w:rPr>
+          <w:rFonts w:ascii="SF Pro Display" w:hAnsi="SF Pro Display" w:cs="SF Pro Display"/>
+          <w:color w:val="1A1A1A"/>
+          <w:sz w:val="20"/>
+          <w:szCs w:val="20"/>
+        </w:rPr>
+        <w:t xml:space="preserve">o contratante escolhe o modo seleção para uma vaga que começa em menos de 24 horas,</w:t>
+      </w:r>
+    </w:p>
+    <w:p>
+      <w:pPr>
+        <w:ind w:left="240"/>
+        <w:spacing w:before="0" w:after="20" w:line="264" w:lineRule="auto"/>
+      </w:pPr>
+      <w:r>
+        <w:rPr>
+          <w:rFonts w:ascii="SF Pro Display" w:hAnsi="SF Pro Display" w:cs="SF Pro Display"/>
+          <w:b/>
+          <w:color w:val="2FA84F"/>
+          <w:sz w:val="20"/>
+          <w:szCs w:val="20"/>
+        </w:rPr>
+        <w:t xml:space="preserve">Quando </w:t>
+      </w:r>
+      <w:r>
+        <w:rPr>
+          <w:rFonts w:ascii="SF Pro Display" w:hAnsi="SF Pro Display" w:cs="SF Pro Display"/>
+          <w:color w:val="1A1A1A"/>
+          <w:sz w:val="20"/>
+          <w:szCs w:val="20"/>
+        </w:rPr>
+        <w:t xml:space="preserve">tenta publicar,</w:t>
+      </w:r>
+    </w:p>
+    <w:p>
+      <w:pPr>
+        <w:ind w:left="240"/>
+        <w:spacing w:before="0" w:after="60" w:line="264" w:lineRule="auto"/>
+      </w:pPr>
+      <w:r>
+        <w:rPr>
+          <w:rFonts w:ascii="SF Pro Display" w:hAnsi="SF Pro Display" w:cs="SF Pro Display"/>
+          <w:b/>
+          <w:color w:val="2FA84F"/>
+          <w:sz w:val="20"/>
+          <w:szCs w:val="20"/>
+        </w:rPr>
+        <w:t xml:space="preserve">Então </w:t>
+      </w:r>
+      <w:r>
+        <w:rPr>
+          <w:rFonts w:ascii="SF Pro Display" w:hAnsi="SF Pro Display" w:cs="SF Pro Display"/>
+          <w:color w:val="1A1A1A"/>
+          <w:sz w:val="20"/>
+          <w:szCs w:val="20"/>
+        </w:rPr>
+        <w:t xml:space="preserve">o sistema informa que vaga com menos de 24 horas de antecedência é sempre do modo urgência (RN24).</w:t>
       </w:r>
     </w:p>
     <w:p>
@@ -6271,7 +6544,7 @@
           <w:sz w:val="30"/>
           <w:szCs w:val="30"/>
         </w:rPr>
-        <w:t xml:space="preserve">US07: Notificação Ativa em Levas Ordenada por Confiabilidade</w:t>
+        <w:t xml:space="preserve">US07: Notificação Única por Proximidade, com Teto e Agrupamento</w:t>
       </w:r>
     </w:p>
     <w:tbl>
@@ -6398,7 +6671,7 @@
                 <w:sz w:val="20"/>
                 <w:szCs w:val="20"/>
               </w:rPr>
-              <w:t xml:space="preserve">RF06, RN05, RN06</w:t>
+              <w:t xml:space="preserve">RF06, RN05, RN06, RN23</w:t>
             </w:r>
           </w:p>
         </w:tc>
@@ -6565,7 +6838,7 @@
           <w:sz w:val="20"/>
           <w:szCs w:val="20"/>
         </w:rPr>
-        <w:t xml:space="preserve">“quero disparar notificações push em levas sucessivas para os profissionais elegíveis mais próximos e mais confiáveis primeiro,”</w:t>
+        <w:t xml:space="preserve">“quero notificar a vaga, de uma vez, a todos os profissionais elegíveis — com a função, disponíveis no horário e a até 15 km do local — respeitando o teto de uma notificação a cada 30 minutos por pessoa,”</w:t>
       </w:r>
     </w:p>
     <w:p>
@@ -6581,7 +6854,7 @@
           <w:sz w:val="20"/>
           <w:szCs w:val="20"/>
         </w:rPr>
-        <w:t xml:space="preserve">“para que as melhores vagas sejam preenchidas com segurança sem saturar todos os usuários simultaneamente.”</w:t>
+        <w:t xml:space="preserve">“para que a vaga chegue a quem pode aceitá-la sem transformar a notificação em ruído que o usuário aprende a ignorar.”</w:t>
       </w:r>
     </w:p>
     <w:p>
@@ -6612,7 +6885,7 @@
           <w:sz w:val="20"/>
           <w:szCs w:val="20"/>
         </w:rPr>
-        <w:t xml:space="preserve">• Cenário 1: Disparo da primeira leva de elegíveis</w:t>
+        <w:t xml:space="preserve">• Cenário 1: Notificação dos elegíveis</w:t>
       </w:r>
     </w:p>
     <w:p>
@@ -6637,7 +6910,7 @@
           <w:sz w:val="20"/>
           <w:szCs w:val="20"/>
         </w:rPr>
-        <w:t xml:space="preserve">uma nova vaga de Garçom é publicada no raio de 10 km da Asa Sul,</w:t>
+        <w:t xml:space="preserve">uma nova vaga de Garçom é publicada na Asa Sul,</w:t>
       </w:r>
     </w:p>
     <w:p>
@@ -6687,7 +6960,7 @@
           <w:sz w:val="20"/>
           <w:szCs w:val="20"/>
         </w:rPr>
-        <w:t xml:space="preserve">uma notificação push é enviada para os profissionais com taxa de presença ≥ 95% e 'Chamaria de novo' positivo no raio definido.</w:t>
+        <w:t xml:space="preserve">a notificação é enviada ao provedor em até 30 segundos para todos os garçons disponíveis naquele horário a até 15 km do local, sem ordem de envio e sem levas; a taxa de comparecimento não altera quem recebe.</w:t>
       </w:r>
     </w:p>
     <w:p>
@@ -6703,7 +6976,7 @@
           <w:sz w:val="20"/>
           <w:szCs w:val="20"/>
         </w:rPr>
-        <w:t xml:space="preserve">• Cenário 2: Transbordamento para levas seguintes por ausência de aceite</w:t>
+        <w:t xml:space="preserve">• Cenário 2: Várias vagas em pouco tempo</w:t>
       </w:r>
     </w:p>
     <w:p>
@@ -6728,7 +7001,7 @@
           <w:sz w:val="20"/>
           <w:szCs w:val="20"/>
         </w:rPr>
-        <w:t xml:space="preserve">a primeira leva não preenche a vaga dentro do intervalo de tolerância da leva (ex: 5 minutos),</w:t>
+        <w:t xml:space="preserve">três vagas compatíveis com o mesmo profissional são publicadas em menos de 30 minutos,</w:t>
       </w:r>
     </w:p>
     <w:p>
@@ -6753,7 +7026,7 @@
           <w:sz w:val="20"/>
           <w:szCs w:val="20"/>
         </w:rPr>
-        <w:t xml:space="preserve">o temporizador expira,</w:t>
+        <w:t xml:space="preserve">o motor de despacho monta as notificações,</w:t>
       </w:r>
     </w:p>
     <w:p>
@@ -6778,7 +7051,189 @@
           <w:sz w:val="20"/>
           <w:szCs w:val="20"/>
         </w:rPr>
-        <w:t xml:space="preserve">o sistema amplia a elegibilidade e notifica a próxima leva de profissionais cadastrados.</w:t>
+        <w:t xml:space="preserve">o profissional recebe uma única notificação agrupada ('3 vagas novas perto de você'), e nunca mais de uma a cada 30 minutos.</w:t>
+      </w:r>
+    </w:p>
+    <w:p>
+      <w:pPr>
+        <w:ind w:left="120"/>
+        <w:spacing w:before="40" w:after="20" w:line="264" w:lineRule="auto"/>
+      </w:pPr>
+      <w:r>
+        <w:rPr>
+          <w:rFonts w:ascii="SF Pro Display" w:hAnsi="SF Pro Display" w:cs="SF Pro Display"/>
+          <w:b/>
+          <w:color w:val="1A1A1A"/>
+          <w:sz w:val="20"/>
+          <w:szCs w:val="20"/>
+        </w:rPr>
+        <w:t xml:space="preserve">• Cenário 3: Vaga urgente começando em menos de 2 horas</w:t>
+      </w:r>
+    </w:p>
+    <w:p>
+      <w:pPr>
+        <w:ind w:left="240"/>
+        <w:spacing w:before="0" w:after="20" w:line="264" w:lineRule="auto"/>
+      </w:pPr>
+      <w:r>
+        <w:rPr>
+          <w:rFonts w:ascii="SF Pro Display" w:hAnsi="SF Pro Display" w:cs="SF Pro Display"/>
+          <w:b/>
+          <w:color w:val="2FA84F"/>
+          <w:sz w:val="20"/>
+          <w:szCs w:val="20"/>
+        </w:rPr>
+        <w:t xml:space="preserve">Dado que </w:t>
+      </w:r>
+      <w:r>
+        <w:rPr>
+          <w:rFonts w:ascii="SF Pro Display" w:hAnsi="SF Pro Display" w:cs="SF Pro Display"/>
+          <w:color w:val="1A1A1A"/>
+          <w:sz w:val="20"/>
+          <w:szCs w:val="20"/>
+        </w:rPr>
+        <w:t xml:space="preserve">uma vaga do modo urgência começa em menos de 2 horas,</w:t>
+      </w:r>
+    </w:p>
+    <w:p>
+      <w:pPr>
+        <w:ind w:left="240"/>
+        <w:spacing w:before="0" w:after="20" w:line="264" w:lineRule="auto"/>
+      </w:pPr>
+      <w:r>
+        <w:rPr>
+          <w:rFonts w:ascii="SF Pro Display" w:hAnsi="SF Pro Display" w:cs="SF Pro Display"/>
+          <w:b/>
+          <w:color w:val="2FA84F"/>
+          <w:sz w:val="20"/>
+          <w:szCs w:val="20"/>
+        </w:rPr>
+        <w:t xml:space="preserve">Quando </w:t>
+      </w:r>
+      <w:r>
+        <w:rPr>
+          <w:rFonts w:ascii="SF Pro Display" w:hAnsi="SF Pro Display" w:cs="SF Pro Display"/>
+          <w:color w:val="1A1A1A"/>
+          <w:sz w:val="20"/>
+          <w:szCs w:val="20"/>
+        </w:rPr>
+        <w:t xml:space="preserve">o motor de despacho monta as notificações,</w:t>
+      </w:r>
+    </w:p>
+    <w:p>
+      <w:pPr>
+        <w:ind w:left="240"/>
+        <w:spacing w:before="0" w:after="60" w:line="264" w:lineRule="auto"/>
+      </w:pPr>
+      <w:r>
+        <w:rPr>
+          <w:rFonts w:ascii="SF Pro Display" w:hAnsi="SF Pro Display" w:cs="SF Pro Display"/>
+          <w:b/>
+          <w:color w:val="2FA84F"/>
+          <w:sz w:val="20"/>
+          <w:szCs w:val="20"/>
+        </w:rPr>
+        <w:t xml:space="preserve">Então </w:t>
+      </w:r>
+      <w:r>
+        <w:rPr>
+          <w:rFonts w:ascii="SF Pro Display" w:hAnsi="SF Pro Display" w:cs="SF Pro Display"/>
+          <w:color w:val="1A1A1A"/>
+          <w:sz w:val="20"/>
+          <w:szCs w:val="20"/>
+        </w:rPr>
+        <w:t xml:space="preserve">a vaga fura o agrupamento e é notificada na hora, mas conta no teto de 30 minutos daquele profissional.</w:t>
+      </w:r>
+    </w:p>
+    <w:p>
+      <w:pPr>
+        <w:ind w:left="120"/>
+        <w:spacing w:before="40" w:after="20" w:line="264" w:lineRule="auto"/>
+      </w:pPr>
+      <w:r>
+        <w:rPr>
+          <w:rFonts w:ascii="SF Pro Display" w:hAnsi="SF Pro Display" w:cs="SF Pro Display"/>
+          <w:b/>
+          <w:color w:val="1A1A1A"/>
+          <w:sz w:val="20"/>
+          <w:szCs w:val="20"/>
+        </w:rPr>
+        <w:t xml:space="preserve">• Cenário 4: Ninguém é elegível</w:t>
+      </w:r>
+    </w:p>
+    <w:p>
+      <w:pPr>
+        <w:ind w:left="240"/>
+        <w:spacing w:before="0" w:after="20" w:line="264" w:lineRule="auto"/>
+      </w:pPr>
+      <w:r>
+        <w:rPr>
+          <w:rFonts w:ascii="SF Pro Display" w:hAnsi="SF Pro Display" w:cs="SF Pro Display"/>
+          <w:b/>
+          <w:color w:val="2FA84F"/>
+          <w:sz w:val="20"/>
+          <w:szCs w:val="20"/>
+        </w:rPr>
+        <w:t xml:space="preserve">Dado que </w:t>
+      </w:r>
+      <w:r>
+        <w:rPr>
+          <w:rFonts w:ascii="SF Pro Display" w:hAnsi="SF Pro Display" w:cs="SF Pro Display"/>
+          <w:color w:val="1A1A1A"/>
+          <w:sz w:val="20"/>
+          <w:szCs w:val="20"/>
+        </w:rPr>
+        <w:t xml:space="preserve">não há profissional com a função disponível a até 15 km,</w:t>
+      </w:r>
+    </w:p>
+    <w:p>
+      <w:pPr>
+        <w:ind w:left="240"/>
+        <w:spacing w:before="0" w:after="20" w:line="264" w:lineRule="auto"/>
+      </w:pPr>
+      <w:r>
+        <w:rPr>
+          <w:rFonts w:ascii="SF Pro Display" w:hAnsi="SF Pro Display" w:cs="SF Pro Display"/>
+          <w:b/>
+          <w:color w:val="2FA84F"/>
+          <w:sz w:val="20"/>
+          <w:szCs w:val="20"/>
+        </w:rPr>
+        <w:t xml:space="preserve">Quando </w:t>
+      </w:r>
+      <w:r>
+        <w:rPr>
+          <w:rFonts w:ascii="SF Pro Display" w:hAnsi="SF Pro Display" w:cs="SF Pro Display"/>
+          <w:color w:val="1A1A1A"/>
+          <w:sz w:val="20"/>
+          <w:szCs w:val="20"/>
+        </w:rPr>
+        <w:t xml:space="preserve">o motor de despacho termina a seleção,</w:t>
+      </w:r>
+    </w:p>
+    <w:p>
+      <w:pPr>
+        <w:ind w:left="240"/>
+        <w:spacing w:before="0" w:after="60" w:line="264" w:lineRule="auto"/>
+      </w:pPr>
+      <w:r>
+        <w:rPr>
+          <w:rFonts w:ascii="SF Pro Display" w:hAnsi="SF Pro Display" w:cs="SF Pro Display"/>
+          <w:b/>
+          <w:color w:val="2FA84F"/>
+          <w:sz w:val="20"/>
+          <w:szCs w:val="20"/>
+        </w:rPr>
+        <w:t xml:space="preserve">Então </w:t>
+      </w:r>
+      <w:r>
+        <w:rPr>
+          <w:rFonts w:ascii="SF Pro Display" w:hAnsi="SF Pro Display" w:cs="SF Pro Display"/>
+          <w:color w:val="1A1A1A"/>
+          <w:sz w:val="20"/>
+          <w:szCs w:val="20"/>
+        </w:rPr>
+        <w:t xml:space="preserve">ninguém fora dos critérios é notificado, a vaga continua na lista de todo o DF e o contratante recebe o alerta de vaga vazia na janela crítica.</w:t>
       </w:r>
     </w:p>
     <w:p>
@@ -6799,7 +7254,7 @@
           <w:sz w:val="30"/>
           <w:szCs w:val="30"/>
         </w:rPr>
-        <w:t xml:space="preserve">US08: Feed de Oportunidades Próximas para Busca Passiva</w:t>
+        <w:t xml:space="preserve">US08: Lista de Vagas de Todo o DF</w:t>
       </w:r>
     </w:p>
     <w:tbl>
@@ -7093,7 +7548,7 @@
           <w:sz w:val="20"/>
           <w:szCs w:val="20"/>
         </w:rPr>
-        <w:t xml:space="preserve">“quero abrir o app e visualizar um feed com vagas abertas na minha região ordenadas por distância e horário de início,”</w:t>
+        <w:t xml:space="preserve">“quero abrir o app e ver todas as vagas abertas do DF, das mais próximas para as mais distantes, com filtros por função, data e distância,”</w:t>
       </w:r>
     </w:p>
     <w:p>
@@ -7140,7 +7595,7 @@
           <w:sz w:val="20"/>
           <w:szCs w:val="20"/>
         </w:rPr>
-        <w:t xml:space="preserve">• Cenário 1: Visualização do feed geolocalizado</w:t>
+        <w:t xml:space="preserve">• Cenário 1: Visualização da lista</w:t>
       </w:r>
     </w:p>
     <w:p>
@@ -7190,7 +7645,7 @@
           <w:sz w:val="20"/>
           <w:szCs w:val="20"/>
         </w:rPr>
-        <w:t xml:space="preserve">o app consulta a localização atual,</w:t>
+        <w:t xml:space="preserve">o app ordena as vagas pela distância até o ponto base do profissional,</w:t>
       </w:r>
     </w:p>
     <w:p>
@@ -7215,7 +7670,98 @@
           <w:sz w:val="20"/>
           <w:szCs w:val="20"/>
         </w:rPr>
-        <w:t xml:space="preserve">são exibidos cartões claros com nome do local, bairro, função, horário e valor líquido da diária.</w:t>
+        <w:t xml:space="preserve">são exibidos cartões claros com nome do local, bairro, função, horário, valor líquido da diária e o que está incluso; vagas de outro estado aparecem no fim.</w:t>
+      </w:r>
+    </w:p>
+    <w:p>
+      <w:pPr>
+        <w:ind w:left="120"/>
+        <w:spacing w:before="40" w:after="20" w:line="264" w:lineRule="auto"/>
+      </w:pPr>
+      <w:r>
+        <w:rPr>
+          <w:rFonts w:ascii="SF Pro Display" w:hAnsi="SF Pro Display" w:cs="SF Pro Display"/>
+          <w:b/>
+          <w:color w:val="1A1A1A"/>
+          <w:sz w:val="20"/>
+          <w:szCs w:val="20"/>
+        </w:rPr>
+        <w:t xml:space="preserve">• Cenário 2: Filtro</w:t>
+      </w:r>
+    </w:p>
+    <w:p>
+      <w:pPr>
+        <w:ind w:left="240"/>
+        <w:spacing w:before="0" w:after="20" w:line="264" w:lineRule="auto"/>
+      </w:pPr>
+      <w:r>
+        <w:rPr>
+          <w:rFonts w:ascii="SF Pro Display" w:hAnsi="SF Pro Display" w:cs="SF Pro Display"/>
+          <w:b/>
+          <w:color w:val="2FA84F"/>
+          <w:sz w:val="20"/>
+          <w:szCs w:val="20"/>
+        </w:rPr>
+        <w:t xml:space="preserve">Dado que </w:t>
+      </w:r>
+      <w:r>
+        <w:rPr>
+          <w:rFonts w:ascii="SF Pro Display" w:hAnsi="SF Pro Display" w:cs="SF Pro Display"/>
+          <w:color w:val="1A1A1A"/>
+          <w:sz w:val="20"/>
+          <w:szCs w:val="20"/>
+        </w:rPr>
+        <w:t xml:space="preserve">o profissional quer só vagas de bartender no fim de semana,</w:t>
+      </w:r>
+    </w:p>
+    <w:p>
+      <w:pPr>
+        <w:ind w:left="240"/>
+        <w:spacing w:before="0" w:after="20" w:line="264" w:lineRule="auto"/>
+      </w:pPr>
+      <w:r>
+        <w:rPr>
+          <w:rFonts w:ascii="SF Pro Display" w:hAnsi="SF Pro Display" w:cs="SF Pro Display"/>
+          <w:b/>
+          <w:color w:val="2FA84F"/>
+          <w:sz w:val="20"/>
+          <w:szCs w:val="20"/>
+        </w:rPr>
+        <w:t xml:space="preserve">Quando </w:t>
+      </w:r>
+      <w:r>
+        <w:rPr>
+          <w:rFonts w:ascii="SF Pro Display" w:hAnsi="SF Pro Display" w:cs="SF Pro Display"/>
+          <w:color w:val="1A1A1A"/>
+          <w:sz w:val="20"/>
+          <w:szCs w:val="20"/>
+        </w:rPr>
+        <w:t xml:space="preserve">aplica os filtros de função e data,</w:t>
+      </w:r>
+    </w:p>
+    <w:p>
+      <w:pPr>
+        <w:ind w:left="240"/>
+        <w:spacing w:before="0" w:after="60" w:line="264" w:lineRule="auto"/>
+      </w:pPr>
+      <w:r>
+        <w:rPr>
+          <w:rFonts w:ascii="SF Pro Display" w:hAnsi="SF Pro Display" w:cs="SF Pro Display"/>
+          <w:b/>
+          <w:color w:val="2FA84F"/>
+          <w:sz w:val="20"/>
+          <w:szCs w:val="20"/>
+        </w:rPr>
+        <w:t xml:space="preserve">Então </w:t>
+      </w:r>
+      <w:r>
+        <w:rPr>
+          <w:rFonts w:ascii="SF Pro Display" w:hAnsi="SF Pro Display" w:cs="SF Pro Display"/>
+          <w:color w:val="1A1A1A"/>
+          <w:sz w:val="20"/>
+          <w:szCs w:val="20"/>
+        </w:rPr>
+        <w:t xml:space="preserve">a lista mostra só essas vagas, mantendo a ordem por distância.</w:t>
       </w:r>
     </w:p>
     <w:p>
@@ -7236,7 +7782,7 @@
           <w:sz w:val="30"/>
           <w:szCs w:val="30"/>
         </w:rPr>
-        <w:t xml:space="preserve">US09: Priorização da Equipe de Confiança no Despacho</w:t>
+        <w:t xml:space="preserve">US09: Equipe de Confiança Sempre Notificada</w:t>
       </w:r>
     </w:p>
     <w:tbl>
@@ -7363,7 +7909,7 @@
                 <w:sz w:val="20"/>
                 <w:szCs w:val="20"/>
               </w:rPr>
-              <w:t xml:space="preserve">RF18</w:t>
+              <w:t xml:space="preserve">RF18, RN05</w:t>
             </w:r>
           </w:p>
         </w:tc>
@@ -7530,7 +8076,7 @@
           <w:sz w:val="20"/>
           <w:szCs w:val="20"/>
         </w:rPr>
-        <w:t xml:space="preserve">“quero que o sistema notifique meus 'Favoritos' com 10 minutos de antecedência antes de abrir para a praça geral,”</w:t>
+        <w:t xml:space="preserve">“quero que a minha equipe de confiança sempre receba a notificação das vagas da minha casa, mesmo quem mora além de 15 km,”</w:t>
       </w:r>
     </w:p>
     <w:p>
@@ -7546,7 +8092,7 @@
           <w:sz w:val="20"/>
           <w:szCs w:val="20"/>
         </w:rPr>
-        <w:t xml:space="preserve">“para prestigiar quem já prestou excelente serviço na minha casa.”</w:t>
+        <w:t xml:space="preserve">“para chamar de novo quem já prestou excelente serviço aqui.”</w:t>
       </w:r>
     </w:p>
     <w:p>
@@ -7577,7 +8123,7 @@
           <w:sz w:val="20"/>
           <w:szCs w:val="20"/>
         </w:rPr>
-        <w:t xml:space="preserve">• Cenário 1: Vaga despachada com exclusividade temporária</w:t>
+        <w:t xml:space="preserve">• Cenário 1: Vaga notificada à equipe de confiança</w:t>
       </w:r>
     </w:p>
     <w:p>
@@ -7602,7 +8148,7 @@
           <w:sz w:val="20"/>
           <w:szCs w:val="20"/>
         </w:rPr>
-        <w:t xml:space="preserve">o contratante marca a opção 'Priorizar Equipe de Confiança',</w:t>
+        <w:t xml:space="preserve">um profissional da equipe de confiança tem a função e está disponível, mas mora a 22 km do local,</w:t>
       </w:r>
     </w:p>
     <w:p>
@@ -7652,34 +8198,104 @@
           <w:sz w:val="20"/>
           <w:szCs w:val="20"/>
         </w:rPr>
-        <w:t xml:space="preserve">apenas profissionais favoritados por aquele contratante recebem o push nos primeiros 10 minutos.</w:t>
+        <w:t xml:space="preserve">ele recebe a notificação junto com os demais elegíveis, sem exclusividade de tempo e sem atrasar os outros.</w:t>
+      </w:r>
+    </w:p>
+    <w:p>
+      <w:pPr>
+        <w:ind w:left="120"/>
+        <w:spacing w:before="40" w:after="20" w:line="264" w:lineRule="auto"/>
+      </w:pPr>
+      <w:r>
+        <w:rPr>
+          <w:rFonts w:ascii="SF Pro Display" w:hAnsi="SF Pro Display" w:cs="SF Pro Display"/>
+          <w:b/>
+          <w:color w:val="1A1A1A"/>
+          <w:sz w:val="20"/>
+          <w:szCs w:val="20"/>
+        </w:rPr>
+        <w:t xml:space="preserve">• Cenário 2: Profissional da equipe indisponível</w:t>
+      </w:r>
+    </w:p>
+    <w:p>
+      <w:pPr>
+        <w:ind w:left="240"/>
+        <w:spacing w:before="0" w:after="20" w:line="264" w:lineRule="auto"/>
+      </w:pPr>
+      <w:r>
+        <w:rPr>
+          <w:rFonts w:ascii="SF Pro Display" w:hAnsi="SF Pro Display" w:cs="SF Pro Display"/>
+          <w:b/>
+          <w:color w:val="2FA84F"/>
+          <w:sz w:val="20"/>
+          <w:szCs w:val="20"/>
+        </w:rPr>
+        <w:t xml:space="preserve">Dado que </w:t>
+      </w:r>
+      <w:r>
+        <w:rPr>
+          <w:rFonts w:ascii="SF Pro Display" w:hAnsi="SF Pro Display" w:cs="SF Pro Display"/>
+          <w:color w:val="1A1A1A"/>
+          <w:sz w:val="20"/>
+          <w:szCs w:val="20"/>
+        </w:rPr>
+        <w:t xml:space="preserve">o profissional da equipe não tem a função da vaga ou não está disponível no horário,</w:t>
+      </w:r>
+    </w:p>
+    <w:p>
+      <w:pPr>
+        <w:ind w:left="240"/>
+        <w:spacing w:before="0" w:after="20" w:line="264" w:lineRule="auto"/>
+      </w:pPr>
+      <w:r>
+        <w:rPr>
+          <w:rFonts w:ascii="SF Pro Display" w:hAnsi="SF Pro Display" w:cs="SF Pro Display"/>
+          <w:b/>
+          <w:color w:val="2FA84F"/>
+          <w:sz w:val="20"/>
+          <w:szCs w:val="20"/>
+        </w:rPr>
+        <w:t xml:space="preserve">Quando </w:t>
+      </w:r>
+      <w:r>
+        <w:rPr>
+          <w:rFonts w:ascii="SF Pro Display" w:hAnsi="SF Pro Display" w:cs="SF Pro Display"/>
+          <w:color w:val="1A1A1A"/>
+          <w:sz w:val="20"/>
+          <w:szCs w:val="20"/>
+        </w:rPr>
+        <w:t xml:space="preserve">a vaga é despachada,</w:t>
+      </w:r>
+    </w:p>
+    <w:p>
+      <w:pPr>
+        <w:ind w:left="240"/>
+        <w:spacing w:before="0" w:after="60" w:line="264" w:lineRule="auto"/>
+      </w:pPr>
+      <w:r>
+        <w:rPr>
+          <w:rFonts w:ascii="SF Pro Display" w:hAnsi="SF Pro Display" w:cs="SF Pro Display"/>
+          <w:b/>
+          <w:color w:val="2FA84F"/>
+          <w:sz w:val="20"/>
+          <w:szCs w:val="20"/>
+        </w:rPr>
+        <w:t xml:space="preserve">Então </w:t>
+      </w:r>
+      <w:r>
+        <w:rPr>
+          <w:rFonts w:ascii="SF Pro Display" w:hAnsi="SF Pro Display" w:cs="SF Pro Display"/>
+          <w:color w:val="1A1A1A"/>
+          <w:sz w:val="20"/>
+          <w:szCs w:val="20"/>
+        </w:rPr>
+        <w:t xml:space="preserve">ele não é notificado: a equipe amplia a distância, nunca os outros critérios.</w:t>
       </w:r>
     </w:p>
     <w:p>
       <w:pPr>
         <w:spacing w:before="0" w:after="160" w:line="264" w:lineRule="auto"/>
       </w:pPr>
-    </w:p>
-    <w:p>
-      <w:r>
-        <w:br w:type="page"/>
-      </w:r>
-    </w:p>
-    <w:p>
-      <w:pPr>
-        <w:keepNext/>
-        <w:spacing w:before="0" w:after="200" w:line="264" w:lineRule="auto"/>
-      </w:pPr>
-      <w:r>
-        <w:rPr>
-          <w:rFonts w:ascii="SF Pro Display" w:hAnsi="SF Pro Display" w:cs="SF Pro Display"/>
-          <w:b/>
-          <w:color w:val="1E6B3A"/>
-          <w:sz w:val="40"/>
-          <w:szCs w:val="40"/>
-        </w:rPr>
-        <w:t xml:space="preserve">ÉPICO 4: Candidatura e Confirmação Instantânea</w:t>
-      </w:r>
     </w:p>
     <w:p>
       <w:pPr>
@@ -7694,7 +8310,7 @@
           <w:sz w:val="30"/>
           <w:szCs w:val="30"/>
         </w:rPr>
-        <w:t xml:space="preserve">US10: Candidatura em Um Toque (Sem Currículo nem Chat)</w:t>
+        <w:t xml:space="preserve">US27: Entender Por Que Recebo Vagas e Pedir Revisão</w:t>
       </w:r>
     </w:p>
     <w:tbl>
@@ -7821,7 +8437,7 @@
                 <w:sz w:val="20"/>
                 <w:szCs w:val="20"/>
               </w:rPr>
-              <w:t xml:space="preserve">RF08, RN07</w:t>
+              <w:t xml:space="preserve">RF27</w:t>
             </w:r>
           </w:p>
         </w:tc>
@@ -7877,7 +8493,7 @@
                 <w:sz w:val="20"/>
                 <w:szCs w:val="20"/>
               </w:rPr>
-              <w:t xml:space="preserve">MUST HAVE</w:t>
+              <w:t xml:space="preserve">SHOULD HAVE</w:t>
             </w:r>
           </w:p>
         </w:tc>
@@ -7972,7 +8588,7 @@
           <w:sz w:val="20"/>
           <w:szCs w:val="20"/>
         </w:rPr>
-        <w:t xml:space="preserve">“Como profissional com o tempo corrido no celular,”</w:t>
+        <w:t xml:space="preserve">“Como profissional que quer entender por que recebe (ou não) notificações de vagas,”</w:t>
       </w:r>
     </w:p>
     <w:p>
@@ -7988,7 +8604,7 @@
           <w:sz w:val="20"/>
           <w:szCs w:val="20"/>
         </w:rPr>
-        <w:t xml:space="preserve">“quero me candidatar tocando em apenas um botão na notificação ou no feed,”</w:t>
+        <w:t xml:space="preserve">“quero ver os critérios do despacho e poder pedir uma revisão,”</w:t>
       </w:r>
     </w:p>
     <w:p>
@@ -8004,7 +8620,7 @@
           <w:sz w:val="20"/>
           <w:szCs w:val="20"/>
         </w:rPr>
-        <w:t xml:space="preserve">“para assegurar a oportunidade sem precisar digitar mensagens ou enviar currículo em PDF.”</w:t>
+        <w:t xml:space="preserve">“para confiar que a decisão automática é justa e contestá-la se achar que não é (LGPD, art. 20).”</w:t>
       </w:r>
     </w:p>
     <w:p>
@@ -8035,7 +8651,7 @@
           <w:sz w:val="20"/>
           <w:szCs w:val="20"/>
         </w:rPr>
-        <w:t xml:space="preserve">• Cenário 1: Aceite instantâneo via notificação push</w:t>
+        <w:t xml:space="preserve">• Cenário 1: Explicação do critério</w:t>
       </w:r>
     </w:p>
     <w:p>
@@ -8060,7 +8676,7 @@
           <w:sz w:val="20"/>
           <w:szCs w:val="20"/>
         </w:rPr>
-        <w:t xml:space="preserve">o profissional recebe o push da vaga com diária e horário,</w:t>
+        <w:t xml:space="preserve">o profissional abre 'Por que recebo vagas' no perfil,</w:t>
       </w:r>
     </w:p>
     <w:p>
@@ -8085,7 +8701,7 @@
           <w:sz w:val="20"/>
           <w:szCs w:val="20"/>
         </w:rPr>
-        <w:t xml:space="preserve">ele toca em 'Aceitar Turno' na notificação rica,</w:t>
+        <w:t xml:space="preserve">a tela carrega,</w:t>
       </w:r>
     </w:p>
     <w:p>
@@ -8110,13 +8726,125 @@
           <w:sz w:val="20"/>
           <w:szCs w:val="20"/>
         </w:rPr>
-        <w:t xml:space="preserve">sua candidatura é enviada e confirmada instantaneamente caso o turno esteja em modo urgência.</w:t>
+        <w:t xml:space="preserve">ele lê: 'Você recebe notificação de vagas da sua função, perto de você, nos horários em que marcou disponibilidade. Todas as vagas do DF aparecem na lista.'</w:t>
+      </w:r>
+    </w:p>
+    <w:p>
+      <w:pPr>
+        <w:ind w:left="120"/>
+        <w:spacing w:before="40" w:after="20" w:line="264" w:lineRule="auto"/>
+      </w:pPr>
+      <w:r>
+        <w:rPr>
+          <w:rFonts w:ascii="SF Pro Display" w:hAnsi="SF Pro Display" w:cs="SF Pro Display"/>
+          <w:b/>
+          <w:color w:val="1A1A1A"/>
+          <w:sz w:val="20"/>
+          <w:szCs w:val="20"/>
+        </w:rPr>
+        <w:t xml:space="preserve">• Cenário 2: Pedido de revisão</w:t>
+      </w:r>
+    </w:p>
+    <w:p>
+      <w:pPr>
+        <w:ind w:left="240"/>
+        <w:spacing w:before="0" w:after="20" w:line="264" w:lineRule="auto"/>
+      </w:pPr>
+      <w:r>
+        <w:rPr>
+          <w:rFonts w:ascii="SF Pro Display" w:hAnsi="SF Pro Display" w:cs="SF Pro Display"/>
+          <w:b/>
+          <w:color w:val="2FA84F"/>
+          <w:sz w:val="20"/>
+          <w:szCs w:val="20"/>
+        </w:rPr>
+        <w:t xml:space="preserve">Dado que </w:t>
+      </w:r>
+      <w:r>
+        <w:rPr>
+          <w:rFonts w:ascii="SF Pro Display" w:hAnsi="SF Pro Display" w:cs="SF Pro Display"/>
+          <w:color w:val="1A1A1A"/>
+          <w:sz w:val="20"/>
+          <w:szCs w:val="20"/>
+        </w:rPr>
+        <w:t xml:space="preserve">o profissional acha que deveria ter recebido uma vaga,</w:t>
+      </w:r>
+    </w:p>
+    <w:p>
+      <w:pPr>
+        <w:ind w:left="240"/>
+        <w:spacing w:before="0" w:after="20" w:line="264" w:lineRule="auto"/>
+      </w:pPr>
+      <w:r>
+        <w:rPr>
+          <w:rFonts w:ascii="SF Pro Display" w:hAnsi="SF Pro Display" w:cs="SF Pro Display"/>
+          <w:b/>
+          <w:color w:val="2FA84F"/>
+          <w:sz w:val="20"/>
+          <w:szCs w:val="20"/>
+        </w:rPr>
+        <w:t xml:space="preserve">Quando </w:t>
+      </w:r>
+      <w:r>
+        <w:rPr>
+          <w:rFonts w:ascii="SF Pro Display" w:hAnsi="SF Pro Display" w:cs="SF Pro Display"/>
+          <w:color w:val="1A1A1A"/>
+          <w:sz w:val="20"/>
+          <w:szCs w:val="20"/>
+        </w:rPr>
+        <w:t xml:space="preserve">toca em 'Contestar' e descreve o caso,</w:t>
+      </w:r>
+    </w:p>
+    <w:p>
+      <w:pPr>
+        <w:ind w:left="240"/>
+        <w:spacing w:before="0" w:after="60" w:line="264" w:lineRule="auto"/>
+      </w:pPr>
+      <w:r>
+        <w:rPr>
+          <w:rFonts w:ascii="SF Pro Display" w:hAnsi="SF Pro Display" w:cs="SF Pro Display"/>
+          <w:b/>
+          <w:color w:val="2FA84F"/>
+          <w:sz w:val="20"/>
+          <w:szCs w:val="20"/>
+        </w:rPr>
+        <w:t xml:space="preserve">Então </w:t>
+      </w:r>
+      <w:r>
+        <w:rPr>
+          <w:rFonts w:ascii="SF Pro Display" w:hAnsi="SF Pro Display" w:cs="SF Pro Display"/>
+          <w:color w:val="1A1A1A"/>
+          <w:sz w:val="20"/>
+          <w:szCs w:val="20"/>
+        </w:rPr>
+        <w:t xml:space="preserve">o pedido chega à Equipe Frila e é respondido em até 5 dias úteis.</w:t>
       </w:r>
     </w:p>
     <w:p>
       <w:pPr>
         <w:spacing w:before="0" w:after="160" w:line="264" w:lineRule="auto"/>
       </w:pPr>
+    </w:p>
+    <w:p>
+      <w:r>
+        <w:br w:type="page"/>
+      </w:r>
+    </w:p>
+    <w:p>
+      <w:pPr>
+        <w:keepNext/>
+        <w:spacing w:before="0" w:after="200" w:line="264" w:lineRule="auto"/>
+      </w:pPr>
+      <w:r>
+        <w:rPr>
+          <w:rFonts w:ascii="SF Pro Display" w:hAnsi="SF Pro Display" w:cs="SF Pro Display"/>
+          <w:b/>
+          <w:color w:val="1E6B3A"/>
+          <w:sz w:val="40"/>
+          <w:szCs w:val="40"/>
+        </w:rPr>
+        <w:t xml:space="preserve">ÉPICO 4: Candidatura e Confirmação Instantânea</w:t>
+      </w:r>
     </w:p>
     <w:p>
       <w:pPr>
@@ -8131,7 +8859,7 @@
           <w:sz w:val="30"/>
           <w:szCs w:val="30"/>
         </w:rPr>
-        <w:t xml:space="preserve">US11: Preenchimento Automático em Modo Urgência (First-Come, First-Served)</w:t>
+        <w:t xml:space="preserve">US10: Candidatura em Um Toque (Sem Currículo nem Chat)</w:t>
       </w:r>
     </w:p>
     <w:tbl>
@@ -8202,7 +8930,7 @@
                 <w:sz w:val="20"/>
                 <w:szCs w:val="20"/>
               </w:rPr>
-              <w:t xml:space="preserve">Marcos (Contratante)</w:t>
+              <w:t xml:space="preserve">Lucas (Profissional Freelancer)</w:t>
             </w:r>
           </w:p>
         </w:tc>
@@ -8258,7 +8986,7 @@
                 <w:sz w:val="20"/>
                 <w:szCs w:val="20"/>
               </w:rPr>
-              <w:t xml:space="preserve">RF09, RN08, RN19</w:t>
+              <w:t xml:space="preserve">RF08, RN03</w:t>
             </w:r>
           </w:p>
         </w:tc>
@@ -8370,7 +9098,7 @@
                 <w:sz w:val="20"/>
                 <w:szCs w:val="20"/>
               </w:rPr>
-              <w:t xml:space="preserve">5 Story Points</w:t>
+              <w:t xml:space="preserve">3 Story Points</w:t>
             </w:r>
           </w:p>
         </w:tc>
@@ -8409,7 +9137,7 @@
           <w:sz w:val="20"/>
           <w:szCs w:val="20"/>
         </w:rPr>
-        <w:t xml:space="preserve">“Como gerente com falta urgente de última hora,”</w:t>
+        <w:t xml:space="preserve">“Como profissional com o tempo corrido no celular,”</w:t>
       </w:r>
     </w:p>
     <w:p>
@@ -8425,7 +9153,7 @@
           <w:sz w:val="20"/>
           <w:szCs w:val="20"/>
         </w:rPr>
-        <w:t xml:space="preserve">“quero que o primeiro profissional elegível que aceitar a vaga seja confirmado automaticamente pelo sistema,”</w:t>
+        <w:t xml:space="preserve">“quero me candidatar tocando em apenas um botão na notificação ou no feed,”</w:t>
       </w:r>
     </w:p>
     <w:p>
@@ -8441,7 +9169,7 @@
           <w:sz w:val="20"/>
           <w:szCs w:val="20"/>
         </w:rPr>
-        <w:t xml:space="preserve">“para que o problema seja resolvido no menor tempo físico possível.”</w:t>
+        <w:t xml:space="preserve">“para assegurar a oportunidade sem precisar digitar mensagens ou enviar currículo em PDF.”</w:t>
       </w:r>
     </w:p>
     <w:p>
@@ -8472,7 +9200,7 @@
           <w:sz w:val="20"/>
           <w:szCs w:val="20"/>
         </w:rPr>
-        <w:t xml:space="preserve">• Cenário 1: Fechamento instantâneo da vaga</w:t>
+        <w:t xml:space="preserve">• Cenário 1: Aceite instantâneo via notificação push</w:t>
       </w:r>
     </w:p>
     <w:p>
@@ -8497,7 +9225,7 @@
           <w:sz w:val="20"/>
           <w:szCs w:val="20"/>
         </w:rPr>
-        <w:t xml:space="preserve">uma vaga urgente recebe o primeiro aceite de um profissional elegível,</w:t>
+        <w:t xml:space="preserve">o profissional recebe o push da vaga com diária e horário,</w:t>
       </w:r>
     </w:p>
     <w:p>
@@ -8522,7 +9250,7 @@
           <w:sz w:val="20"/>
           <w:szCs w:val="20"/>
         </w:rPr>
-        <w:t xml:space="preserve">a transação de bloqueio atômico é processada,</w:t>
+        <w:t xml:space="preserve">ele toca em 'Aceitar Turno' na notificação rica,</w:t>
       </w:r>
     </w:p>
     <w:p>
@@ -8547,7 +9275,7 @@
           <w:sz w:val="20"/>
           <w:szCs w:val="20"/>
         </w:rPr>
-        <w:t xml:space="preserve">a vaga muda para status 'Confirmada', o profissional é alocado e os demais candidatos são avisados de que o turno foi fechado.</w:t>
+        <w:t xml:space="preserve">sua candidatura é enviada e confirmada instantaneamente caso o turno esteja em modo urgência.</w:t>
       </w:r>
     </w:p>
     <w:p>
@@ -8568,7 +9296,7 @@
           <w:sz w:val="30"/>
           <w:szCs w:val="30"/>
         </w:rPr>
-        <w:t xml:space="preserve">US12: Escolha de Candidatos em Modo Seleção</w:t>
+        <w:t xml:space="preserve">US11: Preenchimento Automático em Modo Urgência (First-Come, First-Served)</w:t>
       </w:r>
     </w:p>
     <w:tbl>
@@ -8639,7 +9367,7 @@
                 <w:sz w:val="20"/>
                 <w:szCs w:val="20"/>
               </w:rPr>
-              <w:t xml:space="preserve">Carla (Produtora de Eventos)</w:t>
+              <w:t xml:space="preserve">Marcos (Contratante)</w:t>
             </w:r>
           </w:p>
         </w:tc>
@@ -8695,7 +9423,7 @@
                 <w:sz w:val="20"/>
                 <w:szCs w:val="20"/>
               </w:rPr>
-              <w:t xml:space="preserve">RF10</w:t>
+              <w:t xml:space="preserve">RF09, RN19</w:t>
             </w:r>
           </w:p>
         </w:tc>
@@ -8751,7 +9479,7 @@
                 <w:sz w:val="20"/>
                 <w:szCs w:val="20"/>
               </w:rPr>
-              <w:t xml:space="preserve">SHOULD HAVE</w:t>
+              <w:t xml:space="preserve">MUST HAVE</w:t>
             </w:r>
           </w:p>
         </w:tc>
@@ -8846,7 +9574,7 @@
           <w:sz w:val="20"/>
           <w:szCs w:val="20"/>
         </w:rPr>
-        <w:t xml:space="preserve">“Como contratante que publica com antecedência para eventos especiais,”</w:t>
+        <w:t xml:space="preserve">“Como gerente com falta urgente de última hora,”</w:t>
       </w:r>
     </w:p>
     <w:p>
@@ -8862,7 +9590,7 @@
           <w:sz w:val="20"/>
           <w:szCs w:val="20"/>
         </w:rPr>
-        <w:t xml:space="preserve">“quero receber uma lista de candidatos interessados e aprovar manualmente quem melhor se adequa ao perfil,”</w:t>
+        <w:t xml:space="preserve">“quero que o primeiro profissional elegível que aceitar a vaga seja confirmado automaticamente pelo sistema,”</w:t>
       </w:r>
     </w:p>
     <w:p>
@@ -8878,7 +9606,7 @@
           <w:sz w:val="20"/>
           <w:szCs w:val="20"/>
         </w:rPr>
-        <w:t xml:space="preserve">“para ter controle fino sobre a brigada escalada.”</w:t>
+        <w:t xml:space="preserve">“para que o problema seja resolvido no menor tempo físico possível.”</w:t>
       </w:r>
     </w:p>
     <w:p>
@@ -8909,7 +9637,7 @@
           <w:sz w:val="20"/>
           <w:szCs w:val="20"/>
         </w:rPr>
-        <w:t xml:space="preserve">• Cenário 1: Aprovação manual de candidato</w:t>
+        <w:t xml:space="preserve">• Cenário 1: Fechamento instantâneo da vaga</w:t>
       </w:r>
     </w:p>
     <w:p>
@@ -8934,7 +9662,7 @@
           <w:sz w:val="20"/>
           <w:szCs w:val="20"/>
         </w:rPr>
-        <w:t xml:space="preserve">o contratante visualiza 4 profissionais que se candidataram ao turno,</w:t>
+        <w:t xml:space="preserve">uma vaga urgente recebe o primeiro aceite de um profissional elegível,</w:t>
       </w:r>
     </w:p>
     <w:p>
@@ -8959,7 +9687,7 @@
           <w:sz w:val="20"/>
           <w:szCs w:val="20"/>
         </w:rPr>
-        <w:t xml:space="preserve">ele compara o indicador 'Chamaria de novo' e taxa de presença de cada um e toca em 'Confirmar',</w:t>
+        <w:t xml:space="preserve">a transação de bloqueio atômico é processada,</w:t>
       </w:r>
     </w:p>
     <w:p>
@@ -8984,7 +9712,7 @@
           <w:sz w:val="20"/>
           <w:szCs w:val="20"/>
         </w:rPr>
-        <w:t xml:space="preserve">o escolhido é notificado de sua aprovação e a vaga é preenchida.</w:t>
+        <w:t xml:space="preserve">a vaga muda para status 'Confirmada', o profissional é alocado e os demais candidatos são avisados de que o turno foi fechado.</w:t>
       </w:r>
     </w:p>
     <w:p>
@@ -9005,7 +9733,7 @@
           <w:sz w:val="30"/>
           <w:szCs w:val="30"/>
         </w:rPr>
-        <w:t xml:space="preserve">US13: Liberação de Contato Direto Pós-Confirmação</w:t>
+        <w:t xml:space="preserve">US12: Escolha de Candidatos em Modo Seleção</w:t>
       </w:r>
     </w:p>
     <w:tbl>
@@ -9076,7 +9804,7 @@
                 <w:sz w:val="20"/>
                 <w:szCs w:val="20"/>
               </w:rPr>
-              <w:t xml:space="preserve">Marcos (Contratante) e Lucas (Profissional)</w:t>
+              <w:t xml:space="preserve">Carla (Produtora de Eventos)</w:t>
             </w:r>
           </w:p>
         </w:tc>
@@ -9132,7 +9860,7 @@
                 <w:sz w:val="20"/>
                 <w:szCs w:val="20"/>
               </w:rPr>
-              <w:t xml:space="preserve">RF11, RN07, RN17</w:t>
+              <w:t xml:space="preserve">RF09, RN24</w:t>
             </w:r>
           </w:p>
         </w:tc>
@@ -9188,7 +9916,7 @@
                 <w:sz w:val="20"/>
                 <w:szCs w:val="20"/>
               </w:rPr>
-              <w:t xml:space="preserve">MUST HAVE</w:t>
+              <w:t xml:space="preserve">SHOULD HAVE</w:t>
             </w:r>
           </w:p>
         </w:tc>
@@ -9244,7 +9972,7 @@
                 <w:sz w:val="20"/>
                 <w:szCs w:val="20"/>
               </w:rPr>
-              <w:t xml:space="preserve">3 Story Points</w:t>
+              <w:t xml:space="preserve">5 Story Points</w:t>
             </w:r>
           </w:p>
         </w:tc>
@@ -9283,7 +10011,7 @@
           <w:sz w:val="20"/>
           <w:szCs w:val="20"/>
         </w:rPr>
-        <w:t xml:space="preserve">“Como contratante ou profissional com turno confirmado,”</w:t>
+        <w:t xml:space="preserve">“Como contratante que publica com mais de 24 horas de antecedência para eventos especiais,”</w:t>
       </w:r>
     </w:p>
     <w:p>
@@ -9299,7 +10027,7 @@
           <w:sz w:val="20"/>
           <w:szCs w:val="20"/>
         </w:rPr>
-        <w:t xml:space="preserve">“quero ter acesso imediato ao botão de ligação e WhatsApp do outro,”</w:t>
+        <w:t xml:space="preserve">“quero receber uma lista de candidatos interessados e aprovar manualmente quem melhor se adequa ao perfil,”</w:t>
       </w:r>
     </w:p>
     <w:p>
@@ -9315,7 +10043,7 @@
           <w:sz w:val="20"/>
           <w:szCs w:val="20"/>
         </w:rPr>
-        <w:t xml:space="preserve">“para combinar detalhes práticos de chegada (ponto de encontro, portaria) sem fricção de chat interno.”</w:t>
+        <w:t xml:space="preserve">“para ter controle fino sobre a brigada escalada.”</w:t>
       </w:r>
     </w:p>
     <w:p>
@@ -9346,7 +10074,7 @@
           <w:sz w:val="20"/>
           <w:szCs w:val="20"/>
         </w:rPr>
-        <w:t xml:space="preserve">• Cenário 1: Acesso ao link direto do WhatsApp</w:t>
+        <w:t xml:space="preserve">• Cenário 1: Aprovação manual de candidato</w:t>
       </w:r>
     </w:p>
     <w:p>
@@ -9371,7 +10099,7 @@
           <w:sz w:val="20"/>
           <w:szCs w:val="20"/>
         </w:rPr>
-        <w:t xml:space="preserve">o turno atinge o status 'Confirmado',</w:t>
+        <w:t xml:space="preserve">o contratante visualiza 4 profissionais que se candidataram ao turno,</w:t>
       </w:r>
     </w:p>
     <w:p>
@@ -9396,7 +10124,7 @@
           <w:sz w:val="20"/>
           <w:szCs w:val="20"/>
         </w:rPr>
-        <w:t xml:space="preserve">o usuário abre o card de detalhes do turno no app,</w:t>
+        <w:t xml:space="preserve">ele compara o indicador 'Chamaria de novo' e a taxa de comparecimento de cada um e toca em 'Confirmar',</w:t>
       </w:r>
     </w:p>
     <w:p>
@@ -9421,34 +10149,195 @@
           <w:sz w:val="20"/>
           <w:szCs w:val="20"/>
         </w:rPr>
-        <w:t xml:space="preserve">o botão 'Chamar no WhatsApp' abre diretamente a conversa oficial com mensagem pré-formatada citando o turno.</w:t>
+        <w:t xml:space="preserve">o escolhido é notificado de sua aprovação e a vaga é preenchida.</w:t>
+      </w:r>
+    </w:p>
+    <w:p>
+      <w:pPr>
+        <w:ind w:left="120"/>
+        <w:spacing w:before="40" w:after="20" w:line="264" w:lineRule="auto"/>
+      </w:pPr>
+      <w:r>
+        <w:rPr>
+          <w:rFonts w:ascii="SF Pro Display" w:hAnsi="SF Pro Display" w:cs="SF Pro Display"/>
+          <w:b/>
+          <w:color w:val="1A1A1A"/>
+          <w:sz w:val="20"/>
+          <w:szCs w:val="20"/>
+        </w:rPr>
+        <w:t xml:space="preserve">• Cenário 2: Fechamento automático sem escolha</w:t>
+      </w:r>
+    </w:p>
+    <w:p>
+      <w:pPr>
+        <w:ind w:left="240"/>
+        <w:spacing w:before="0" w:after="20" w:line="264" w:lineRule="auto"/>
+      </w:pPr>
+      <w:r>
+        <w:rPr>
+          <w:rFonts w:ascii="SF Pro Display" w:hAnsi="SF Pro Display" w:cs="SF Pro Display"/>
+          <w:b/>
+          <w:color w:val="2FA84F"/>
+          <w:sz w:val="20"/>
+          <w:szCs w:val="20"/>
+        </w:rPr>
+        <w:t xml:space="preserve">Dado que </w:t>
+      </w:r>
+      <w:r>
+        <w:rPr>
+          <w:rFonts w:ascii="SF Pro Display" w:hAnsi="SF Pro Display" w:cs="SF Pro Display"/>
+          <w:color w:val="1A1A1A"/>
+          <w:sz w:val="20"/>
+          <w:szCs w:val="20"/>
+        </w:rPr>
+        <w:t xml:space="preserve">o contratante não escolheu ninguém até 24 horas antes do início do turno,</w:t>
+      </w:r>
+    </w:p>
+    <w:p>
+      <w:pPr>
+        <w:ind w:left="240"/>
+        <w:spacing w:before="0" w:after="20" w:line="264" w:lineRule="auto"/>
+      </w:pPr>
+      <w:r>
+        <w:rPr>
+          <w:rFonts w:ascii="SF Pro Display" w:hAnsi="SF Pro Display" w:cs="SF Pro Display"/>
+          <w:b/>
+          <w:color w:val="2FA84F"/>
+          <w:sz w:val="20"/>
+          <w:szCs w:val="20"/>
+        </w:rPr>
+        <w:t xml:space="preserve">Quando </w:t>
+      </w:r>
+      <w:r>
+        <w:rPr>
+          <w:rFonts w:ascii="SF Pro Display" w:hAnsi="SF Pro Display" w:cs="SF Pro Display"/>
+          <w:color w:val="1A1A1A"/>
+          <w:sz w:val="20"/>
+          <w:szCs w:val="20"/>
+        </w:rPr>
+        <w:t xml:space="preserve">o prazo vence,</w:t>
+      </w:r>
+    </w:p>
+    <w:p>
+      <w:pPr>
+        <w:ind w:left="240"/>
+        <w:spacing w:before="0" w:after="60" w:line="264" w:lineRule="auto"/>
+      </w:pPr>
+      <w:r>
+        <w:rPr>
+          <w:rFonts w:ascii="SF Pro Display" w:hAnsi="SF Pro Display" w:cs="SF Pro Display"/>
+          <w:b/>
+          <w:color w:val="2FA84F"/>
+          <w:sz w:val="20"/>
+          <w:szCs w:val="20"/>
+        </w:rPr>
+        <w:t xml:space="preserve">Então </w:t>
+      </w:r>
+      <w:r>
+        <w:rPr>
+          <w:rFonts w:ascii="SF Pro Display" w:hAnsi="SF Pro Display" w:cs="SF Pro Display"/>
+          <w:color w:val="1A1A1A"/>
+          <w:sz w:val="20"/>
+          <w:szCs w:val="20"/>
+        </w:rPr>
+        <w:t xml:space="preserve">a vaga fecha automaticamente e todos os candidatos são avisados e liberados para outras vagas.</w:t>
+      </w:r>
+    </w:p>
+    <w:p>
+      <w:pPr>
+        <w:ind w:left="120"/>
+        <w:spacing w:before="40" w:after="20" w:line="264" w:lineRule="auto"/>
+      </w:pPr>
+      <w:r>
+        <w:rPr>
+          <w:rFonts w:ascii="SF Pro Display" w:hAnsi="SF Pro Display" w:cs="SF Pro Display"/>
+          <w:b/>
+          <w:color w:val="1A1A1A"/>
+          <w:sz w:val="20"/>
+          <w:szCs w:val="20"/>
+        </w:rPr>
+        <w:t xml:space="preserve">• Cenário 3: Retirada da candidatura</w:t>
+      </w:r>
+    </w:p>
+    <w:p>
+      <w:pPr>
+        <w:ind w:left="240"/>
+        <w:spacing w:before="0" w:after="20" w:line="264" w:lineRule="auto"/>
+      </w:pPr>
+      <w:r>
+        <w:rPr>
+          <w:rFonts w:ascii="SF Pro Display" w:hAnsi="SF Pro Display" w:cs="SF Pro Display"/>
+          <w:b/>
+          <w:color w:val="2FA84F"/>
+          <w:sz w:val="20"/>
+          <w:szCs w:val="20"/>
+        </w:rPr>
+        <w:t xml:space="preserve">Dado que </w:t>
+      </w:r>
+      <w:r>
+        <w:rPr>
+          <w:rFonts w:ascii="SF Pro Display" w:hAnsi="SF Pro Display" w:cs="SF Pro Display"/>
+          <w:color w:val="1A1A1A"/>
+          <w:sz w:val="20"/>
+          <w:szCs w:val="20"/>
+        </w:rPr>
+        <w:t xml:space="preserve">o profissional se candidatou e ainda não foi escolhido,</w:t>
+      </w:r>
+    </w:p>
+    <w:p>
+      <w:pPr>
+        <w:ind w:left="240"/>
+        <w:spacing w:before="0" w:after="20" w:line="264" w:lineRule="auto"/>
+      </w:pPr>
+      <w:r>
+        <w:rPr>
+          <w:rFonts w:ascii="SF Pro Display" w:hAnsi="SF Pro Display" w:cs="SF Pro Display"/>
+          <w:b/>
+          <w:color w:val="2FA84F"/>
+          <w:sz w:val="20"/>
+          <w:szCs w:val="20"/>
+        </w:rPr>
+        <w:t xml:space="preserve">Quando </w:t>
+      </w:r>
+      <w:r>
+        <w:rPr>
+          <w:rFonts w:ascii="SF Pro Display" w:hAnsi="SF Pro Display" w:cs="SF Pro Display"/>
+          <w:color w:val="1A1A1A"/>
+          <w:sz w:val="20"/>
+          <w:szCs w:val="20"/>
+        </w:rPr>
+        <w:t xml:space="preserve">toca em 'Retirar candidatura',</w:t>
+      </w:r>
+    </w:p>
+    <w:p>
+      <w:pPr>
+        <w:ind w:left="240"/>
+        <w:spacing w:before="0" w:after="60" w:line="264" w:lineRule="auto"/>
+      </w:pPr>
+      <w:r>
+        <w:rPr>
+          <w:rFonts w:ascii="SF Pro Display" w:hAnsi="SF Pro Display" w:cs="SF Pro Display"/>
+          <w:b/>
+          <w:color w:val="2FA84F"/>
+          <w:sz w:val="20"/>
+          <w:szCs w:val="20"/>
+        </w:rPr>
+        <w:t xml:space="preserve">Então </w:t>
+      </w:r>
+      <w:r>
+        <w:rPr>
+          <w:rFonts w:ascii="SF Pro Display" w:hAnsi="SF Pro Display" w:cs="SF Pro Display"/>
+          <w:color w:val="1A1A1A"/>
+          <w:sz w:val="20"/>
+          <w:szCs w:val="20"/>
+        </w:rPr>
+        <w:t xml:space="preserve">a candidatura sai da lista do contratante sem nenhuma penalidade para o profissional.</w:t>
       </w:r>
     </w:p>
     <w:p>
       <w:pPr>
         <w:spacing w:before="0" w:after="160" w:line="264" w:lineRule="auto"/>
       </w:pPr>
-    </w:p>
-    <w:p>
-      <w:r>
-        <w:br w:type="page"/>
-      </w:r>
-    </w:p>
-    <w:p>
-      <w:pPr>
-        <w:keepNext/>
-        <w:spacing w:before="0" w:after="200" w:line="264" w:lineRule="auto"/>
-      </w:pPr>
-      <w:r>
-        <w:rPr>
-          <w:rFonts w:ascii="SF Pro Display" w:hAnsi="SF Pro Display" w:cs="SF Pro Display"/>
-          <w:b/>
-          <w:color w:val="1E6B3A"/>
-          <w:sz w:val="40"/>
-          <w:szCs w:val="40"/>
-        </w:rPr>
-        <w:t xml:space="preserve">ÉPICO 5: Execução do Turno, Check-in e Contingência</w:t>
-      </w:r>
     </w:p>
     <w:p>
       <w:pPr>
@@ -9463,7 +10352,7 @@
           <w:sz w:val="30"/>
           <w:szCs w:val="30"/>
         </w:rPr>
-        <w:t xml:space="preserve">US14: Lembrete Inteligente Pré-Turno</w:t>
+        <w:t xml:space="preserve">US13: Liberação de Contato Direto Pós-Confirmação</w:t>
       </w:r>
     </w:p>
     <w:tbl>
@@ -9534,7 +10423,7 @@
                 <w:sz w:val="20"/>
                 <w:szCs w:val="20"/>
               </w:rPr>
-              <w:t xml:space="preserve">Lucas (Profissional Freelancer)</w:t>
+              <w:t xml:space="preserve">Marcos (Contratante) e Lucas (Profissional)</w:t>
             </w:r>
           </w:p>
         </w:tc>
@@ -9590,7 +10479,7 @@
                 <w:sz w:val="20"/>
                 <w:szCs w:val="20"/>
               </w:rPr>
-              <w:t xml:space="preserve">RF12, RN10</w:t>
+              <w:t xml:space="preserve">RF11, RN10</w:t>
             </w:r>
           </w:p>
         </w:tc>
@@ -9741,7 +10630,7 @@
           <w:sz w:val="20"/>
           <w:szCs w:val="20"/>
         </w:rPr>
-        <w:t xml:space="preserve">“Como profissional com turno agendado para o dia seguinte,”</w:t>
+        <w:t xml:space="preserve">“Como contratante ou profissional com turno confirmado,”</w:t>
       </w:r>
     </w:p>
     <w:p>
@@ -9757,7 +10646,7 @@
           <w:sz w:val="20"/>
           <w:szCs w:val="20"/>
         </w:rPr>
-        <w:t xml:space="preserve">“quero receber lembretes automáticos com botão de 'Confirmar Presença' 24h e 3h antes do início,”</w:t>
+        <w:t xml:space="preserve">“quero ter acesso imediato ao botão de ligação e WhatsApp do outro,”</w:t>
       </w:r>
     </w:p>
     <w:p>
@@ -9773,7 +10662,7 @@
           <w:sz w:val="20"/>
           <w:szCs w:val="20"/>
         </w:rPr>
-        <w:t xml:space="preserve">“para não me esquecer do compromisso e sinalizar ao contratante que estou a caminho.”</w:t>
+        <w:t xml:space="preserve">“para combinar detalhes práticos de chegada (ponto de encontro, portaria) sem fricção de chat interno.”</w:t>
       </w:r>
     </w:p>
     <w:p>
@@ -9804,7 +10693,7 @@
           <w:sz w:val="20"/>
           <w:szCs w:val="20"/>
         </w:rPr>
-        <w:t xml:space="preserve">• Cenário 1: Confirmação prévia de presença</w:t>
+        <w:t xml:space="preserve">• Cenário 1: Aviso antes de aceitar</w:t>
       </w:r>
     </w:p>
     <w:p>
@@ -9829,7 +10718,7 @@
           <w:sz w:val="20"/>
           <w:szCs w:val="20"/>
         </w:rPr>
-        <w:t xml:space="preserve">o profissional recebe push 3h antes do turno,</w:t>
+        <w:t xml:space="preserve">o profissional ou o contratante está na tela de aceitar ou confirmar a posição,</w:t>
       </w:r>
     </w:p>
     <w:p>
@@ -9854,7 +10743,7 @@
           <w:sz w:val="20"/>
           <w:szCs w:val="20"/>
         </w:rPr>
-        <w:t xml:space="preserve">toca no botão 'Estou a caminho / Presença confirmada',</w:t>
+        <w:t xml:space="preserve">a tela é exibida,</w:t>
       </w:r>
     </w:p>
     <w:p>
@@ -9879,13 +10768,216 @@
           <w:sz w:val="20"/>
           <w:szCs w:val="20"/>
         </w:rPr>
-        <w:t xml:space="preserve">o status no painel do contratante é atualizado para 'Confirmado a Caminho'.</w:t>
+        <w:t xml:space="preserve">um aviso fixo informa que telefone e WhatsApp serão mostrados à outra parte para combinar o turno; quem não quiser compartilhar não aceita a vaga.</w:t>
+      </w:r>
+    </w:p>
+    <w:p>
+      <w:pPr>
+        <w:ind w:left="120"/>
+        <w:spacing w:before="40" w:after="20" w:line="264" w:lineRule="auto"/>
+      </w:pPr>
+      <w:r>
+        <w:rPr>
+          <w:rFonts w:ascii="SF Pro Display" w:hAnsi="SF Pro Display" w:cs="SF Pro Display"/>
+          <w:b/>
+          <w:color w:val="1A1A1A"/>
+          <w:sz w:val="20"/>
+          <w:szCs w:val="20"/>
+        </w:rPr>
+        <w:t xml:space="preserve">• Cenário 2: Acesso ao link direto do WhatsApp</w:t>
+      </w:r>
+    </w:p>
+    <w:p>
+      <w:pPr>
+        <w:ind w:left="240"/>
+        <w:spacing w:before="0" w:after="20" w:line="264" w:lineRule="auto"/>
+      </w:pPr>
+      <w:r>
+        <w:rPr>
+          <w:rFonts w:ascii="SF Pro Display" w:hAnsi="SF Pro Display" w:cs="SF Pro Display"/>
+          <w:b/>
+          <w:color w:val="2FA84F"/>
+          <w:sz w:val="20"/>
+          <w:szCs w:val="20"/>
+        </w:rPr>
+        <w:t xml:space="preserve">Dado que </w:t>
+      </w:r>
+      <w:r>
+        <w:rPr>
+          <w:rFonts w:ascii="SF Pro Display" w:hAnsi="SF Pro Display" w:cs="SF Pro Display"/>
+          <w:color w:val="1A1A1A"/>
+          <w:sz w:val="20"/>
+          <w:szCs w:val="20"/>
+        </w:rPr>
+        <w:t xml:space="preserve">o turno atinge o status 'Confirmado',</w:t>
+      </w:r>
+    </w:p>
+    <w:p>
+      <w:pPr>
+        <w:ind w:left="240"/>
+        <w:spacing w:before="0" w:after="20" w:line="264" w:lineRule="auto"/>
+      </w:pPr>
+      <w:r>
+        <w:rPr>
+          <w:rFonts w:ascii="SF Pro Display" w:hAnsi="SF Pro Display" w:cs="SF Pro Display"/>
+          <w:b/>
+          <w:color w:val="2FA84F"/>
+          <w:sz w:val="20"/>
+          <w:szCs w:val="20"/>
+        </w:rPr>
+        <w:t xml:space="preserve">Quando </w:t>
+      </w:r>
+      <w:r>
+        <w:rPr>
+          <w:rFonts w:ascii="SF Pro Display" w:hAnsi="SF Pro Display" w:cs="SF Pro Display"/>
+          <w:color w:val="1A1A1A"/>
+          <w:sz w:val="20"/>
+          <w:szCs w:val="20"/>
+        </w:rPr>
+        <w:t xml:space="preserve">o usuário abre o card de detalhes do turno no app,</w:t>
+      </w:r>
+    </w:p>
+    <w:p>
+      <w:pPr>
+        <w:ind w:left="240"/>
+        <w:spacing w:before="0" w:after="60" w:line="264" w:lineRule="auto"/>
+      </w:pPr>
+      <w:r>
+        <w:rPr>
+          <w:rFonts w:ascii="SF Pro Display" w:hAnsi="SF Pro Display" w:cs="SF Pro Display"/>
+          <w:b/>
+          <w:color w:val="2FA84F"/>
+          <w:sz w:val="20"/>
+          <w:szCs w:val="20"/>
+        </w:rPr>
+        <w:t xml:space="preserve">Então </w:t>
+      </w:r>
+      <w:r>
+        <w:rPr>
+          <w:rFonts w:ascii="SF Pro Display" w:hAnsi="SF Pro Display" w:cs="SF Pro Display"/>
+          <w:color w:val="1A1A1A"/>
+          <w:sz w:val="20"/>
+          <w:szCs w:val="20"/>
+        </w:rPr>
+        <w:t xml:space="preserve">o botão 'Chamar no WhatsApp' abre diretamente a conversa oficial com mensagem pré-formatada citando o turno.</w:t>
+      </w:r>
+    </w:p>
+    <w:p>
+      <w:pPr>
+        <w:ind w:left="120"/>
+        <w:spacing w:before="40" w:after="20" w:line="264" w:lineRule="auto"/>
+      </w:pPr>
+      <w:r>
+        <w:rPr>
+          <w:rFonts w:ascii="SF Pro Display" w:hAnsi="SF Pro Display" w:cs="SF Pro Display"/>
+          <w:b/>
+          <w:color w:val="1A1A1A"/>
+          <w:sz w:val="20"/>
+          <w:szCs w:val="20"/>
+        </w:rPr>
+        <w:t xml:space="preserve">• Cenário 3: Fim da visibilidade do contato</w:t>
+      </w:r>
+    </w:p>
+    <w:p>
+      <w:pPr>
+        <w:ind w:left="240"/>
+        <w:spacing w:before="0" w:after="20" w:line="264" w:lineRule="auto"/>
+      </w:pPr>
+      <w:r>
+        <w:rPr>
+          <w:rFonts w:ascii="SF Pro Display" w:hAnsi="SF Pro Display" w:cs="SF Pro Display"/>
+          <w:b/>
+          <w:color w:val="2FA84F"/>
+          <w:sz w:val="20"/>
+          <w:szCs w:val="20"/>
+        </w:rPr>
+        <w:t xml:space="preserve">Dado que </w:t>
+      </w:r>
+      <w:r>
+        <w:rPr>
+          <w:rFonts w:ascii="SF Pro Display" w:hAnsi="SF Pro Display" w:cs="SF Pro Display"/>
+          <w:color w:val="1A1A1A"/>
+          <w:sz w:val="20"/>
+          <w:szCs w:val="20"/>
+        </w:rPr>
+        <w:t xml:space="preserve">passaram 7 dias desde o fim do turno,</w:t>
+      </w:r>
+    </w:p>
+    <w:p>
+      <w:pPr>
+        <w:ind w:left="240"/>
+        <w:spacing w:before="0" w:after="20" w:line="264" w:lineRule="auto"/>
+      </w:pPr>
+      <w:r>
+        <w:rPr>
+          <w:rFonts w:ascii="SF Pro Display" w:hAnsi="SF Pro Display" w:cs="SF Pro Display"/>
+          <w:b/>
+          <w:color w:val="2FA84F"/>
+          <w:sz w:val="20"/>
+          <w:szCs w:val="20"/>
+        </w:rPr>
+        <w:t xml:space="preserve">Quando </w:t>
+      </w:r>
+      <w:r>
+        <w:rPr>
+          <w:rFonts w:ascii="SF Pro Display" w:hAnsi="SF Pro Display" w:cs="SF Pro Display"/>
+          <w:color w:val="1A1A1A"/>
+          <w:sz w:val="20"/>
+          <w:szCs w:val="20"/>
+        </w:rPr>
+        <w:t xml:space="preserve">o usuário abre o turno no histórico,</w:t>
+      </w:r>
+    </w:p>
+    <w:p>
+      <w:pPr>
+        <w:ind w:left="240"/>
+        <w:spacing w:before="0" w:after="60" w:line="264" w:lineRule="auto"/>
+      </w:pPr>
+      <w:r>
+        <w:rPr>
+          <w:rFonts w:ascii="SF Pro Display" w:hAnsi="SF Pro Display" w:cs="SF Pro Display"/>
+          <w:b/>
+          <w:color w:val="2FA84F"/>
+          <w:sz w:val="20"/>
+          <w:szCs w:val="20"/>
+        </w:rPr>
+        <w:t xml:space="preserve">Então </w:t>
+      </w:r>
+      <w:r>
+        <w:rPr>
+          <w:rFonts w:ascii="SF Pro Display" w:hAnsi="SF Pro Display" w:cs="SF Pro Display"/>
+          <w:color w:val="1A1A1A"/>
+          <w:sz w:val="20"/>
+          <w:szCs w:val="20"/>
+        </w:rPr>
+        <w:t xml:space="preserve">telefone e WhatsApp da outra parte não aparecem mais.</w:t>
       </w:r>
     </w:p>
     <w:p>
       <w:pPr>
         <w:spacing w:before="0" w:after="160" w:line="264" w:lineRule="auto"/>
       </w:pPr>
+    </w:p>
+    <w:p>
+      <w:r>
+        <w:br w:type="page"/>
+      </w:r>
+    </w:p>
+    <w:p>
+      <w:pPr>
+        <w:keepNext/>
+        <w:spacing w:before="0" w:after="200" w:line="264" w:lineRule="auto"/>
+      </w:pPr>
+      <w:r>
+        <w:rPr>
+          <w:rFonts w:ascii="SF Pro Display" w:hAnsi="SF Pro Display" w:cs="SF Pro Display"/>
+          <w:b/>
+          <w:color w:val="1E6B3A"/>
+          <w:sz w:val="40"/>
+          <w:szCs w:val="40"/>
+        </w:rPr>
+        <w:t xml:space="preserve">ÉPICO 5: Execução do Turno, Check-in e Contingência</w:t>
+      </w:r>
     </w:p>
     <w:p>
       <w:pPr>
@@ -9900,7 +10992,7 @@
           <w:sz w:val="30"/>
           <w:szCs w:val="30"/>
         </w:rPr>
-        <w:t xml:space="preserve">US15: Check-in e Check-out com Verificação Geográfica</w:t>
+        <w:t xml:space="preserve">US14: Lembrete Inteligente Pré-Turno</w:t>
       </w:r>
     </w:p>
     <w:tbl>
@@ -9971,7 +11063,7 @@
                 <w:sz w:val="20"/>
                 <w:szCs w:val="20"/>
               </w:rPr>
-              <w:t xml:space="preserve">Lucas (Profissional) e Marcos (Contratante)</w:t>
+              <w:t xml:space="preserve">Lucas (Profissional Freelancer)</w:t>
             </w:r>
           </w:p>
         </w:tc>
@@ -10027,7 +11119,7 @@
                 <w:sz w:val="20"/>
                 <w:szCs w:val="20"/>
               </w:rPr>
-              <w:t xml:space="preserve">RF13, RN11, RN12</w:t>
+              <w:t xml:space="preserve">RF12</w:t>
             </w:r>
           </w:p>
         </w:tc>
@@ -10139,7 +11231,7 @@
                 <w:sz w:val="20"/>
                 <w:szCs w:val="20"/>
               </w:rPr>
-              <w:t xml:space="preserve">5 Story Points</w:t>
+              <w:t xml:space="preserve">3 Story Points</w:t>
             </w:r>
           </w:p>
         </w:tc>
@@ -10178,7 +11270,7 @@
           <w:sz w:val="20"/>
           <w:szCs w:val="20"/>
         </w:rPr>
-        <w:t xml:space="preserve">“Como contratante e profissional,”</w:t>
+        <w:t xml:space="preserve">“Como profissional com turno agendado para o dia seguinte,”</w:t>
       </w:r>
     </w:p>
     <w:p>
@@ -10194,7 +11286,7 @@
           <w:sz w:val="20"/>
           <w:szCs w:val="20"/>
         </w:rPr>
-        <w:t xml:space="preserve">“quero que o aplicativo registre o início e término do turno validando a presença física via GPS no raio do estabelecimento,”</w:t>
+        <w:t xml:space="preserve">“quero receber lembretes automáticos com endereço, horário, contato e botão de 'Confirmar Presença' 24h e 3h antes do início,”</w:t>
       </w:r>
     </w:p>
     <w:p>
@@ -10210,7 +11302,7 @@
           <w:sz w:val="20"/>
           <w:szCs w:val="20"/>
         </w:rPr>
-        <w:t xml:space="preserve">“para atestar formalmente o cumprimento da jornada com precisão e sem depender de livro de ponto manual.”</w:t>
+        <w:t xml:space="preserve">“para não me esquecer do compromisso e sinalizar ao contratante que estou a caminho.”</w:t>
       </w:r>
     </w:p>
     <w:p>
@@ -10241,7 +11333,7 @@
           <w:sz w:val="20"/>
           <w:szCs w:val="20"/>
         </w:rPr>
-        <w:t xml:space="preserve">• Cenário 1: Check-in realizado dentro do raio do estabelecimento</w:t>
+        <w:t xml:space="preserve">• Cenário 1: Confirmação prévia de presença</w:t>
       </w:r>
     </w:p>
     <w:p>
@@ -10266,7 +11358,7 @@
           <w:sz w:val="20"/>
           <w:szCs w:val="20"/>
         </w:rPr>
-        <w:t xml:space="preserve">o profissional está a menos de 100m do restaurante no horário combinado,</w:t>
+        <w:t xml:space="preserve">o profissional recebe push 3h antes do turno,</w:t>
       </w:r>
     </w:p>
     <w:p>
@@ -10291,7 +11383,7 @@
           <w:sz w:val="20"/>
           <w:szCs w:val="20"/>
         </w:rPr>
-        <w:t xml:space="preserve">ele toca em 'Fazer Check-in',</w:t>
+        <w:t xml:space="preserve">toca no botão 'Estou a caminho / Presença confirmada',</w:t>
       </w:r>
     </w:p>
     <w:p>
@@ -10316,98 +11408,7 @@
           <w:sz w:val="20"/>
           <w:szCs w:val="20"/>
         </w:rPr>
-        <w:t xml:space="preserve">o app valida a geolocalização, grava o timestamp de entrada e notifica o gerente.</w:t>
-      </w:r>
-    </w:p>
-    <w:p>
-      <w:pPr>
-        <w:ind w:left="120"/>
-        <w:spacing w:before="40" w:after="20" w:line="264" w:lineRule="auto"/>
-      </w:pPr>
-      <w:r>
-        <w:rPr>
-          <w:rFonts w:ascii="SF Pro Display" w:hAnsi="SF Pro Display" w:cs="SF Pro Display"/>
-          <w:b/>
-          <w:color w:val="1A1A1A"/>
-          <w:sz w:val="20"/>
-          <w:szCs w:val="20"/>
-        </w:rPr>
-        <w:t xml:space="preserve">• Cenário 2: Tentativa de check-in remoto</w:t>
-      </w:r>
-    </w:p>
-    <w:p>
-      <w:pPr>
-        <w:ind w:left="240"/>
-        <w:spacing w:before="0" w:after="20" w:line="264" w:lineRule="auto"/>
-      </w:pPr>
-      <w:r>
-        <w:rPr>
-          <w:rFonts w:ascii="SF Pro Display" w:hAnsi="SF Pro Display" w:cs="SF Pro Display"/>
-          <w:b/>
-          <w:color w:val="2FA84F"/>
-          <w:sz w:val="20"/>
-          <w:szCs w:val="20"/>
-        </w:rPr>
-        <w:t xml:space="preserve">Dado que </w:t>
-      </w:r>
-      <w:r>
-        <w:rPr>
-          <w:rFonts w:ascii="SF Pro Display" w:hAnsi="SF Pro Display" w:cs="SF Pro Display"/>
-          <w:color w:val="1A1A1A"/>
-          <w:sz w:val="20"/>
-          <w:szCs w:val="20"/>
-        </w:rPr>
-        <w:t xml:space="preserve">o profissional tenta tocar em 'Check-in' estando a 5 km de distância do local,</w:t>
-      </w:r>
-    </w:p>
-    <w:p>
-      <w:pPr>
-        <w:ind w:left="240"/>
-        <w:spacing w:before="0" w:after="20" w:line="264" w:lineRule="auto"/>
-      </w:pPr>
-      <w:r>
-        <w:rPr>
-          <w:rFonts w:ascii="SF Pro Display" w:hAnsi="SF Pro Display" w:cs="SF Pro Display"/>
-          <w:b/>
-          <w:color w:val="2FA84F"/>
-          <w:sz w:val="20"/>
-          <w:szCs w:val="20"/>
-        </w:rPr>
-        <w:t xml:space="preserve">Quando </w:t>
-      </w:r>
-      <w:r>
-        <w:rPr>
-          <w:rFonts w:ascii="SF Pro Display" w:hAnsi="SF Pro Display" w:cs="SF Pro Display"/>
-          <w:color w:val="1A1A1A"/>
-          <w:sz w:val="20"/>
-          <w:szCs w:val="20"/>
-        </w:rPr>
-        <w:t xml:space="preserve">o sistema calcula a distância via CoreLocation,</w:t>
-      </w:r>
-    </w:p>
-    <w:p>
-      <w:pPr>
-        <w:ind w:left="240"/>
-        <w:spacing w:before="0" w:after="60" w:line="264" w:lineRule="auto"/>
-      </w:pPr>
-      <w:r>
-        <w:rPr>
-          <w:rFonts w:ascii="SF Pro Display" w:hAnsi="SF Pro Display" w:cs="SF Pro Display"/>
-          <w:b/>
-          <w:color w:val="2FA84F"/>
-          <w:sz w:val="20"/>
-          <w:szCs w:val="20"/>
-        </w:rPr>
-        <w:t xml:space="preserve">Então </w:t>
-      </w:r>
-      <w:r>
-        <w:rPr>
-          <w:rFonts w:ascii="SF Pro Display" w:hAnsi="SF Pro Display" w:cs="SF Pro Display"/>
-          <w:color w:val="1A1A1A"/>
-          <w:sz w:val="20"/>
-          <w:szCs w:val="20"/>
-        </w:rPr>
-        <w:t xml:space="preserve">o check-in é bloqueado informando que ele precisa estar no local do turno.</w:t>
+        <w:t xml:space="preserve">o status no painel do contratante é atualizado para 'Confirmado a Caminho'.</w:t>
       </w:r>
     </w:p>
     <w:p>
@@ -10428,7 +11429,7 @@
           <w:sz w:val="30"/>
           <w:szCs w:val="30"/>
         </w:rPr>
-        <w:t xml:space="preserve">US16: Cancelamento Justificado com Reabertura Imediata da Vaga</w:t>
+        <w:t xml:space="preserve">US15: Check-in e Check-out Geolocalizados</w:t>
       </w:r>
     </w:p>
     <w:tbl>
@@ -10499,7 +11500,7 @@
                 <w:sz w:val="20"/>
                 <w:szCs w:val="20"/>
               </w:rPr>
-              <w:t xml:space="preserve">Marcos (Contratante) e Lucas (Profissional)</w:t>
+              <w:t xml:space="preserve">Lucas (Profissional) e Marcos (Contratante)</w:t>
             </w:r>
           </w:p>
         </w:tc>
@@ -10555,7 +11556,7 @@
                 <w:sz w:val="20"/>
                 <w:szCs w:val="20"/>
               </w:rPr>
-              <w:t xml:space="preserve">RF14, RN10, RN16</w:t>
+              <w:t xml:space="preserve">RF13, RN11, RN22</w:t>
             </w:r>
           </w:p>
         </w:tc>
@@ -10706,7 +11707,7 @@
           <w:sz w:val="20"/>
           <w:szCs w:val="20"/>
         </w:rPr>
-        <w:t xml:space="preserve">“Como gerente cujo profissional cancelou de última hora ou como profissional com imprevisto grave,”</w:t>
+        <w:t xml:space="preserve">“Como contratante e profissional,”</w:t>
       </w:r>
     </w:p>
     <w:p>
@@ -10722,7 +11723,7 @@
           <w:sz w:val="20"/>
           <w:szCs w:val="20"/>
         </w:rPr>
-        <w:t xml:space="preserve">“quero que o cancelamento reabra a vaga para despacho automático instantaneamente,”</w:t>
+        <w:t xml:space="preserve">“quero que o aplicativo registre o início e o término do turno com a localização lida no momento do toque, a até 200 m do endereço da vaga,”</w:t>
       </w:r>
     </w:p>
     <w:p>
@@ -10738,7 +11739,7 @@
           <w:sz w:val="20"/>
           <w:szCs w:val="20"/>
         </w:rPr>
-        <w:t xml:space="preserve">“para que outro profissional cubra o posto em tempo hábil minimizando o prejuízo.”</w:t>
+        <w:t xml:space="preserve">“para atestar o cumprimento da jornada com precisão, sem livro de ponto manual e sem rastreamento em segundo plano.”</w:t>
       </w:r>
     </w:p>
     <w:p>
@@ -10769,7 +11770,7 @@
           <w:sz w:val="20"/>
           <w:szCs w:val="20"/>
         </w:rPr>
-        <w:t xml:space="preserve">• Cenário 1: Cancelamento pelo profissional e reabertura automática</w:t>
+        <w:t xml:space="preserve">• Cenário 1: Check-in geolocalizado</w:t>
       </w:r>
     </w:p>
     <w:p>
@@ -10794,7 +11795,7 @@
           <w:sz w:val="20"/>
           <w:szCs w:val="20"/>
         </w:rPr>
-        <w:t xml:space="preserve">o profissional cancela o turno 2 horas antes do início informando justificativa,</w:t>
+        <w:t xml:space="preserve">o profissional está a menos de 200 m do endereço da vaga no horário combinado,</w:t>
       </w:r>
     </w:p>
     <w:p>
@@ -10819,7 +11820,7 @@
           <w:sz w:val="20"/>
           <w:szCs w:val="20"/>
         </w:rPr>
-        <w:t xml:space="preserve">o sistema grava a desistência e aplica as regras de penalidade de cancelamento tardio,</w:t>
+        <w:t xml:space="preserve">ele toca em 'Fazer Check-in',</w:t>
       </w:r>
     </w:p>
     <w:p>
@@ -10844,34 +11845,468 @@
           <w:sz w:val="20"/>
           <w:szCs w:val="20"/>
         </w:rPr>
-        <w:t xml:space="preserve">a vaga volta a ficar aberta e é disparada com prioridade máxima de urgência para a praça.</w:t>
+        <w:t xml:space="preserve">o app lê a localização só nesse toque, grava o horário e a distância medida, e o gerente é notificado; vale o horário registrado pelo GPS.</w:t>
+      </w:r>
+    </w:p>
+    <w:p>
+      <w:pPr>
+        <w:ind w:left="120"/>
+        <w:spacing w:before="40" w:after="20" w:line="264" w:lineRule="auto"/>
+      </w:pPr>
+      <w:r>
+        <w:rPr>
+          <w:rFonts w:ascii="SF Pro Display" w:hAnsi="SF Pro Display" w:cs="SF Pro Display"/>
+          <w:b/>
+          <w:color w:val="1A1A1A"/>
+          <w:sz w:val="20"/>
+          <w:szCs w:val="20"/>
+        </w:rPr>
+        <w:t xml:space="preserve">• Cenário 2: Geolocalização falha</w:t>
+      </w:r>
+    </w:p>
+    <w:p>
+      <w:pPr>
+        <w:ind w:left="240"/>
+        <w:spacing w:before="0" w:after="20" w:line="264" w:lineRule="auto"/>
+      </w:pPr>
+      <w:r>
+        <w:rPr>
+          <w:rFonts w:ascii="SF Pro Display" w:hAnsi="SF Pro Display" w:cs="SF Pro Display"/>
+          <w:b/>
+          <w:color w:val="2FA84F"/>
+          <w:sz w:val="20"/>
+          <w:szCs w:val="20"/>
+        </w:rPr>
+        <w:t xml:space="preserve">Dado que </w:t>
+      </w:r>
+      <w:r>
+        <w:rPr>
+          <w:rFonts w:ascii="SF Pro Display" w:hAnsi="SF Pro Display" w:cs="SF Pro Display"/>
+          <w:color w:val="1A1A1A"/>
+          <w:sz w:val="20"/>
+          <w:szCs w:val="20"/>
+        </w:rPr>
+        <w:t xml:space="preserve">não há sinal, a permissão foi negada, o GPS está impreciso ou o profissional está a mais de 200 m,</w:t>
+      </w:r>
+    </w:p>
+    <w:p>
+      <w:pPr>
+        <w:ind w:left="240"/>
+        <w:spacing w:before="0" w:after="20" w:line="264" w:lineRule="auto"/>
+      </w:pPr>
+      <w:r>
+        <w:rPr>
+          <w:rFonts w:ascii="SF Pro Display" w:hAnsi="SF Pro Display" w:cs="SF Pro Display"/>
+          <w:b/>
+          <w:color w:val="2FA84F"/>
+          <w:sz w:val="20"/>
+          <w:szCs w:val="20"/>
+        </w:rPr>
+        <w:t xml:space="preserve">Quando </w:t>
+      </w:r>
+      <w:r>
+        <w:rPr>
+          <w:rFonts w:ascii="SF Pro Display" w:hAnsi="SF Pro Display" w:cs="SF Pro Display"/>
+          <w:color w:val="1A1A1A"/>
+          <w:sz w:val="20"/>
+          <w:szCs w:val="20"/>
+        </w:rPr>
+        <w:t xml:space="preserve">ele toca em 'Fazer Check-in',</w:t>
+      </w:r>
+    </w:p>
+    <w:p>
+      <w:pPr>
+        <w:ind w:left="240"/>
+        <w:spacing w:before="0" w:after="60" w:line="264" w:lineRule="auto"/>
+      </w:pPr>
+      <w:r>
+        <w:rPr>
+          <w:rFonts w:ascii="SF Pro Display" w:hAnsi="SF Pro Display" w:cs="SF Pro Display"/>
+          <w:b/>
+          <w:color w:val="2FA84F"/>
+          <w:sz w:val="20"/>
+          <w:szCs w:val="20"/>
+        </w:rPr>
+        <w:t xml:space="preserve">Então </w:t>
+      </w:r>
+      <w:r>
+        <w:rPr>
+          <w:rFonts w:ascii="SF Pro Display" w:hAnsi="SF Pro Display" w:cs="SF Pro Display"/>
+          <w:color w:val="1A1A1A"/>
+          <w:sz w:val="20"/>
+          <w:szCs w:val="20"/>
+        </w:rPr>
+        <w:t xml:space="preserve">o app registra um check-in manual, que só conta como presença depois que o contratante confirma com um toque, no app ou no Painel web.</w:t>
+      </w:r>
+    </w:p>
+    <w:p>
+      <w:pPr>
+        <w:ind w:left="120"/>
+        <w:spacing w:before="40" w:after="20" w:line="264" w:lineRule="auto"/>
+      </w:pPr>
+      <w:r>
+        <w:rPr>
+          <w:rFonts w:ascii="SF Pro Display" w:hAnsi="SF Pro Display" w:cs="SF Pro Display"/>
+          <w:b/>
+          <w:color w:val="1A1A1A"/>
+          <w:sz w:val="20"/>
+          <w:szCs w:val="20"/>
+        </w:rPr>
+        <w:t xml:space="preserve">• Cenário 3: Check-in manual sem confirmação</w:t>
+      </w:r>
+    </w:p>
+    <w:p>
+      <w:pPr>
+        <w:ind w:left="240"/>
+        <w:spacing w:before="0" w:after="20" w:line="264" w:lineRule="auto"/>
+      </w:pPr>
+      <w:r>
+        <w:rPr>
+          <w:rFonts w:ascii="SF Pro Display" w:hAnsi="SF Pro Display" w:cs="SF Pro Display"/>
+          <w:b/>
+          <w:color w:val="2FA84F"/>
+          <w:sz w:val="20"/>
+          <w:szCs w:val="20"/>
+        </w:rPr>
+        <w:t xml:space="preserve">Dado que </w:t>
+      </w:r>
+      <w:r>
+        <w:rPr>
+          <w:rFonts w:ascii="SF Pro Display" w:hAnsi="SF Pro Display" w:cs="SF Pro Display"/>
+          <w:color w:val="1A1A1A"/>
+          <w:sz w:val="20"/>
+          <w:szCs w:val="20"/>
+        </w:rPr>
+        <w:t xml:space="preserve">o contratante não confirma o check-in manual,</w:t>
+      </w:r>
+    </w:p>
+    <w:p>
+      <w:pPr>
+        <w:ind w:left="240"/>
+        <w:spacing w:before="0" w:after="20" w:line="264" w:lineRule="auto"/>
+      </w:pPr>
+      <w:r>
+        <w:rPr>
+          <w:rFonts w:ascii="SF Pro Display" w:hAnsi="SF Pro Display" w:cs="SF Pro Display"/>
+          <w:b/>
+          <w:color w:val="2FA84F"/>
+          <w:sz w:val="20"/>
+          <w:szCs w:val="20"/>
+        </w:rPr>
+        <w:t xml:space="preserve">Quando </w:t>
+      </w:r>
+      <w:r>
+        <w:rPr>
+          <w:rFonts w:ascii="SF Pro Display" w:hAnsi="SF Pro Display" w:cs="SF Pro Display"/>
+          <w:color w:val="1A1A1A"/>
+          <w:sz w:val="20"/>
+          <w:szCs w:val="20"/>
+        </w:rPr>
+        <w:t xml:space="preserve">o turno termina,</w:t>
+      </w:r>
+    </w:p>
+    <w:p>
+      <w:pPr>
+        <w:ind w:left="240"/>
+        <w:spacing w:before="0" w:after="60" w:line="264" w:lineRule="auto"/>
+      </w:pPr>
+      <w:r>
+        <w:rPr>
+          <w:rFonts w:ascii="SF Pro Display" w:hAnsi="SF Pro Display" w:cs="SF Pro Display"/>
+          <w:b/>
+          <w:color w:val="2FA84F"/>
+          <w:sz w:val="20"/>
+          <w:szCs w:val="20"/>
+        </w:rPr>
+        <w:t xml:space="preserve">Então </w:t>
+      </w:r>
+      <w:r>
+        <w:rPr>
+          <w:rFonts w:ascii="SF Pro Display" w:hAnsi="SF Pro Display" w:cs="SF Pro Display"/>
+          <w:color w:val="1A1A1A"/>
+          <w:sz w:val="20"/>
+          <w:szCs w:val="20"/>
+        </w:rPr>
+        <w:t xml:space="preserve">o turno fica 'não verificado' e não conta nem a favor nem contra na taxa de comparecimento.</w:t>
+      </w:r>
+    </w:p>
+    <w:p>
+      <w:pPr>
+        <w:ind w:left="120"/>
+        <w:spacing w:before="40" w:after="20" w:line="264" w:lineRule="auto"/>
+      </w:pPr>
+      <w:r>
+        <w:rPr>
+          <w:rFonts w:ascii="SF Pro Display" w:hAnsi="SF Pro Display" w:cs="SF Pro Display"/>
+          <w:b/>
+          <w:color w:val="1A1A1A"/>
+          <w:sz w:val="20"/>
+          <w:szCs w:val="20"/>
+        </w:rPr>
+        <w:t xml:space="preserve">• Cenário 4: Atraso no início</w:t>
+      </w:r>
+    </w:p>
+    <w:p>
+      <w:pPr>
+        <w:ind w:left="240"/>
+        <w:spacing w:before="0" w:after="20" w:line="264" w:lineRule="auto"/>
+      </w:pPr>
+      <w:r>
+        <w:rPr>
+          <w:rFonts w:ascii="SF Pro Display" w:hAnsi="SF Pro Display" w:cs="SF Pro Display"/>
+          <w:b/>
+          <w:color w:val="2FA84F"/>
+          <w:sz w:val="20"/>
+          <w:szCs w:val="20"/>
+        </w:rPr>
+        <w:t xml:space="preserve">Dado que </w:t>
+      </w:r>
+      <w:r>
+        <w:rPr>
+          <w:rFonts w:ascii="SF Pro Display" w:hAnsi="SF Pro Display" w:cs="SF Pro Display"/>
+          <w:color w:val="1A1A1A"/>
+          <w:sz w:val="20"/>
+          <w:szCs w:val="20"/>
+        </w:rPr>
+        <w:t xml:space="preserve">chega o horário de início sem check-in,</w:t>
+      </w:r>
+    </w:p>
+    <w:p>
+      <w:pPr>
+        <w:ind w:left="240"/>
+        <w:spacing w:before="0" w:after="20" w:line="264" w:lineRule="auto"/>
+      </w:pPr>
+      <w:r>
+        <w:rPr>
+          <w:rFonts w:ascii="SF Pro Display" w:hAnsi="SF Pro Display" w:cs="SF Pro Display"/>
+          <w:b/>
+          <w:color w:val="2FA84F"/>
+          <w:sz w:val="20"/>
+          <w:szCs w:val="20"/>
+        </w:rPr>
+        <w:t xml:space="preserve">Quando </w:t>
+      </w:r>
+      <w:r>
+        <w:rPr>
+          <w:rFonts w:ascii="SF Pro Display" w:hAnsi="SF Pro Display" w:cs="SF Pro Display"/>
+          <w:color w:val="1A1A1A"/>
+          <w:sz w:val="20"/>
+          <w:szCs w:val="20"/>
+        </w:rPr>
+        <w:t xml:space="preserve">passam 15 minutos,</w:t>
+      </w:r>
+    </w:p>
+    <w:p>
+      <w:pPr>
+        <w:ind w:left="240"/>
+        <w:spacing w:before="0" w:after="60" w:line="264" w:lineRule="auto"/>
+      </w:pPr>
+      <w:r>
+        <w:rPr>
+          <w:rFonts w:ascii="SF Pro Display" w:hAnsi="SF Pro Display" w:cs="SF Pro Display"/>
+          <w:b/>
+          <w:color w:val="2FA84F"/>
+          <w:sz w:val="20"/>
+          <w:szCs w:val="20"/>
+        </w:rPr>
+        <w:t xml:space="preserve">Então </w:t>
+      </w:r>
+      <w:r>
+        <w:rPr>
+          <w:rFonts w:ascii="SF Pro Display" w:hAnsi="SF Pro Display" w:cs="SF Pro Display"/>
+          <w:color w:val="1A1A1A"/>
+          <w:sz w:val="20"/>
+          <w:szCs w:val="20"/>
+        </w:rPr>
+        <w:t xml:space="preserve">o profissional recebe um lembrete no horário de início e, aos 15 minutos, o contratante é alertado e decide esperar ou reabrir a vaga; reabrir por não comparecimento conta como falta.</w:t>
+      </w:r>
+    </w:p>
+    <w:p>
+      <w:pPr>
+        <w:ind w:left="120"/>
+        <w:spacing w:before="40" w:after="20" w:line="264" w:lineRule="auto"/>
+      </w:pPr>
+      <w:r>
+        <w:rPr>
+          <w:rFonts w:ascii="SF Pro Display" w:hAnsi="SF Pro Display" w:cs="SF Pro Display"/>
+          <w:b/>
+          <w:color w:val="1A1A1A"/>
+          <w:sz w:val="20"/>
+          <w:szCs w:val="20"/>
+        </w:rPr>
+        <w:t xml:space="preserve">• Cenário 5: Horário de fim excedido</w:t>
+      </w:r>
+    </w:p>
+    <w:p>
+      <w:pPr>
+        <w:ind w:left="240"/>
+        <w:spacing w:before="0" w:after="20" w:line="264" w:lineRule="auto"/>
+      </w:pPr>
+      <w:r>
+        <w:rPr>
+          <w:rFonts w:ascii="SF Pro Display" w:hAnsi="SF Pro Display" w:cs="SF Pro Display"/>
+          <w:b/>
+          <w:color w:val="2FA84F"/>
+          <w:sz w:val="20"/>
+          <w:szCs w:val="20"/>
+        </w:rPr>
+        <w:t xml:space="preserve">Dado que </w:t>
+      </w:r>
+      <w:r>
+        <w:rPr>
+          <w:rFonts w:ascii="SF Pro Display" w:hAnsi="SF Pro Display" w:cs="SF Pro Display"/>
+          <w:color w:val="1A1A1A"/>
+          <w:sz w:val="20"/>
+          <w:szCs w:val="20"/>
+        </w:rPr>
+        <w:t xml:space="preserve">o horário de fim previsto passa sem check-out,</w:t>
+      </w:r>
+    </w:p>
+    <w:p>
+      <w:pPr>
+        <w:ind w:left="240"/>
+        <w:spacing w:before="0" w:after="20" w:line="264" w:lineRule="auto"/>
+      </w:pPr>
+      <w:r>
+        <w:rPr>
+          <w:rFonts w:ascii="SF Pro Display" w:hAnsi="SF Pro Display" w:cs="SF Pro Display"/>
+          <w:b/>
+          <w:color w:val="2FA84F"/>
+          <w:sz w:val="20"/>
+          <w:szCs w:val="20"/>
+        </w:rPr>
+        <w:t xml:space="preserve">Quando </w:t>
+      </w:r>
+      <w:r>
+        <w:rPr>
+          <w:rFonts w:ascii="SF Pro Display" w:hAnsi="SF Pro Display" w:cs="SF Pro Display"/>
+          <w:color w:val="1A1A1A"/>
+          <w:sz w:val="20"/>
+          <w:szCs w:val="20"/>
+        </w:rPr>
+        <w:t xml:space="preserve">o sistema confere o turno,</w:t>
+      </w:r>
+    </w:p>
+    <w:p>
+      <w:pPr>
+        <w:ind w:left="240"/>
+        <w:spacing w:before="0" w:after="60" w:line="264" w:lineRule="auto"/>
+      </w:pPr>
+      <w:r>
+        <w:rPr>
+          <w:rFonts w:ascii="SF Pro Display" w:hAnsi="SF Pro Display" w:cs="SF Pro Display"/>
+          <w:b/>
+          <w:color w:val="2FA84F"/>
+          <w:sz w:val="20"/>
+          <w:szCs w:val="20"/>
+        </w:rPr>
+        <w:t xml:space="preserve">Então </w:t>
+      </w:r>
+      <w:r>
+        <w:rPr>
+          <w:rFonts w:ascii="SF Pro Display" w:hAnsi="SF Pro Display" w:cs="SF Pro Display"/>
+          <w:color w:val="1A1A1A"/>
+          <w:sz w:val="20"/>
+          <w:szCs w:val="20"/>
+        </w:rPr>
+        <w:t xml:space="preserve">os dois recebem uma notificação; o que acontece com o valor fica entre as partes, e o app não calcula hora extra.</w:t>
+      </w:r>
+    </w:p>
+    <w:p>
+      <w:pPr>
+        <w:ind w:left="120"/>
+        <w:spacing w:before="40" w:after="20" w:line="264" w:lineRule="auto"/>
+      </w:pPr>
+      <w:r>
+        <w:rPr>
+          <w:rFonts w:ascii="SF Pro Display" w:hAnsi="SF Pro Display" w:cs="SF Pro Display"/>
+          <w:b/>
+          <w:color w:val="1A1A1A"/>
+          <w:sz w:val="20"/>
+          <w:szCs w:val="20"/>
+        </w:rPr>
+        <w:t xml:space="preserve">• Cenário 6: Discordância sobre o horário</w:t>
+      </w:r>
+    </w:p>
+    <w:p>
+      <w:pPr>
+        <w:ind w:left="240"/>
+        <w:spacing w:before="0" w:after="20" w:line="264" w:lineRule="auto"/>
+      </w:pPr>
+      <w:r>
+        <w:rPr>
+          <w:rFonts w:ascii="SF Pro Display" w:hAnsi="SF Pro Display" w:cs="SF Pro Display"/>
+          <w:b/>
+          <w:color w:val="2FA84F"/>
+          <w:sz w:val="20"/>
+          <w:szCs w:val="20"/>
+        </w:rPr>
+        <w:t xml:space="preserve">Dado que </w:t>
+      </w:r>
+      <w:r>
+        <w:rPr>
+          <w:rFonts w:ascii="SF Pro Display" w:hAnsi="SF Pro Display" w:cs="SF Pro Display"/>
+          <w:color w:val="1A1A1A"/>
+          <w:sz w:val="20"/>
+          <w:szCs w:val="20"/>
+        </w:rPr>
+        <w:t xml:space="preserve">o contratante discorda do horário registrado,</w:t>
+      </w:r>
+    </w:p>
+    <w:p>
+      <w:pPr>
+        <w:ind w:left="240"/>
+        <w:spacing w:before="0" w:after="20" w:line="264" w:lineRule="auto"/>
+      </w:pPr>
+      <w:r>
+        <w:rPr>
+          <w:rFonts w:ascii="SF Pro Display" w:hAnsi="SF Pro Display" w:cs="SF Pro Display"/>
+          <w:b/>
+          <w:color w:val="2FA84F"/>
+          <w:sz w:val="20"/>
+          <w:szCs w:val="20"/>
+        </w:rPr>
+        <w:t xml:space="preserve">Quando </w:t>
+      </w:r>
+      <w:r>
+        <w:rPr>
+          <w:rFonts w:ascii="SF Pro Display" w:hAnsi="SF Pro Display" w:cs="SF Pro Display"/>
+          <w:color w:val="1A1A1A"/>
+          <w:sz w:val="20"/>
+          <w:szCs w:val="20"/>
+        </w:rPr>
+        <w:t xml:space="preserve">consulta o turno,</w:t>
+      </w:r>
+    </w:p>
+    <w:p>
+      <w:pPr>
+        <w:ind w:left="240"/>
+        <w:spacing w:before="0" w:after="60" w:line="264" w:lineRule="auto"/>
+      </w:pPr>
+      <w:r>
+        <w:rPr>
+          <w:rFonts w:ascii="SF Pro Display" w:hAnsi="SF Pro Display" w:cs="SF Pro Display"/>
+          <w:b/>
+          <w:color w:val="2FA84F"/>
+          <w:sz w:val="20"/>
+          <w:szCs w:val="20"/>
+        </w:rPr>
+        <w:t xml:space="preserve">Então </w:t>
+      </w:r>
+      <w:r>
+        <w:rPr>
+          <w:rFonts w:ascii="SF Pro Display" w:hAnsi="SF Pro Display" w:cs="SF Pro Display"/>
+          <w:color w:val="1A1A1A"/>
+          <w:sz w:val="20"/>
+          <w:szCs w:val="20"/>
+        </w:rPr>
+        <w:t xml:space="preserve">vale o registro geolocalizado; o Frila não arbitra, e o contratante registra a discordância na avaliação.</w:t>
       </w:r>
     </w:p>
     <w:p>
       <w:pPr>
         <w:spacing w:before="0" w:after="160" w:line="264" w:lineRule="auto"/>
       </w:pPr>
-    </w:p>
-    <w:p>
-      <w:r>
-        <w:br w:type="page"/>
-      </w:r>
-    </w:p>
-    <w:p>
-      <w:pPr>
-        <w:keepNext/>
-        <w:spacing w:before="0" w:after="200" w:line="264" w:lineRule="auto"/>
-      </w:pPr>
-      <w:r>
-        <w:rPr>
-          <w:rFonts w:ascii="SF Pro Display" w:hAnsi="SF Pro Display" w:cs="SF Pro Display"/>
-          <w:b/>
-          <w:color w:val="1E6B3A"/>
-          <w:sz w:val="40"/>
-          <w:szCs w:val="40"/>
-        </w:rPr>
-        <w:t xml:space="preserve">ÉPICO 6: Confiança, Reputação Binária e Aval Herdado</w:t>
-      </w:r>
     </w:p>
     <w:p>
       <w:pPr>
@@ -10886,7 +12321,7 @@
           <w:sz w:val="30"/>
           <w:szCs w:val="30"/>
         </w:rPr>
-        <w:t xml:space="preserve">US17: Avaliação Binária Bidirecional Pós-Turno ('Chamaria de Novo?')</w:t>
+        <w:t xml:space="preserve">US16: Cancelamento Justificado com Reabertura Imediata da Vaga</w:t>
       </w:r>
     </w:p>
     <w:tbl>
@@ -11013,7 +12448,7 @@
                 <w:sz w:val="20"/>
                 <w:szCs w:val="20"/>
               </w:rPr>
-              <w:t xml:space="preserve">RF15, RN13</w:t>
+              <w:t xml:space="preserve">RF14, RN12, RN16</w:t>
             </w:r>
           </w:p>
         </w:tc>
@@ -11164,7 +12599,7 @@
           <w:sz w:val="20"/>
           <w:szCs w:val="20"/>
         </w:rPr>
-        <w:t xml:space="preserve">“Como contratante ou profissional ao final do turno,”</w:t>
+        <w:t xml:space="preserve">“Como gerente cujo profissional cancelou de última hora ou como profissional com imprevisto grave,”</w:t>
       </w:r>
     </w:p>
     <w:p>
@@ -11180,7 +12615,7 @@
           <w:sz w:val="20"/>
           <w:szCs w:val="20"/>
         </w:rPr>
-        <w:t xml:space="preserve">“quero responder apenas SIM ou NÃO para a pergunta 'Chamaria de novo?' ou 'Trabalharia de novo?',”</w:t>
+        <w:t xml:space="preserve">“quero que o cancelamento reabra a vaga para despacho automático instantaneamente,”</w:t>
       </w:r>
     </w:p>
     <w:p>
@@ -11196,7 +12631,7 @@
           <w:sz w:val="20"/>
           <w:szCs w:val="20"/>
         </w:rPr>
-        <w:t xml:space="preserve">“para avaliar a outra parte com honestidade em 5 segundos, sem a inflação artificial de notas de 1 a 5 estrelas.”</w:t>
+        <w:t xml:space="preserve">“para que outro profissional cubra o posto em tempo hábil minimizando o prejuízo.”</w:t>
       </w:r>
     </w:p>
     <w:p>
@@ -11227,7 +12662,7 @@
           <w:sz w:val="20"/>
           <w:szCs w:val="20"/>
         </w:rPr>
-        <w:t xml:space="preserve">• Cenário 1: Avaliação mútua simples e rápida</w:t>
+        <w:t xml:space="preserve">• Cenário 1: Cancelamento pelo profissional e reabertura automática</w:t>
       </w:r>
     </w:p>
     <w:p>
@@ -11252,7 +12687,7 @@
           <w:sz w:val="20"/>
           <w:szCs w:val="20"/>
         </w:rPr>
-        <w:t xml:space="preserve">o turno é finalizado com check-out registrado,</w:t>
+        <w:t xml:space="preserve">o profissional cancela o turno 2 horas antes do início informando justificativa,</w:t>
       </w:r>
     </w:p>
     <w:p>
@@ -11277,7 +12712,7 @@
           <w:sz w:val="20"/>
           <w:szCs w:val="20"/>
         </w:rPr>
-        <w:t xml:space="preserve">uma tela modal exibe a pergunta binária com botões 'Sim' e 'Não',</w:t>
+        <w:t xml:space="preserve">o sistema grava autor, momento, antecedência e motivo; como faltam menos de 24 horas, o cancelamento conta como falta na taxa de comparecimento, sem suspensão nem bloqueio,</w:t>
       </w:r>
     </w:p>
     <w:p>
@@ -11302,13 +12737,125 @@
           <w:sz w:val="20"/>
           <w:szCs w:val="20"/>
         </w:rPr>
-        <w:t xml:space="preserve">o voto é computado no histórico do avaliado e a tela é liberada.</w:t>
+        <w:t xml:space="preserve">a vaga volta a ficar aberta e uma nova notificação é disparada em até 30 segundos.</w:t>
+      </w:r>
+    </w:p>
+    <w:p>
+      <w:pPr>
+        <w:ind w:left="120"/>
+        <w:spacing w:before="40" w:after="20" w:line="264" w:lineRule="auto"/>
+      </w:pPr>
+      <w:r>
+        <w:rPr>
+          <w:rFonts w:ascii="SF Pro Display" w:hAnsi="SF Pro Display" w:cs="SF Pro Display"/>
+          <w:b/>
+          <w:color w:val="1A1A1A"/>
+          <w:sz w:val="20"/>
+          <w:szCs w:val="20"/>
+        </w:rPr>
+        <w:t xml:space="preserve">• Cenário 2: Cancelamento com mais de 24 horas de antecedência</w:t>
+      </w:r>
+    </w:p>
+    <w:p>
+      <w:pPr>
+        <w:ind w:left="240"/>
+        <w:spacing w:before="0" w:after="20" w:line="264" w:lineRule="auto"/>
+      </w:pPr>
+      <w:r>
+        <w:rPr>
+          <w:rFonts w:ascii="SF Pro Display" w:hAnsi="SF Pro Display" w:cs="SF Pro Display"/>
+          <w:b/>
+          <w:color w:val="2FA84F"/>
+          <w:sz w:val="20"/>
+          <w:szCs w:val="20"/>
+        </w:rPr>
+        <w:t xml:space="preserve">Dado que </w:t>
+      </w:r>
+      <w:r>
+        <w:rPr>
+          <w:rFonts w:ascii="SF Pro Display" w:hAnsi="SF Pro Display" w:cs="SF Pro Display"/>
+          <w:color w:val="1A1A1A"/>
+          <w:sz w:val="20"/>
+          <w:szCs w:val="20"/>
+        </w:rPr>
+        <w:t xml:space="preserve">o profissional cancela o turno 3 dias antes do início,</w:t>
+      </w:r>
+    </w:p>
+    <w:p>
+      <w:pPr>
+        <w:ind w:left="240"/>
+        <w:spacing w:before="0" w:after="20" w:line="264" w:lineRule="auto"/>
+      </w:pPr>
+      <w:r>
+        <w:rPr>
+          <w:rFonts w:ascii="SF Pro Display" w:hAnsi="SF Pro Display" w:cs="SF Pro Display"/>
+          <w:b/>
+          <w:color w:val="2FA84F"/>
+          <w:sz w:val="20"/>
+          <w:szCs w:val="20"/>
+        </w:rPr>
+        <w:t xml:space="preserve">Quando </w:t>
+      </w:r>
+      <w:r>
+        <w:rPr>
+          <w:rFonts w:ascii="SF Pro Display" w:hAnsi="SF Pro Display" w:cs="SF Pro Display"/>
+          <w:color w:val="1A1A1A"/>
+          <w:sz w:val="20"/>
+          <w:szCs w:val="20"/>
+        </w:rPr>
+        <w:t xml:space="preserve">o sistema grava o cancelamento com o motivo,</w:t>
+      </w:r>
+    </w:p>
+    <w:p>
+      <w:pPr>
+        <w:ind w:left="240"/>
+        <w:spacing w:before="0" w:after="60" w:line="264" w:lineRule="auto"/>
+      </w:pPr>
+      <w:r>
+        <w:rPr>
+          <w:rFonts w:ascii="SF Pro Display" w:hAnsi="SF Pro Display" w:cs="SF Pro Display"/>
+          <w:b/>
+          <w:color w:val="2FA84F"/>
+          <w:sz w:val="20"/>
+          <w:szCs w:val="20"/>
+        </w:rPr>
+        <w:t xml:space="preserve">Então </w:t>
+      </w:r>
+      <w:r>
+        <w:rPr>
+          <w:rFonts w:ascii="SF Pro Display" w:hAnsi="SF Pro Display" w:cs="SF Pro Display"/>
+          <w:color w:val="1A1A1A"/>
+          <w:sz w:val="20"/>
+          <w:szCs w:val="20"/>
+        </w:rPr>
+        <w:t xml:space="preserve">a vaga é reaberta com nova notificação e o cancelamento não entra na taxa de comparecimento.</w:t>
       </w:r>
     </w:p>
     <w:p>
       <w:pPr>
         <w:spacing w:before="0" w:after="160" w:line="264" w:lineRule="auto"/>
       </w:pPr>
+    </w:p>
+    <w:p>
+      <w:r>
+        <w:br w:type="page"/>
+      </w:r>
+    </w:p>
+    <w:p>
+      <w:pPr>
+        <w:keepNext/>
+        <w:spacing w:before="0" w:after="200" w:line="264" w:lineRule="auto"/>
+      </w:pPr>
+      <w:r>
+        <w:rPr>
+          <w:rFonts w:ascii="SF Pro Display" w:hAnsi="SF Pro Display" w:cs="SF Pro Display"/>
+          <w:b/>
+          <w:color w:val="1E6B3A"/>
+          <w:sz w:val="40"/>
+          <w:szCs w:val="40"/>
+        </w:rPr>
+        <w:t xml:space="preserve">ÉPICO 6: Confiança e Reputação Binária</w:t>
+      </w:r>
     </w:p>
     <w:p>
       <w:pPr>
@@ -11323,7 +12870,7 @@
           <w:sz w:val="30"/>
           <w:szCs w:val="30"/>
         </w:rPr>
-        <w:t xml:space="preserve">US18: Exibição Clara de Reputação com Denominador e Taxa de Presença</w:t>
+        <w:t xml:space="preserve">US17: Avaliação Binária Bidirecional Pós-Turno ('Chamaria de Novo?')</w:t>
       </w:r>
     </w:p>
     <w:tbl>
@@ -11450,7 +12997,7 @@
                 <w:sz w:val="20"/>
                 <w:szCs w:val="20"/>
               </w:rPr>
-              <w:t xml:space="preserve">RF16</w:t>
+              <w:t xml:space="preserve">RF15, RN07</w:t>
             </w:r>
           </w:p>
         </w:tc>
@@ -11601,7 +13148,7 @@
           <w:sz w:val="20"/>
           <w:szCs w:val="20"/>
         </w:rPr>
-        <w:t xml:space="preserve">“Como contratante avaliando um candidato ou profissional avaliando um local,”</w:t>
+        <w:t xml:space="preserve">“Como contratante ou profissional ao final de um turno em que trabalhamos juntos,”</w:t>
       </w:r>
     </w:p>
     <w:p>
@@ -11617,7 +13164,7 @@
           <w:sz w:val="20"/>
           <w:szCs w:val="20"/>
         </w:rPr>
-        <w:t xml:space="preserve">“quero ver exatamente quantos turnos a pessoa já cumpriu e a proporção real de recomendações (ex: 18 de 20 contratantes chamariam de novo - 90%),”</w:t>
+        <w:t xml:space="preserve">“quero responder apenas SIM ou NÃO para a pergunta 'Chamaria de novo?' ou 'Trabalharia de novo?',”</w:t>
       </w:r>
     </w:p>
     <w:p>
@@ -11633,7 +13180,7 @@
           <w:sz w:val="20"/>
           <w:szCs w:val="20"/>
         </w:rPr>
-        <w:t xml:space="preserve">“para tomar uma decisão baseada em histórico comprovado e sem notas mascaradas.”</w:t>
+        <w:t xml:space="preserve">“para avaliar a outra parte com honestidade em 5 segundos, sem a inflação artificial de notas de 1 a 5 estrelas.”</w:t>
       </w:r>
     </w:p>
     <w:p>
@@ -11664,7 +13211,7 @@
           <w:sz w:val="20"/>
           <w:szCs w:val="20"/>
         </w:rPr>
-        <w:t xml:space="preserve">• Cenário 1: Exibição transparente no card de perfil</w:t>
+        <w:t xml:space="preserve">• Cenário 1: Avaliação mútua simples e rápida</w:t>
       </w:r>
     </w:p>
     <w:p>
@@ -11689,7 +13236,7 @@
           <w:sz w:val="20"/>
           <w:szCs w:val="20"/>
         </w:rPr>
-        <w:t xml:space="preserve">o usuário abre o perfil de um profissional ou contratante,</w:t>
+        <w:t xml:space="preserve">o fim previsto do turno já passou e a presença foi verificada (check-in geolocalizado ou manual confirmado),</w:t>
       </w:r>
     </w:p>
     <w:p>
@@ -11714,7 +13261,7 @@
           <w:sz w:val="20"/>
           <w:szCs w:val="20"/>
         </w:rPr>
-        <w:t xml:space="preserve">o app renderiza o total de turnos concluídos, a taxa de pontualidade/presença em porcentagem e o indicador binário com denominador explícito,</w:t>
+        <w:t xml:space="preserve">uma tela modal exibe a pergunta binária com botões 'Sim' e 'Não',</w:t>
       </w:r>
     </w:p>
     <w:p>
@@ -11739,7 +13286,98 @@
           <w:sz w:val="20"/>
           <w:szCs w:val="20"/>
         </w:rPr>
-        <w:t xml:space="preserve">nenhuma média decimal de estrelas é mostrada em nenhum lugar do sistema.</w:t>
+        <w:t xml:space="preserve">o voto é computado no histórico do avaliado e a tela é liberada.</w:t>
+      </w:r>
+    </w:p>
+    <w:p>
+      <w:pPr>
+        <w:ind w:left="120"/>
+        <w:spacing w:before="40" w:after="20" w:line="264" w:lineRule="auto"/>
+      </w:pPr>
+      <w:r>
+        <w:rPr>
+          <w:rFonts w:ascii="SF Pro Display" w:hAnsi="SF Pro Display" w:cs="SF Pro Display"/>
+          <w:b/>
+          <w:color w:val="1A1A1A"/>
+          <w:sz w:val="20"/>
+          <w:szCs w:val="20"/>
+        </w:rPr>
+        <w:t xml:space="preserve">• Cenário 2: Profissional que não compareceu</w:t>
+      </w:r>
+    </w:p>
+    <w:p>
+      <w:pPr>
+        <w:ind w:left="240"/>
+        <w:spacing w:before="0" w:after="20" w:line="264" w:lineRule="auto"/>
+      </w:pPr>
+      <w:r>
+        <w:rPr>
+          <w:rFonts w:ascii="SF Pro Display" w:hAnsi="SF Pro Display" w:cs="SF Pro Display"/>
+          <w:b/>
+          <w:color w:val="2FA84F"/>
+          <w:sz w:val="20"/>
+          <w:szCs w:val="20"/>
+        </w:rPr>
+        <w:t xml:space="preserve">Dado que </w:t>
+      </w:r>
+      <w:r>
+        <w:rPr>
+          <w:rFonts w:ascii="SF Pro Display" w:hAnsi="SF Pro Display" w:cs="SF Pro Display"/>
+          <w:color w:val="1A1A1A"/>
+          <w:sz w:val="20"/>
+          <w:szCs w:val="20"/>
+        </w:rPr>
+        <w:t xml:space="preserve">o profissional confirmado não apareceu ou o turno ficou 'não verificado',</w:t>
+      </w:r>
+    </w:p>
+    <w:p>
+      <w:pPr>
+        <w:ind w:left="240"/>
+        <w:spacing w:before="0" w:after="20" w:line="264" w:lineRule="auto"/>
+      </w:pPr>
+      <w:r>
+        <w:rPr>
+          <w:rFonts w:ascii="SF Pro Display" w:hAnsi="SF Pro Display" w:cs="SF Pro Display"/>
+          <w:b/>
+          <w:color w:val="2FA84F"/>
+          <w:sz w:val="20"/>
+          <w:szCs w:val="20"/>
+        </w:rPr>
+        <w:t xml:space="preserve">Quando </w:t>
+      </w:r>
+      <w:r>
+        <w:rPr>
+          <w:rFonts w:ascii="SF Pro Display" w:hAnsi="SF Pro Display" w:cs="SF Pro Display"/>
+          <w:color w:val="1A1A1A"/>
+          <w:sz w:val="20"/>
+          <w:szCs w:val="20"/>
+        </w:rPr>
+        <w:t xml:space="preserve">chega o fim previsto do turno,</w:t>
+      </w:r>
+    </w:p>
+    <w:p>
+      <w:pPr>
+        <w:ind w:left="240"/>
+        <w:spacing w:before="0" w:after="60" w:line="264" w:lineRule="auto"/>
+      </w:pPr>
+      <w:r>
+        <w:rPr>
+          <w:rFonts w:ascii="SF Pro Display" w:hAnsi="SF Pro Display" w:cs="SF Pro Display"/>
+          <w:b/>
+          <w:color w:val="2FA84F"/>
+          <w:sz w:val="20"/>
+          <w:szCs w:val="20"/>
+        </w:rPr>
+        <w:t xml:space="preserve">Então </w:t>
+      </w:r>
+      <w:r>
+        <w:rPr>
+          <w:rFonts w:ascii="SF Pro Display" w:hAnsi="SF Pro Display" w:cs="SF Pro Display"/>
+          <w:color w:val="1A1A1A"/>
+          <w:sz w:val="20"/>
+          <w:szCs w:val="20"/>
+        </w:rPr>
+        <w:t xml:space="preserve">nenhuma avaliação é aberta; a falta pesa só na taxa de comparecimento, para não pesar duas vezes.</w:t>
       </w:r>
     </w:p>
     <w:p>
@@ -11760,7 +13398,7 @@
           <w:sz w:val="30"/>
           <w:szCs w:val="30"/>
         </w:rPr>
-        <w:t xml:space="preserve">US19: Registro de Aval Externo Herdado</w:t>
+        <w:t xml:space="preserve">US18: Exibição Clara de Reputação com Denominador e Taxa de Comparecimento</w:t>
       </w:r>
     </w:p>
     <w:tbl>
@@ -11831,7 +13469,7 @@
                 <w:sz w:val="20"/>
                 <w:szCs w:val="20"/>
               </w:rPr>
-              <w:t xml:space="preserve">Lucas (Profissional) e Marcos (Contratante)</w:t>
+              <w:t xml:space="preserve">Marcos (Contratante) e Lucas (Profissional)</w:t>
             </w:r>
           </w:p>
         </w:tc>
@@ -11887,7 +13525,7 @@
                 <w:sz w:val="20"/>
                 <w:szCs w:val="20"/>
               </w:rPr>
-              <w:t xml:space="preserve">RF17</w:t>
+              <w:t xml:space="preserve">RF16</w:t>
             </w:r>
           </w:p>
         </w:tc>
@@ -11943,7 +13581,7 @@
                 <w:sz w:val="20"/>
                 <w:szCs w:val="20"/>
               </w:rPr>
-              <w:t xml:space="preserve">COULD HAVE</w:t>
+              <w:t xml:space="preserve">MUST HAVE</w:t>
             </w:r>
           </w:p>
         </w:tc>
@@ -12038,7 +13676,7 @@
           <w:sz w:val="20"/>
           <w:szCs w:val="20"/>
         </w:rPr>
-        <w:t xml:space="preserve">“Como profissional experiente que está entrando agora no Frila,”</w:t>
+        <w:t xml:space="preserve">“Como contratante avaliando um candidato ou profissional avaliando um local,”</w:t>
       </w:r>
     </w:p>
     <w:p>
@@ -12054,7 +13692,7 @@
           <w:sz w:val="20"/>
           <w:szCs w:val="20"/>
         </w:rPr>
-        <w:t xml:space="preserve">“quero solicitar um atestado de recomendação de um gerente com quem já trabalhei fora do app,”</w:t>
+        <w:t xml:space="preserve">“quero ver exatamente quantos turnos a pessoa já cumpriu e a proporção real de recomendações (ex: 18 de 20 contratantes chamariam de novo - 90%),”</w:t>
       </w:r>
     </w:p>
     <w:p>
@@ -12070,7 +13708,7 @@
           <w:sz w:val="20"/>
           <w:szCs w:val="20"/>
         </w:rPr>
-        <w:t xml:space="preserve">“para que eu não comece com histórico zerado e consiga vagas boas desde o primeiro dia.”</w:t>
+        <w:t xml:space="preserve">“para tomar uma decisão baseada em histórico comprovado e sem notas mascaradas.”</w:t>
       </w:r>
     </w:p>
     <w:p>
@@ -12101,7 +13739,7 @@
           <w:sz w:val="20"/>
           <w:szCs w:val="20"/>
         </w:rPr>
-        <w:t xml:space="preserve">• Cenário 1: Envio e validação de aval externo</w:t>
+        <w:t xml:space="preserve">• Cenário 1: Exibição transparente no card de perfil</w:t>
       </w:r>
     </w:p>
     <w:p>
@@ -12126,7 +13764,7 @@
           <w:sz w:val="20"/>
           <w:szCs w:val="20"/>
         </w:rPr>
-        <w:t xml:space="preserve">o profissional informa o telefone de um gerente de restaurante conhecido,</w:t>
+        <w:t xml:space="preserve">o usuário abre o perfil de um profissional ou contratante,</w:t>
       </w:r>
     </w:p>
     <w:p>
@@ -12151,7 +13789,7 @@
           <w:sz w:val="20"/>
           <w:szCs w:val="20"/>
         </w:rPr>
-        <w:t xml:space="preserve">o gerente recebe um link de validação rápida e confirma que Lucas prestou bons serviços,</w:t>
+        <w:t xml:space="preserve">o app renderiza o total de turnos concluídos, a taxa de comparecimento (turnos com presença divididos pelos turnos confirmados) e o indicador binário com denominador explícito,</w:t>
       </w:r>
     </w:p>
     <w:p>
@@ -12176,13 +13814,43 @@
           <w:sz w:val="20"/>
           <w:szCs w:val="20"/>
         </w:rPr>
-        <w:t xml:space="preserve">o perfil ganha o selo 'Aval Externo Verificado' visível no despacho.</w:t>
+        <w:t xml:space="preserve">nenhuma média decimal de estrelas é mostrada em nenhum lugar do sistema, e perfil sem histórico aparece como 'Sem histórico'.</w:t>
       </w:r>
     </w:p>
     <w:p>
       <w:pPr>
         <w:spacing w:before="0" w:after="160" w:line="264" w:lineRule="auto"/>
       </w:pPr>
+    </w:p>
+    <w:p>
+      <w:pPr>
+        <w:keepNext/>
+        <w:spacing w:before="280" w:after="120" w:line="264" w:lineRule="auto"/>
+      </w:pPr>
+      <w:r>
+        <w:rPr>
+          <w:rFonts w:ascii="SF Pro Display" w:hAnsi="SF Pro Display" w:cs="SF Pro Display"/>
+          <w:b/>
+          <w:color w:val="2FA84F"/>
+          <w:sz w:val="30"/>
+          <w:szCs w:val="30"/>
+        </w:rPr>
+        <w:t xml:space="preserve">US19: Retirada na v1.1.0</w:t>
+      </w:r>
+    </w:p>
+    <w:p>
+      <w:pPr>
+        <w:spacing w:before="0" w:after="100" w:line="264" w:lineRule="auto"/>
+      </w:pPr>
+      <w:r>
+        <w:rPr>
+          <w:rFonts w:ascii="SF Pro Display" w:hAnsi="SF Pro Display" w:cs="SF Pro Display"/>
+          <w:color w:val="1A1A1A"/>
+          <w:sz w:val="22"/>
+          <w:szCs w:val="22"/>
+        </w:rPr>
+        <w:t xml:space="preserve">A US19 (aval de quem trabalhou com o profissional fora da plataforma) saiu do produto em 21/09/2026, junto com a RF17. Só avalia quem trabalhou junto pelo Frila. O número fica reservado e não é reutilizado.</w:t>
+      </w:r>
     </w:p>
     <w:p>
       <w:r>
@@ -12202,7 +13870,7 @@
           <w:sz w:val="40"/>
           <w:szCs w:val="40"/>
         </w:rPr>
-        <w:t xml:space="preserve">ÉPICO 7: Auditoria, Prestação de Contas e Suporte Operacional</w:t>
+        <w:t xml:space="preserve">ÉPICO 7: Auditoria, Prestação de Contas e Suporte</w:t>
       </w:r>
     </w:p>
     <w:p>
@@ -12345,7 +14013,7 @@
                 <w:sz w:val="20"/>
                 <w:szCs w:val="20"/>
               </w:rPr>
-              <w:t xml:space="preserve">RF20, RN17</w:t>
+              <w:t xml:space="preserve">RF22, RN17</w:t>
             </w:r>
           </w:p>
         </w:tc>
@@ -12655,7 +14323,7 @@
           <w:sz w:val="30"/>
           <w:szCs w:val="30"/>
         </w:rPr>
-        <w:t xml:space="preserve">US21: Painel Operacional de Monitoramento da Janela Crítica</w:t>
+        <w:t xml:space="preserve">US21: Alerta de Vaga Vazia e Painel do Gestor</w:t>
       </w:r>
     </w:p>
     <w:tbl>
@@ -12726,7 +14394,7 @@
                 <w:sz w:val="20"/>
                 <w:szCs w:val="20"/>
               </w:rPr>
-              <w:t xml:space="preserve">Roberta (Operadora Frila)</w:t>
+              <w:t xml:space="preserve">Marcos (Gerente de Bar/Restaurante)</w:t>
             </w:r>
           </w:p>
         </w:tc>
@@ -12782,7 +14450,7 @@
                 <w:sz w:val="20"/>
                 <w:szCs w:val="20"/>
               </w:rPr>
-              <w:t xml:space="preserve">RF21</w:t>
+              <w:t xml:space="preserve">RF20</w:t>
             </w:r>
           </w:p>
         </w:tc>
@@ -12933,7 +14601,7 @@
           <w:sz w:val="20"/>
           <w:szCs w:val="20"/>
         </w:rPr>
-        <w:t xml:space="preserve">“Como operadora interna da plataforma Frila,”</w:t>
+        <w:t xml:space="preserve">“Como gerente que publicou uma vaga,”</w:t>
       </w:r>
     </w:p>
     <w:p>
@@ -12949,7 +14617,7 @@
           <w:sz w:val="20"/>
           <w:szCs w:val="20"/>
         </w:rPr>
-        <w:t xml:space="preserve">“quero visualizar em tempo real um painel web com vagas que entram na janela crítica (&lt; 3 horas para o turno) sem candidato,”</w:t>
+        <w:t xml:space="preserve">“quero ser avisado no celular quando ela seguir vazia perto do horário e acompanhar, no Painel da versão web, vagas, contratados e turnos da minha casa,”</w:t>
       </w:r>
     </w:p>
     <w:p>
@@ -12965,7 +14633,7 @@
           <w:sz w:val="20"/>
           <w:szCs w:val="20"/>
         </w:rPr>
-        <w:t xml:space="preserve">“para poder acionar intervenção ativa antes que o restaurante sofra um desfalque no salão.”</w:t>
+        <w:t xml:space="preserve">“para agir a tempo antes de o salão ficar desfalcado, sem depender de ninguém do Frila.”</w:t>
       </w:r>
     </w:p>
     <w:p>
@@ -12996,7 +14664,7 @@
           <w:sz w:val="20"/>
           <w:szCs w:val="20"/>
         </w:rPr>
-        <w:t xml:space="preserve">• Cenário 1: Alerta visual de vaga em risco</w:t>
+        <w:t xml:space="preserve">• Cenário 1: Alerta de vaga vazia na janela crítica</w:t>
       </w:r>
     </w:p>
     <w:p>
@@ -13021,7 +14689,7 @@
           <w:sz w:val="20"/>
           <w:szCs w:val="20"/>
         </w:rPr>
-        <w:t xml:space="preserve">uma vaga na Asa Norte está a 2h30 do início com status 'Aberta',</w:t>
+        <w:t xml:space="preserve">uma vaga na Asa Norte está a 3 horas do início com posição ainda aberta (antecedência padrão, ajustável na publicação),</w:t>
       </w:r>
     </w:p>
     <w:p>
@@ -13046,7 +14714,7 @@
           <w:sz w:val="20"/>
           <w:szCs w:val="20"/>
         </w:rPr>
-        <w:t xml:space="preserve">o painel web destaca o card em vermelho na coluna 'Janela Crítica',</w:t>
+        <w:t xml:space="preserve">a janela crítica começa,</w:t>
       </w:r>
     </w:p>
     <w:p>
@@ -13071,7 +14739,189 @@
           <w:sz w:val="20"/>
           <w:szCs w:val="20"/>
         </w:rPr>
-        <w:t xml:space="preserve">a operadora visualiza o botão de contato telefônico direto do contratante e opção de ampliação de raio.</w:t>
+        <w:t xml:space="preserve">o contratante recebe uma notificação no app e pode, por exemplo, ajustar a vaga ou procurar por fora; o Frila não intervém.</w:t>
+      </w:r>
+    </w:p>
+    <w:p>
+      <w:pPr>
+        <w:ind w:left="120"/>
+        <w:spacing w:before="40" w:after="20" w:line="264" w:lineRule="auto"/>
+      </w:pPr>
+      <w:r>
+        <w:rPr>
+          <w:rFonts w:ascii="SF Pro Display" w:hAnsi="SF Pro Display" w:cs="SF Pro Display"/>
+          <w:b/>
+          <w:color w:val="1A1A1A"/>
+          <w:sz w:val="20"/>
+          <w:szCs w:val="20"/>
+        </w:rPr>
+        <w:t xml:space="preserve">• Cenário 2: Acompanhamento no Painel web</w:t>
+      </w:r>
+    </w:p>
+    <w:p>
+      <w:pPr>
+        <w:ind w:left="240"/>
+        <w:spacing w:before="0" w:after="20" w:line="264" w:lineRule="auto"/>
+      </w:pPr>
+      <w:r>
+        <w:rPr>
+          <w:rFonts w:ascii="SF Pro Display" w:hAnsi="SF Pro Display" w:cs="SF Pro Display"/>
+          <w:b/>
+          <w:color w:val="2FA84F"/>
+          <w:sz w:val="20"/>
+          <w:szCs w:val="20"/>
+        </w:rPr>
+        <w:t xml:space="preserve">Dado que </w:t>
+      </w:r>
+      <w:r>
+        <w:rPr>
+          <w:rFonts w:ascii="SF Pro Display" w:hAnsi="SF Pro Display" w:cs="SF Pro Display"/>
+          <w:color w:val="1A1A1A"/>
+          <w:sz w:val="20"/>
+          <w:szCs w:val="20"/>
+        </w:rPr>
+        <w:t xml:space="preserve">o gestor abre o Painel na versão web do app do estabelecimento,</w:t>
+      </w:r>
+    </w:p>
+    <w:p>
+      <w:pPr>
+        <w:ind w:left="240"/>
+        <w:spacing w:before="0" w:after="20" w:line="264" w:lineRule="auto"/>
+      </w:pPr>
+      <w:r>
+        <w:rPr>
+          <w:rFonts w:ascii="SF Pro Display" w:hAnsi="SF Pro Display" w:cs="SF Pro Display"/>
+          <w:b/>
+          <w:color w:val="2FA84F"/>
+          <w:sz w:val="20"/>
+          <w:szCs w:val="20"/>
+        </w:rPr>
+        <w:t xml:space="preserve">Quando </w:t>
+      </w:r>
+      <w:r>
+        <w:rPr>
+          <w:rFonts w:ascii="SF Pro Display" w:hAnsi="SF Pro Display" w:cs="SF Pro Display"/>
+          <w:color w:val="1A1A1A"/>
+          <w:sz w:val="20"/>
+          <w:szCs w:val="20"/>
+        </w:rPr>
+        <w:t xml:space="preserve">a tela carrega,</w:t>
+      </w:r>
+    </w:p>
+    <w:p>
+      <w:pPr>
+        <w:ind w:left="240"/>
+        <w:spacing w:before="0" w:after="60" w:line="264" w:lineRule="auto"/>
+      </w:pPr>
+      <w:r>
+        <w:rPr>
+          <w:rFonts w:ascii="SF Pro Display" w:hAnsi="SF Pro Display" w:cs="SF Pro Display"/>
+          <w:b/>
+          <w:color w:val="2FA84F"/>
+          <w:sz w:val="20"/>
+          <w:szCs w:val="20"/>
+        </w:rPr>
+        <w:t xml:space="preserve">Então </w:t>
+      </w:r>
+      <w:r>
+        <w:rPr>
+          <w:rFonts w:ascii="SF Pro Display" w:hAnsi="SF Pro Display" w:cs="SF Pro Display"/>
+          <w:color w:val="1A1A1A"/>
+          <w:sz w:val="20"/>
+          <w:szCs w:val="20"/>
+        </w:rPr>
+        <w:t xml:space="preserve">ele vê as vagas abertas e em alerta, os candidatos, os confirmados, os check-ins feitos e os turnos não verificados.</w:t>
+      </w:r>
+    </w:p>
+    <w:p>
+      <w:pPr>
+        <w:ind w:left="120"/>
+        <w:spacing w:before="40" w:after="20" w:line="264" w:lineRule="auto"/>
+      </w:pPr>
+      <w:r>
+        <w:rPr>
+          <w:rFonts w:ascii="SF Pro Display" w:hAnsi="SF Pro Display" w:cs="SF Pro Display"/>
+          <w:b/>
+          <w:color w:val="1A1A1A"/>
+          <w:sz w:val="20"/>
+          <w:szCs w:val="20"/>
+        </w:rPr>
+        <w:t xml:space="preserve">• Cenário 3: Confirmação de check-in manual</w:t>
+      </w:r>
+    </w:p>
+    <w:p>
+      <w:pPr>
+        <w:ind w:left="240"/>
+        <w:spacing w:before="0" w:after="20" w:line="264" w:lineRule="auto"/>
+      </w:pPr>
+      <w:r>
+        <w:rPr>
+          <w:rFonts w:ascii="SF Pro Display" w:hAnsi="SF Pro Display" w:cs="SF Pro Display"/>
+          <w:b/>
+          <w:color w:val="2FA84F"/>
+          <w:sz w:val="20"/>
+          <w:szCs w:val="20"/>
+        </w:rPr>
+        <w:t xml:space="preserve">Dado que </w:t>
+      </w:r>
+      <w:r>
+        <w:rPr>
+          <w:rFonts w:ascii="SF Pro Display" w:hAnsi="SF Pro Display" w:cs="SF Pro Display"/>
+          <w:color w:val="1A1A1A"/>
+          <w:sz w:val="20"/>
+          <w:szCs w:val="20"/>
+        </w:rPr>
+        <w:t xml:space="preserve">um profissional fez check-in manual porque a localização falhou,</w:t>
+      </w:r>
+    </w:p>
+    <w:p>
+      <w:pPr>
+        <w:ind w:left="240"/>
+        <w:spacing w:before="0" w:after="20" w:line="264" w:lineRule="auto"/>
+      </w:pPr>
+      <w:r>
+        <w:rPr>
+          <w:rFonts w:ascii="SF Pro Display" w:hAnsi="SF Pro Display" w:cs="SF Pro Display"/>
+          <w:b/>
+          <w:color w:val="2FA84F"/>
+          <w:sz w:val="20"/>
+          <w:szCs w:val="20"/>
+        </w:rPr>
+        <w:t xml:space="preserve">Quando </w:t>
+      </w:r>
+      <w:r>
+        <w:rPr>
+          <w:rFonts w:ascii="SF Pro Display" w:hAnsi="SF Pro Display" w:cs="SF Pro Display"/>
+          <w:color w:val="1A1A1A"/>
+          <w:sz w:val="20"/>
+          <w:szCs w:val="20"/>
+        </w:rPr>
+        <w:t xml:space="preserve">o gestor toca em 'Confirmar' no app ou no Painel,</w:t>
+      </w:r>
+    </w:p>
+    <w:p>
+      <w:pPr>
+        <w:ind w:left="240"/>
+        <w:spacing w:before="0" w:after="60" w:line="264" w:lineRule="auto"/>
+      </w:pPr>
+      <w:r>
+        <w:rPr>
+          <w:rFonts w:ascii="SF Pro Display" w:hAnsi="SF Pro Display" w:cs="SF Pro Display"/>
+          <w:b/>
+          <w:color w:val="2FA84F"/>
+          <w:sz w:val="20"/>
+          <w:szCs w:val="20"/>
+        </w:rPr>
+        <w:t xml:space="preserve">Então </w:t>
+      </w:r>
+      <w:r>
+        <w:rPr>
+          <w:rFonts w:ascii="SF Pro Display" w:hAnsi="SF Pro Display" w:cs="SF Pro Display"/>
+          <w:color w:val="1A1A1A"/>
+          <w:sz w:val="20"/>
+          <w:szCs w:val="20"/>
+        </w:rPr>
+        <w:t xml:space="preserve">a presença passa a contar e o turno deixa de ficar 'não verificado'.</w:t>
       </w:r>
     </w:p>
     <w:p>
@@ -13092,7 +14942,7 @@
           <w:sz w:val="30"/>
           <w:szCs w:val="30"/>
         </w:rPr>
-        <w:t xml:space="preserve">US22: Suporte Operacional Humanizado Durante o Turno</w:t>
+        <w:t xml:space="preserve">US22: Suporte por E-mail Durante o Turno</w:t>
       </w:r>
     </w:p>
     <w:tbl>
@@ -13219,7 +15069,7 @@
                 <w:sz w:val="20"/>
                 <w:szCs w:val="20"/>
               </w:rPr>
-              <w:t xml:space="preserve">RF22</w:t>
+              <w:t xml:space="preserve">RF23</w:t>
             </w:r>
           </w:p>
         </w:tc>
@@ -13370,7 +15220,7 @@
           <w:sz w:val="20"/>
           <w:szCs w:val="20"/>
         </w:rPr>
-        <w:t xml:space="preserve">“Como usuário enfrentando um imprevisto grave durante a execução de um turno,”</w:t>
+        <w:t xml:space="preserve">“Como usuário enfrentando um imprevisto durante a execução de um turno,”</w:t>
       </w:r>
     </w:p>
     <w:p>
@@ -13386,7 +15236,7 @@
           <w:sz w:val="20"/>
           <w:szCs w:val="20"/>
         </w:rPr>
-        <w:t xml:space="preserve">“quero acionar um canal de suporte humano rápido por WhatsApp,”</w:t>
+        <w:t xml:space="preserve">“quero acionar o suporte a partir da tela do turno, com os dados já preenchidos,”</w:t>
       </w:r>
     </w:p>
     <w:p>
@@ -13402,7 +15252,7 @@
           <w:sz w:val="20"/>
           <w:szCs w:val="20"/>
         </w:rPr>
-        <w:t xml:space="preserve">“para resolver incidentes operacionais sem ficar travado em robôs de autoatendimento.”</w:t>
+        <w:t xml:space="preserve">“para registrar o problema por escrito e saber em quanto tempo terei resposta.”</w:t>
       </w:r>
     </w:p>
     <w:p>
@@ -13433,7 +15283,7 @@
           <w:sz w:val="20"/>
           <w:szCs w:val="20"/>
         </w:rPr>
-        <w:t xml:space="preserve">• Cenário 1: Acionamento do SOS Operacional</w:t>
+        <w:t xml:space="preserve">• Cenário 1: Acionamento do suporte</w:t>
       </w:r>
     </w:p>
     <w:p>
@@ -13458,7 +15308,7 @@
           <w:sz w:val="20"/>
           <w:szCs w:val="20"/>
         </w:rPr>
-        <w:t xml:space="preserve">o profissional toca no botão 'Ajuda no Turno',</w:t>
+        <w:t xml:space="preserve">o profissional toca em 'Ajuda no Turno',</w:t>
       </w:r>
     </w:p>
     <w:p>
@@ -13483,7 +15333,7 @@
           <w:sz w:val="20"/>
           <w:szCs w:val="20"/>
         </w:rPr>
-        <w:t xml:space="preserve">o app direciona para a linha direta da operação Frila com os dados do turno já contextualizados,</w:t>
+        <w:t xml:space="preserve">o app abre um e-mail para a Equipe Frila com os dados do turno já contextualizados,</w:t>
       </w:r>
     </w:p>
     <w:p>
@@ -13508,7 +15358,98 @@
           <w:sz w:val="20"/>
           <w:szCs w:val="20"/>
         </w:rPr>
-        <w:t xml:space="preserve">a equipe interna atende em menos de 5 minutos.</w:t>
+        <w:t xml:space="preserve">o prazo de resposta de até 5 dias úteis é mostrado na tela; não há atendimento ao vivo.</w:t>
+      </w:r>
+    </w:p>
+    <w:p>
+      <w:pPr>
+        <w:ind w:left="120"/>
+        <w:spacing w:before="40" w:after="20" w:line="264" w:lineRule="auto"/>
+      </w:pPr>
+      <w:r>
+        <w:rPr>
+          <w:rFonts w:ascii="SF Pro Display" w:hAnsi="SF Pro Display" w:cs="SF Pro Display"/>
+          <w:b/>
+          <w:color w:val="1A1A1A"/>
+          <w:sz w:val="20"/>
+          <w:szCs w:val="20"/>
+        </w:rPr>
+        <w:t xml:space="preserve">• Cenário 2: Risco imediato</w:t>
+      </w:r>
+    </w:p>
+    <w:p>
+      <w:pPr>
+        <w:ind w:left="240"/>
+        <w:spacing w:before="0" w:after="20" w:line="264" w:lineRule="auto"/>
+      </w:pPr>
+      <w:r>
+        <w:rPr>
+          <w:rFonts w:ascii="SF Pro Display" w:hAnsi="SF Pro Display" w:cs="SF Pro Display"/>
+          <w:b/>
+          <w:color w:val="2FA84F"/>
+          <w:sz w:val="20"/>
+          <w:szCs w:val="20"/>
+        </w:rPr>
+        <w:t xml:space="preserve">Dado que </w:t>
+      </w:r>
+      <w:r>
+        <w:rPr>
+          <w:rFonts w:ascii="SF Pro Display" w:hAnsi="SF Pro Display" w:cs="SF Pro Display"/>
+          <w:color w:val="1A1A1A"/>
+          <w:sz w:val="20"/>
+          <w:szCs w:val="20"/>
+        </w:rPr>
+        <w:t xml:space="preserve">o motivo é de segurança,</w:t>
+      </w:r>
+    </w:p>
+    <w:p>
+      <w:pPr>
+        <w:ind w:left="240"/>
+        <w:spacing w:before="0" w:after="20" w:line="264" w:lineRule="auto"/>
+      </w:pPr>
+      <w:r>
+        <w:rPr>
+          <w:rFonts w:ascii="SF Pro Display" w:hAnsi="SF Pro Display" w:cs="SF Pro Display"/>
+          <w:b/>
+          <w:color w:val="2FA84F"/>
+          <w:sz w:val="20"/>
+          <w:szCs w:val="20"/>
+        </w:rPr>
+        <w:t xml:space="preserve">Quando </w:t>
+      </w:r>
+      <w:r>
+        <w:rPr>
+          <w:rFonts w:ascii="SF Pro Display" w:hAnsi="SF Pro Display" w:cs="SF Pro Display"/>
+          <w:color w:val="1A1A1A"/>
+          <w:sz w:val="20"/>
+          <w:szCs w:val="20"/>
+        </w:rPr>
+        <w:t xml:space="preserve">o usuário escolhe esse motivo,</w:t>
+      </w:r>
+    </w:p>
+    <w:p>
+      <w:pPr>
+        <w:ind w:left="240"/>
+        <w:spacing w:before="0" w:after="60" w:line="264" w:lineRule="auto"/>
+      </w:pPr>
+      <w:r>
+        <w:rPr>
+          <w:rFonts w:ascii="SF Pro Display" w:hAnsi="SF Pro Display" w:cs="SF Pro Display"/>
+          <w:b/>
+          <w:color w:val="2FA84F"/>
+          <w:sz w:val="20"/>
+          <w:szCs w:val="20"/>
+        </w:rPr>
+        <w:t xml:space="preserve">Então </w:t>
+      </w:r>
+      <w:r>
+        <w:rPr>
+          <w:rFonts w:ascii="SF Pro Display" w:hAnsi="SF Pro Display" w:cs="SF Pro Display"/>
+          <w:color w:val="1A1A1A"/>
+          <w:sz w:val="20"/>
+          <w:szCs w:val="20"/>
+        </w:rPr>
+        <w:t xml:space="preserve">além do e-mail, o app orienta o contato imediato com as autoridades (190 e 180).</w:t>
       </w:r>
     </w:p>
     <w:p>
@@ -13656,7 +15597,7 @@
                 <w:sz w:val="20"/>
                 <w:szCs w:val="20"/>
               </w:rPr>
-              <w:t xml:space="preserve">RF23</w:t>
+              <w:t xml:space="preserve">RF24, RN13</w:t>
             </w:r>
           </w:p>
         </w:tc>
@@ -13712,7 +15653,7 @@
                 <w:sz w:val="20"/>
                 <w:szCs w:val="20"/>
               </w:rPr>
-              <w:t xml:space="preserve">COULD HAVE</w:t>
+              <w:t xml:space="preserve">MUST HAVE</w:t>
             </w:r>
           </w:p>
         </w:tc>
@@ -13807,7 +15748,7 @@
           <w:sz w:val="20"/>
           <w:szCs w:val="20"/>
         </w:rPr>
-        <w:t xml:space="preserve">“Como profissional que teve a conta suspensa temporariamente por cancelamento,”</w:t>
+        <w:t xml:space="preserve">“Como profissional que teve a conta suspensa depois de uma denúncia grave confirmada,”</w:t>
       </w:r>
     </w:p>
     <w:p>
@@ -13823,7 +15764,7 @@
           <w:sz w:val="20"/>
           <w:szCs w:val="20"/>
         </w:rPr>
-        <w:t xml:space="preserve">“quero visualizar o motivo exato da penalidade e enviar comprovante de força maior (ex: atestado médico),”</w:t>
+        <w:t xml:space="preserve">“quero visualizar o motivo registrado e contestar com meu relato e, se quiser, uma evidência,”</w:t>
       </w:r>
     </w:p>
     <w:p>
@@ -13870,7 +15811,7 @@
           <w:sz w:val="20"/>
           <w:szCs w:val="20"/>
         </w:rPr>
-        <w:t xml:space="preserve">• Cenário 1: Envio de contestação com anexo</w:t>
+        <w:t xml:space="preserve">• Cenário 1: Envio de contestação</w:t>
       </w:r>
     </w:p>
     <w:p>
@@ -13895,7 +15836,7 @@
           <w:sz w:val="20"/>
           <w:szCs w:val="20"/>
         </w:rPr>
-        <w:t xml:space="preserve">o profissional com suspensão ativa anexa foto de atestado médico e justificativa,</w:t>
+        <w:t xml:space="preserve">o profissional com suspensão ativa toca em 'Contestar' e escreve o motivo,</w:t>
       </w:r>
     </w:p>
     <w:p>
@@ -13920,7 +15861,7 @@
           <w:sz w:val="20"/>
           <w:szCs w:val="20"/>
         </w:rPr>
-        <w:t xml:space="preserve">a solicitação entra na fila de análise da moderação Frila,</w:t>
+        <w:t xml:space="preserve">a contestação chega à Equipe Frila por e-mail,</w:t>
       </w:r>
     </w:p>
     <w:p>
@@ -13945,7 +15886,98 @@
           <w:sz w:val="20"/>
           <w:szCs w:val="20"/>
         </w:rPr>
-        <w:t xml:space="preserve">o status de análise é exibido com prazo de resposta de até 24 horas úteis.</w:t>
+        <w:t xml:space="preserve">o prazo de resposta de até 5 dias úteis é exibido; se a contestação for aceita, a conta volta na hora.</w:t>
+      </w:r>
+    </w:p>
+    <w:p>
+      <w:pPr>
+        <w:ind w:left="120"/>
+        <w:spacing w:before="40" w:after="20" w:line="264" w:lineRule="auto"/>
+      </w:pPr>
+      <w:r>
+        <w:rPr>
+          <w:rFonts w:ascii="SF Pro Display" w:hAnsi="SF Pro Display" w:cs="SF Pro Display"/>
+          <w:b/>
+          <w:color w:val="1A1A1A"/>
+          <w:sz w:val="20"/>
+          <w:szCs w:val="20"/>
+        </w:rPr>
+        <w:t xml:space="preserve">• Cenário 2: Cancelamento não suspende</w:t>
+      </w:r>
+    </w:p>
+    <w:p>
+      <w:pPr>
+        <w:ind w:left="240"/>
+        <w:spacing w:before="0" w:after="20" w:line="264" w:lineRule="auto"/>
+      </w:pPr>
+      <w:r>
+        <w:rPr>
+          <w:rFonts w:ascii="SF Pro Display" w:hAnsi="SF Pro Display" w:cs="SF Pro Display"/>
+          <w:b/>
+          <w:color w:val="2FA84F"/>
+          <w:sz w:val="20"/>
+          <w:szCs w:val="20"/>
+        </w:rPr>
+        <w:t xml:space="preserve">Dado que </w:t>
+      </w:r>
+      <w:r>
+        <w:rPr>
+          <w:rFonts w:ascii="SF Pro Display" w:hAnsi="SF Pro Display" w:cs="SF Pro Display"/>
+          <w:color w:val="1A1A1A"/>
+          <w:sz w:val="20"/>
+          <w:szCs w:val="20"/>
+        </w:rPr>
+        <w:t xml:space="preserve">o profissional cancelou vários turnos,</w:t>
+      </w:r>
+    </w:p>
+    <w:p>
+      <w:pPr>
+        <w:ind w:left="240"/>
+        <w:spacing w:before="0" w:after="20" w:line="264" w:lineRule="auto"/>
+      </w:pPr>
+      <w:r>
+        <w:rPr>
+          <w:rFonts w:ascii="SF Pro Display" w:hAnsi="SF Pro Display" w:cs="SF Pro Display"/>
+          <w:b/>
+          <w:color w:val="2FA84F"/>
+          <w:sz w:val="20"/>
+          <w:szCs w:val="20"/>
+        </w:rPr>
+        <w:t xml:space="preserve">Quando </w:t>
+      </w:r>
+      <w:r>
+        <w:rPr>
+          <w:rFonts w:ascii="SF Pro Display" w:hAnsi="SF Pro Display" w:cs="SF Pro Display"/>
+          <w:color w:val="1A1A1A"/>
+          <w:sz w:val="20"/>
+          <w:szCs w:val="20"/>
+        </w:rPr>
+        <w:t xml:space="preserve">o sistema atualiza o histórico,</w:t>
+      </w:r>
+    </w:p>
+    <w:p>
+      <w:pPr>
+        <w:ind w:left="240"/>
+        <w:spacing w:before="0" w:after="60" w:line="264" w:lineRule="auto"/>
+      </w:pPr>
+      <w:r>
+        <w:rPr>
+          <w:rFonts w:ascii="SF Pro Display" w:hAnsi="SF Pro Display" w:cs="SF Pro Display"/>
+          <w:b/>
+          <w:color w:val="2FA84F"/>
+          <w:sz w:val="20"/>
+          <w:szCs w:val="20"/>
+        </w:rPr>
+        <w:t xml:space="preserve">Então </w:t>
+      </w:r>
+      <w:r>
+        <w:rPr>
+          <w:rFonts w:ascii="SF Pro Display" w:hAnsi="SF Pro Display" w:cs="SF Pro Display"/>
+          <w:color w:val="1A1A1A"/>
+          <w:sz w:val="20"/>
+          <w:szCs w:val="20"/>
+        </w:rPr>
+        <w:t xml:space="preserve">a conta não é suspensa nem bloqueada: os cancelamentos com menos de 24 horas só entram como falta na taxa de comparecimento.</w:t>
       </w:r>
     </w:p>
     <w:p>
@@ -14530,7 +16562,7 @@
                 <w:sz w:val="20"/>
                 <w:szCs w:val="20"/>
               </w:rPr>
-              <w:t xml:space="preserve">RF25, RN14</w:t>
+              <w:t xml:space="preserve">RF25, RN15</w:t>
             </w:r>
           </w:p>
         </w:tc>
@@ -14586,7 +16618,7 @@
                 <w:sz w:val="20"/>
                 <w:szCs w:val="20"/>
               </w:rPr>
-              <w:t xml:space="preserve">SHOULD HAVE</w:t>
+              <w:t xml:space="preserve">MUST HAVE</w:t>
             </w:r>
           </w:p>
         </w:tc>
@@ -14681,7 +16713,7 @@
           <w:sz w:val="20"/>
           <w:szCs w:val="20"/>
         </w:rPr>
-        <w:t xml:space="preserve">“Como usuário cadastrado,”</w:t>
+        <w:t xml:space="preserve">“Como usuário cadastrado, em qualquer um dos dois apps,”</w:t>
       </w:r>
     </w:p>
     <w:p>
@@ -14697,7 +16729,7 @@
           <w:sz w:val="20"/>
           <w:szCs w:val="20"/>
         </w:rPr>
-        <w:t xml:space="preserve">“quero solicitar o download ou a exclusão definitiva dos meus dados pessoais a qualquer momento,”</w:t>
+        <w:t xml:space="preserve">“quero solicitar o download ou a exclusão definitiva dos meus dados pessoais a qualquer momento, de dentro do app,”</w:t>
       </w:r>
     </w:p>
     <w:p>
@@ -14713,7 +16745,7 @@
           <w:sz w:val="20"/>
           <w:szCs w:val="20"/>
         </w:rPr>
-        <w:t xml:space="preserve">“para que minha privacidade seja respeitada em total conformidade com a LGPD.”</w:t>
+        <w:t xml:space="preserve">“para que minha privacidade seja respeitada em total conformidade com a LGPD e com a diretriz 5.1.1(v) da App Store.”</w:t>
       </w:r>
     </w:p>
     <w:p>
@@ -14769,7 +16801,7 @@
           <w:sz w:val="20"/>
           <w:szCs w:val="20"/>
         </w:rPr>
-        <w:t xml:space="preserve">o usuário solicita exclusão de conta e não possui turnos pendentes,</w:t>
+        <w:t xml:space="preserve">o usuário solicita exclusão de conta dentro do app e não possui turnos pendentes,</w:t>
       </w:r>
     </w:p>
     <w:p>
@@ -14794,7 +16826,7 @@
           <w:sz w:val="20"/>
           <w:szCs w:val="20"/>
         </w:rPr>
-        <w:t xml:space="preserve">o sistema agenda a exclusão e anonimiza registros identificáveis em 48 horas,</w:t>
+        <w:t xml:space="preserve">o sistema registra a solicitação,</w:t>
       </w:r>
     </w:p>
     <w:p>
@@ -14819,7 +16851,535 @@
           <w:sz w:val="20"/>
           <w:szCs w:val="20"/>
         </w:rPr>
-        <w:t xml:space="preserve">a sessão é finalizada e confirmação é enviada por e-mail.</w:t>
+        <w:t xml:space="preserve">a sessão é finalizada, o perfil sai do despacho e da busca na hora, os dados pessoais são apagados em até 15 dias e os turnos já realizados são anonimizados, preservando o histórico da contraparte.</w:t>
+      </w:r>
+    </w:p>
+    <w:p>
+      <w:pPr>
+        <w:spacing w:before="0" w:after="160" w:line="264" w:lineRule="auto"/>
+      </w:pPr>
+    </w:p>
+    <w:p>
+      <w:pPr>
+        <w:keepNext/>
+        <w:spacing w:before="280" w:after="120" w:line="264" w:lineRule="auto"/>
+      </w:pPr>
+      <w:r>
+        <w:rPr>
+          <w:rFonts w:ascii="SF Pro Display" w:hAnsi="SF Pro Display" w:cs="SF Pro Display"/>
+          <w:b/>
+          <w:color w:val="2FA84F"/>
+          <w:sz w:val="30"/>
+          <w:szCs w:val="30"/>
+        </w:rPr>
+        <w:t xml:space="preserve">US26: Denunciar e Bloquear</w:t>
+      </w:r>
+    </w:p>
+    <w:tbl>
+      <w:tblPr>
+        <w:tblW w:w="9360" w:type="dxa"/>
+        <w:tblLayout w:type="fixed"/>
+        <w:tblBorders>
+          <w:top w:val="single" w:sz="4" w:space="0" w:color="D9D9D9"/>
+          <w:left w:val="single" w:sz="4" w:space="0" w:color="D9D9D9"/>
+          <w:bottom w:val="single" w:sz="4" w:space="0" w:color="D9D9D9"/>
+          <w:right w:val="single" w:sz="4" w:space="0" w:color="D9D9D9"/>
+          <w:insideH w:val="single" w:sz="4" w:space="0" w:color="D9D9D9"/>
+          <w:insideV w:val="single" w:sz="4" w:space="0" w:color="D9D9D9"/>
+        </w:tblBorders>
+      </w:tblPr>
+      <w:tblGrid>
+        <w:gridCol w:w="2500"/>
+        <w:gridCol w:w="6860"/>
+      </w:tblGrid>
+      <w:tr>
+        <w:tc>
+          <w:tcPr>
+            <w:tcW w:w="2500" w:type="dxa"/>
+            <w:shd w:val="clear" w:color="auto" w:fill="DFEFE0"/>
+            <w:vAlign w:val="top"/>
+            <w:tcMar>
+              <w:top w:w="90" w:type="dxa"/>
+              <w:left w:w="120" w:type="dxa"/>
+              <w:bottom w:w="90" w:type="dxa"/>
+              <w:right w:w="120" w:type="dxa"/>
+            </w:tcMar>
+          </w:tcPr>
+          <w:p>
+            <w:pPr>
+              <w:spacing w:before="0" w:after="0" w:line="264" w:lineRule="auto"/>
+            </w:pPr>
+            <w:r>
+              <w:rPr>
+                <w:rFonts w:ascii="SF Pro Display" w:hAnsi="SF Pro Display" w:cs="SF Pro Display"/>
+                <w:b/>
+                <w:color w:val="1E6B3A"/>
+                <w:sz w:val="22"/>
+                <w:szCs w:val="22"/>
+              </w:rPr>
+              <w:t xml:space="preserve">Persona Principal</w:t>
+            </w:r>
+          </w:p>
+        </w:tc>
+        <w:tc>
+          <w:tcPr>
+            <w:tcW w:w="6860" w:type="dxa"/>
+            <w:vAlign w:val="top"/>
+            <w:tcMar>
+              <w:top w:w="90" w:type="dxa"/>
+              <w:left w:w="120" w:type="dxa"/>
+              <w:bottom w:w="90" w:type="dxa"/>
+              <w:right w:w="120" w:type="dxa"/>
+            </w:tcMar>
+          </w:tcPr>
+          <w:p>
+            <w:pPr>
+              <w:spacing w:before="0" w:after="0" w:line="264" w:lineRule="auto"/>
+            </w:pPr>
+            <w:r>
+              <w:rPr>
+                <w:rFonts w:ascii="SF Pro Display" w:hAnsi="SF Pro Display" w:cs="SF Pro Display"/>
+                <w:color w:val="1A1A1A"/>
+                <w:sz w:val="20"/>
+                <w:szCs w:val="20"/>
+              </w:rPr>
+              <w:t xml:space="preserve">Lucas (Profissional) e Marcos (Contratante)</w:t>
+            </w:r>
+          </w:p>
+        </w:tc>
+      </w:tr>
+      <w:tr>
+        <w:tc>
+          <w:tcPr>
+            <w:tcW w:w="2500" w:type="dxa"/>
+            <w:shd w:val="clear" w:color="auto" w:fill="DFEFE0"/>
+            <w:vAlign w:val="top"/>
+            <w:tcMar>
+              <w:top w:w="90" w:type="dxa"/>
+              <w:left w:w="120" w:type="dxa"/>
+              <w:bottom w:w="90" w:type="dxa"/>
+              <w:right w:w="120" w:type="dxa"/>
+            </w:tcMar>
+          </w:tcPr>
+          <w:p>
+            <w:pPr>
+              <w:spacing w:before="0" w:after="0" w:line="264" w:lineRule="auto"/>
+            </w:pPr>
+            <w:r>
+              <w:rPr>
+                <w:rFonts w:ascii="SF Pro Display" w:hAnsi="SF Pro Display" w:cs="SF Pro Display"/>
+                <w:b/>
+                <w:color w:val="1E6B3A"/>
+                <w:sz w:val="22"/>
+                <w:szCs w:val="22"/>
+              </w:rPr>
+              <w:t xml:space="preserve">Requisitos Vinculados</w:t>
+            </w:r>
+          </w:p>
+        </w:tc>
+        <w:tc>
+          <w:tcPr>
+            <w:tcW w:w="6860" w:type="dxa"/>
+            <w:vAlign w:val="top"/>
+            <w:tcMar>
+              <w:top w:w="90" w:type="dxa"/>
+              <w:left w:w="120" w:type="dxa"/>
+              <w:bottom w:w="90" w:type="dxa"/>
+              <w:right w:w="120" w:type="dxa"/>
+            </w:tcMar>
+          </w:tcPr>
+          <w:p>
+            <w:pPr>
+              <w:spacing w:before="0" w:after="0" w:line="264" w:lineRule="auto"/>
+            </w:pPr>
+            <w:r>
+              <w:rPr>
+                <w:rFonts w:ascii="SF Pro Display" w:hAnsi="SF Pro Display" w:cs="SF Pro Display"/>
+                <w:color w:val="1A1A1A"/>
+                <w:sz w:val="20"/>
+                <w:szCs w:val="20"/>
+              </w:rPr>
+              <w:t xml:space="preserve">RF26, RN05, RN13</w:t>
+            </w:r>
+          </w:p>
+        </w:tc>
+      </w:tr>
+      <w:tr>
+        <w:tc>
+          <w:tcPr>
+            <w:tcW w:w="2500" w:type="dxa"/>
+            <w:shd w:val="clear" w:color="auto" w:fill="DFEFE0"/>
+            <w:vAlign w:val="top"/>
+            <w:tcMar>
+              <w:top w:w="90" w:type="dxa"/>
+              <w:left w:w="120" w:type="dxa"/>
+              <w:bottom w:w="90" w:type="dxa"/>
+              <w:right w:w="120" w:type="dxa"/>
+            </w:tcMar>
+          </w:tcPr>
+          <w:p>
+            <w:pPr>
+              <w:spacing w:before="0" w:after="0" w:line="264" w:lineRule="auto"/>
+            </w:pPr>
+            <w:r>
+              <w:rPr>
+                <w:rFonts w:ascii="SF Pro Display" w:hAnsi="SF Pro Display" w:cs="SF Pro Display"/>
+                <w:b/>
+                <w:color w:val="1E6B3A"/>
+                <w:sz w:val="22"/>
+                <w:szCs w:val="22"/>
+              </w:rPr>
+              <w:t xml:space="preserve">Classificação MoSCoW</w:t>
+            </w:r>
+          </w:p>
+        </w:tc>
+        <w:tc>
+          <w:tcPr>
+            <w:tcW w:w="6860" w:type="dxa"/>
+            <w:vAlign w:val="top"/>
+            <w:tcMar>
+              <w:top w:w="90" w:type="dxa"/>
+              <w:left w:w="120" w:type="dxa"/>
+              <w:bottom w:w="90" w:type="dxa"/>
+              <w:right w:w="120" w:type="dxa"/>
+            </w:tcMar>
+          </w:tcPr>
+          <w:p>
+            <w:pPr>
+              <w:spacing w:before="0" w:after="0" w:line="264" w:lineRule="auto"/>
+            </w:pPr>
+            <w:r>
+              <w:rPr>
+                <w:rFonts w:ascii="SF Pro Display" w:hAnsi="SF Pro Display" w:cs="SF Pro Display"/>
+                <w:color w:val="1A1A1A"/>
+                <w:sz w:val="20"/>
+                <w:szCs w:val="20"/>
+              </w:rPr>
+              <w:t xml:space="preserve">MUST HAVE</w:t>
+            </w:r>
+          </w:p>
+        </w:tc>
+      </w:tr>
+      <w:tr>
+        <w:tc>
+          <w:tcPr>
+            <w:tcW w:w="2500" w:type="dxa"/>
+            <w:shd w:val="clear" w:color="auto" w:fill="DFEFE0"/>
+            <w:vAlign w:val="top"/>
+            <w:tcMar>
+              <w:top w:w="90" w:type="dxa"/>
+              <w:left w:w="120" w:type="dxa"/>
+              <w:bottom w:w="90" w:type="dxa"/>
+              <w:right w:w="120" w:type="dxa"/>
+            </w:tcMar>
+          </w:tcPr>
+          <w:p>
+            <w:pPr>
+              <w:spacing w:before="0" w:after="0" w:line="264" w:lineRule="auto"/>
+            </w:pPr>
+            <w:r>
+              <w:rPr>
+                <w:rFonts w:ascii="SF Pro Display" w:hAnsi="SF Pro Display" w:cs="SF Pro Display"/>
+                <w:b/>
+                <w:color w:val="1E6B3A"/>
+                <w:sz w:val="22"/>
+                <w:szCs w:val="22"/>
+              </w:rPr>
+              <w:t xml:space="preserve">Estimativa / Complexidade</w:t>
+            </w:r>
+          </w:p>
+        </w:tc>
+        <w:tc>
+          <w:tcPr>
+            <w:tcW w:w="6860" w:type="dxa"/>
+            <w:vAlign w:val="top"/>
+            <w:tcMar>
+              <w:top w:w="90" w:type="dxa"/>
+              <w:left w:w="120" w:type="dxa"/>
+              <w:bottom w:w="90" w:type="dxa"/>
+              <w:right w:w="120" w:type="dxa"/>
+            </w:tcMar>
+          </w:tcPr>
+          <w:p>
+            <w:pPr>
+              <w:spacing w:before="0" w:after="0" w:line="264" w:lineRule="auto"/>
+            </w:pPr>
+            <w:r>
+              <w:rPr>
+                <w:rFonts w:ascii="SF Pro Display" w:hAnsi="SF Pro Display" w:cs="SF Pro Display"/>
+                <w:color w:val="1A1A1A"/>
+                <w:sz w:val="20"/>
+                <w:szCs w:val="20"/>
+              </w:rPr>
+              <w:t xml:space="preserve">5 Story Points</w:t>
+            </w:r>
+          </w:p>
+        </w:tc>
+      </w:tr>
+    </w:tbl>
+    <w:p>
+      <w:pPr>
+        <w:spacing w:before="0" w:after="0" w:line="264" w:lineRule="auto"/>
+      </w:pPr>
+    </w:p>
+    <w:p>
+      <w:pPr>
+        <w:spacing w:before="120" w:after="40" w:line="264" w:lineRule="auto"/>
+      </w:pPr>
+      <w:r>
+        <w:rPr>
+          <w:rFonts w:ascii="SF Pro Display" w:hAnsi="SF Pro Display" w:cs="SF Pro Display"/>
+          <w:b/>
+          <w:color w:val="1E6B3A"/>
+          <w:sz w:val="20"/>
+          <w:szCs w:val="20"/>
+        </w:rPr>
+        <w:t xml:space="preserve">Declaração da História:</w:t>
+      </w:r>
+    </w:p>
+    <w:p>
+      <w:pPr>
+        <w:ind w:left="240"/>
+        <w:spacing w:before="0" w:after="20" w:line="264" w:lineRule="auto"/>
+      </w:pPr>
+      <w:r>
+        <w:rPr>
+          <w:rFonts w:ascii="SF Pro Display" w:hAnsi="SF Pro Display" w:cs="SF Pro Display"/>
+          <w:i/>
+          <w:color w:val="1A1A1A"/>
+          <w:sz w:val="20"/>
+          <w:szCs w:val="20"/>
+        </w:rPr>
+        <w:t xml:space="preserve">“Como profissional ou contratante que passou por assédio, discriminação ou uma situação de risco,”</w:t>
+      </w:r>
+    </w:p>
+    <w:p>
+      <w:pPr>
+        <w:ind w:left="240"/>
+        <w:spacing w:before="0" w:after="20" w:line="264" w:lineRule="auto"/>
+      </w:pPr>
+      <w:r>
+        <w:rPr>
+          <w:rFonts w:ascii="SF Pro Display" w:hAnsi="SF Pro Display" w:cs="SF Pro Display"/>
+          <w:i/>
+          <w:color w:val="1A1A1A"/>
+          <w:sz w:val="20"/>
+          <w:szCs w:val="20"/>
+        </w:rPr>
+        <w:t xml:space="preserve">“quero denunciar e bloquear a outra parte a partir do perfil ou do turno,”</w:t>
+      </w:r>
+    </w:p>
+    <w:p>
+      <w:pPr>
+        <w:ind w:left="240"/>
+        <w:spacing w:before="0" w:after="20" w:line="264" w:lineRule="auto"/>
+      </w:pPr>
+      <w:r>
+        <w:rPr>
+          <w:rFonts w:ascii="SF Pro Display" w:hAnsi="SF Pro Display" w:cs="SF Pro Display"/>
+          <w:i/>
+          <w:color w:val="1A1A1A"/>
+          <w:sz w:val="20"/>
+          <w:szCs w:val="20"/>
+        </w:rPr>
+        <w:t xml:space="preserve">“para que o caso chegue à Equipe Frila e eu nunca mais cruze com essa pessoa na plataforma.”</w:t>
+      </w:r>
+    </w:p>
+    <w:p>
+      <w:pPr>
+        <w:spacing w:before="120" w:after="40" w:line="264" w:lineRule="auto"/>
+      </w:pPr>
+      <w:r>
+        <w:rPr>
+          <w:rFonts w:ascii="SF Pro Display" w:hAnsi="SF Pro Display" w:cs="SF Pro Display"/>
+          <w:b/>
+          <w:color w:val="1E6B3A"/>
+          <w:sz w:val="20"/>
+          <w:szCs w:val="20"/>
+        </w:rPr>
+        <w:t xml:space="preserve">Critérios de Aceitação (BDD):</w:t>
+      </w:r>
+    </w:p>
+    <w:p>
+      <w:pPr>
+        <w:ind w:left="120"/>
+        <w:spacing w:before="40" w:after="20" w:line="264" w:lineRule="auto"/>
+      </w:pPr>
+      <w:r>
+        <w:rPr>
+          <w:rFonts w:ascii="SF Pro Display" w:hAnsi="SF Pro Display" w:cs="SF Pro Display"/>
+          <w:b/>
+          <w:color w:val="1A1A1A"/>
+          <w:sz w:val="20"/>
+          <w:szCs w:val="20"/>
+        </w:rPr>
+        <w:t xml:space="preserve">• Cenário 1: Denúncia</w:t>
+      </w:r>
+    </w:p>
+    <w:p>
+      <w:pPr>
+        <w:ind w:left="240"/>
+        <w:spacing w:before="0" w:after="20" w:line="264" w:lineRule="auto"/>
+      </w:pPr>
+      <w:r>
+        <w:rPr>
+          <w:rFonts w:ascii="SF Pro Display" w:hAnsi="SF Pro Display" w:cs="SF Pro Display"/>
+          <w:b/>
+          <w:color w:val="2FA84F"/>
+          <w:sz w:val="20"/>
+          <w:szCs w:val="20"/>
+        </w:rPr>
+        <w:t xml:space="preserve">Dado que </w:t>
+      </w:r>
+      <w:r>
+        <w:rPr>
+          <w:rFonts w:ascii="SF Pro Display" w:hAnsi="SF Pro Display" w:cs="SF Pro Display"/>
+          <w:color w:val="1A1A1A"/>
+          <w:sz w:val="20"/>
+          <w:szCs w:val="20"/>
+        </w:rPr>
+        <w:t xml:space="preserve">o usuário toca em 'Denunciar' no perfil ou no turno,</w:t>
+      </w:r>
+    </w:p>
+    <w:p>
+      <w:pPr>
+        <w:ind w:left="240"/>
+        <w:spacing w:before="0" w:after="20" w:line="264" w:lineRule="auto"/>
+      </w:pPr>
+      <w:r>
+        <w:rPr>
+          <w:rFonts w:ascii="SF Pro Display" w:hAnsi="SF Pro Display" w:cs="SF Pro Display"/>
+          <w:b/>
+          <w:color w:val="2FA84F"/>
+          <w:sz w:val="20"/>
+          <w:szCs w:val="20"/>
+        </w:rPr>
+        <w:t xml:space="preserve">Quando </w:t>
+      </w:r>
+      <w:r>
+        <w:rPr>
+          <w:rFonts w:ascii="SF Pro Display" w:hAnsi="SF Pro Display" w:cs="SF Pro Display"/>
+          <w:color w:val="1A1A1A"/>
+          <w:sz w:val="20"/>
+          <w:szCs w:val="20"/>
+        </w:rPr>
+        <w:t xml:space="preserve">escolhe o motivo (assédio, discriminação, risco à segurança ou outro) e descreve o caso,</w:t>
+      </w:r>
+    </w:p>
+    <w:p>
+      <w:pPr>
+        <w:ind w:left="240"/>
+        <w:spacing w:before="0" w:after="60" w:line="264" w:lineRule="auto"/>
+      </w:pPr>
+      <w:r>
+        <w:rPr>
+          <w:rFonts w:ascii="SF Pro Display" w:hAnsi="SF Pro Display" w:cs="SF Pro Display"/>
+          <w:b/>
+          <w:color w:val="2FA84F"/>
+          <w:sz w:val="20"/>
+          <w:szCs w:val="20"/>
+        </w:rPr>
+        <w:t xml:space="preserve">Então </w:t>
+      </w:r>
+      <w:r>
+        <w:rPr>
+          <w:rFonts w:ascii="SF Pro Display" w:hAnsi="SF Pro Display" w:cs="SF Pro Display"/>
+          <w:color w:val="1A1A1A"/>
+          <w:sz w:val="20"/>
+          <w:szCs w:val="20"/>
+        </w:rPr>
+        <w:t xml:space="preserve">a denúncia chega à Equipe Frila por e-mail, com resposta em até 5 dias úteis; denúncia grave confirmada leva à suspensão, sempre com direito de contestar (US23).</w:t>
+      </w:r>
+    </w:p>
+    <w:p>
+      <w:pPr>
+        <w:ind w:left="120"/>
+        <w:spacing w:before="40" w:after="20" w:line="264" w:lineRule="auto"/>
+      </w:pPr>
+      <w:r>
+        <w:rPr>
+          <w:rFonts w:ascii="SF Pro Display" w:hAnsi="SF Pro Display" w:cs="SF Pro Display"/>
+          <w:b/>
+          <w:color w:val="1A1A1A"/>
+          <w:sz w:val="20"/>
+          <w:szCs w:val="20"/>
+        </w:rPr>
+        <w:t xml:space="preserve">• Cenário 2: Bloqueio</w:t>
+      </w:r>
+    </w:p>
+    <w:p>
+      <w:pPr>
+        <w:ind w:left="240"/>
+        <w:spacing w:before="0" w:after="20" w:line="264" w:lineRule="auto"/>
+      </w:pPr>
+      <w:r>
+        <w:rPr>
+          <w:rFonts w:ascii="SF Pro Display" w:hAnsi="SF Pro Display" w:cs="SF Pro Display"/>
+          <w:b/>
+          <w:color w:val="2FA84F"/>
+          <w:sz w:val="20"/>
+          <w:szCs w:val="20"/>
+        </w:rPr>
+        <w:t xml:space="preserve">Dado que </w:t>
+      </w:r>
+      <w:r>
+        <w:rPr>
+          <w:rFonts w:ascii="SF Pro Display" w:hAnsi="SF Pro Display" w:cs="SF Pro Display"/>
+          <w:color w:val="1A1A1A"/>
+          <w:sz w:val="20"/>
+          <w:szCs w:val="20"/>
+        </w:rPr>
+        <w:t xml:space="preserve">o usuário toca em 'Bloquear',</w:t>
+      </w:r>
+    </w:p>
+    <w:p>
+      <w:pPr>
+        <w:ind w:left="240"/>
+        <w:spacing w:before="0" w:after="20" w:line="264" w:lineRule="auto"/>
+      </w:pPr>
+      <w:r>
+        <w:rPr>
+          <w:rFonts w:ascii="SF Pro Display" w:hAnsi="SF Pro Display" w:cs="SF Pro Display"/>
+          <w:b/>
+          <w:color w:val="2FA84F"/>
+          <w:sz w:val="20"/>
+          <w:szCs w:val="20"/>
+        </w:rPr>
+        <w:t xml:space="preserve">Quando </w:t>
+      </w:r>
+      <w:r>
+        <w:rPr>
+          <w:rFonts w:ascii="SF Pro Display" w:hAnsi="SF Pro Display" w:cs="SF Pro Display"/>
+          <w:color w:val="1A1A1A"/>
+          <w:sz w:val="20"/>
+          <w:szCs w:val="20"/>
+        </w:rPr>
+        <w:t xml:space="preserve">confirma,</w:t>
+      </w:r>
+    </w:p>
+    <w:p>
+      <w:pPr>
+        <w:ind w:left="240"/>
+        <w:spacing w:before="0" w:after="60" w:line="264" w:lineRule="auto"/>
+      </w:pPr>
+      <w:r>
+        <w:rPr>
+          <w:rFonts w:ascii="SF Pro Display" w:hAnsi="SF Pro Display" w:cs="SF Pro Display"/>
+          <w:b/>
+          <w:color w:val="2FA84F"/>
+          <w:sz w:val="20"/>
+          <w:szCs w:val="20"/>
+        </w:rPr>
+        <w:t xml:space="preserve">Então </w:t>
+      </w:r>
+      <w:r>
+        <w:rPr>
+          <w:rFonts w:ascii="SF Pro Display" w:hAnsi="SF Pro Display" w:cs="SF Pro Display"/>
+          <w:color w:val="1A1A1A"/>
+          <w:sz w:val="20"/>
+          <w:szCs w:val="20"/>
+        </w:rPr>
+        <w:t xml:space="preserve">o bloqueio é imediato: as partes não voltam a se cruzar em notificações, listas e candidaturas.</w:t>
       </w:r>
     </w:p>
     <w:p>
@@ -15041,7 +17601,7 @@
                 <w:sz w:val="20"/>
                 <w:szCs w:val="20"/>
               </w:rPr>
-              <w:t xml:space="preserve">Indispensável para viabilizar a jornada ponta a ponta: publicação &lt; 60s, despacho em levas, aceite 1 toque, check-in e avaliação binária.</w:t>
+              <w:t xml:space="preserve">Indispensável para viabilizar a jornada ponta a ponta: publicação &lt; 60s, notificação por proximidade com teto, aceite 1 toque, check-in geolocalizado, avaliação binária, alerta de vaga vazia e as exigências da App Store (denúncia e bloqueio, exclusão de conta). A contestação entra junto porque a RN13 a exige sempre que houver suspensão.</w:t>
             </w:r>
           </w:p>
         </w:tc>
@@ -15068,7 +17628,7 @@
                 <w:sz w:val="20"/>
                 <w:szCs w:val="20"/>
               </w:rPr>
-              <w:t xml:space="preserve">US01, US02, US03, US04, US05, US07, US08, US10, US11, US13, US14, US15, US16, US17, US18, US21</w:t>
+              <w:t xml:space="preserve">US01, US02, US03, US04, US05, US07, US08, US10, US11, US13, US14, US15, US16, US17, US18, US21, US23, US25, US26</w:t>
             </w:r>
             <w:r>
               <w:rPr>
@@ -15086,7 +17646,7 @@
                 <w:sz w:val="20"/>
                 <w:szCs w:val="20"/>
               </w:rPr>
-              <w:t xml:space="preserve">(16 Histórias · ~63 Pontos)</w:t>
+              <w:t xml:space="preserve">(19 Histórias · 87 Pontos)</w:t>
             </w:r>
           </w:p>
         </w:tc>
@@ -15190,7 +17750,25 @@
                 <w:sz w:val="20"/>
                 <w:szCs w:val="20"/>
               </w:rPr>
-              <w:t xml:space="preserve">US06 (Escala em lote), US09 (Equipe confiança), US12 (Modo seleção), US20 (Relatório consolidado), US22 (Suporte turno), US25 (LGPD)</w:t>
+              <w:t xml:space="preserve">US06 (Escala em lote), US09 (Equipe de confiança), US12 (Modo seleção), US20 (Relatório consolidado), US22 (Suporte por e-mail), US27 (Explicação do despacho)</w:t>
+            </w:r>
+            <w:r>
+              <w:rPr>
+                <w:rFonts w:ascii="SF Pro Display" w:hAnsi="SF Pro Display" w:cs="SF Pro Display"/>
+                <w:color w:val="1A1A1A"/>
+                <w:sz w:val="20"/>
+                <w:szCs w:val="20"/>
+              </w:rPr>
+              <w:br/>
+            </w:r>
+            <w:r>
+              <w:rPr>
+                <w:rFonts w:ascii="SF Pro Display" w:hAnsi="SF Pro Display" w:cs="SF Pro Display"/>
+                <w:color w:val="1A1A1A"/>
+                <w:sz w:val="20"/>
+                <w:szCs w:val="20"/>
+              </w:rPr>
+              <w:t xml:space="preserve">(6 Histórias · 31 Pontos)</w:t>
             </w:r>
           </w:p>
         </w:tc>
@@ -15294,7 +17872,25 @@
                 <w:sz w:val="20"/>
                 <w:szCs w:val="20"/>
               </w:rPr>
-              <w:t xml:space="preserve">US19 (Aval externo), US23 (Contestação suspensão), US24 (Múltiplos operadores)</w:t>
+              <w:t xml:space="preserve">US24 (Múltiplos membros do estabelecimento)</w:t>
+            </w:r>
+            <w:r>
+              <w:rPr>
+                <w:rFonts w:ascii="SF Pro Display" w:hAnsi="SF Pro Display" w:cs="SF Pro Display"/>
+                <w:color w:val="1A1A1A"/>
+                <w:sz w:val="20"/>
+                <w:szCs w:val="20"/>
+              </w:rPr>
+              <w:br/>
+            </w:r>
+            <w:r>
+              <w:rPr>
+                <w:rFonts w:ascii="SF Pro Display" w:hAnsi="SF Pro Display" w:cs="SF Pro Display"/>
+                <w:color w:val="1A1A1A"/>
+                <w:sz w:val="20"/>
+                <w:szCs w:val="20"/>
+              </w:rPr>
+              <w:t xml:space="preserve">(1 História · 3 Pontos)</w:t>
             </w:r>
           </w:p>
         </w:tc>
@@ -15416,7 +18012,7 @@
                 <w:sz w:val="20"/>
                 <w:szCs w:val="20"/>
               </w:rPr>
-              <w:t xml:space="preserve">• Cobrança de taxas do profissional (RN01)</w:t>
+              <w:t xml:space="preserve">• Desconto de comissão sobre o valor do turno (RN01)</w:t>
             </w:r>
             <w:r>
               <w:rPr>
@@ -15471,6 +18067,60 @@
                 <w:szCs w:val="20"/>
               </w:rPr>
               <w:t xml:space="preserve">• Contratação CLT ou processo seletivo formal</w:t>
+            </w:r>
+            <w:r>
+              <w:rPr>
+                <w:rFonts w:ascii="SF Pro Display" w:hAnsi="SF Pro Display" w:cs="SF Pro Display"/>
+                <w:color w:val="1A1A1A"/>
+                <w:sz w:val="20"/>
+                <w:szCs w:val="20"/>
+              </w:rPr>
+              <w:br/>
+            </w:r>
+            <w:r>
+              <w:rPr>
+                <w:rFonts w:ascii="SF Pro Display" w:hAnsi="SF Pro Display" w:cs="SF Pro Display"/>
+                <w:color w:val="1A1A1A"/>
+                <w:sz w:val="20"/>
+                <w:szCs w:val="20"/>
+              </w:rPr>
+              <w:t xml:space="preserve">• Aval de quem trabalhou fora da plataforma (US19 retirada)</w:t>
+            </w:r>
+            <w:r>
+              <w:rPr>
+                <w:rFonts w:ascii="SF Pro Display" w:hAnsi="SF Pro Display" w:cs="SF Pro Display"/>
+                <w:color w:val="1A1A1A"/>
+                <w:sz w:val="20"/>
+                <w:szCs w:val="20"/>
+              </w:rPr>
+              <w:br/>
+            </w:r>
+            <w:r>
+              <w:rPr>
+                <w:rFonts w:ascii="SF Pro Display" w:hAnsi="SF Pro Display" w:cs="SF Pro Display"/>
+                <w:color w:val="1A1A1A"/>
+                <w:sz w:val="20"/>
+                <w:szCs w:val="20"/>
+              </w:rPr>
+              <w:t xml:space="preserve">• Plantão, atendimento ao vivo ou operação manual de turnos pelo Frila</w:t>
+            </w:r>
+            <w:r>
+              <w:rPr>
+                <w:rFonts w:ascii="SF Pro Display" w:hAnsi="SF Pro Display" w:cs="SF Pro Display"/>
+                <w:color w:val="1A1A1A"/>
+                <w:sz w:val="20"/>
+                <w:szCs w:val="20"/>
+              </w:rPr>
+              <w:br/>
+            </w:r>
+            <w:r>
+              <w:rPr>
+                <w:rFonts w:ascii="SF Pro Display" w:hAnsi="SF Pro Display" w:cs="SF Pro Display"/>
+                <w:color w:val="1A1A1A"/>
+                <w:sz w:val="20"/>
+                <w:szCs w:val="20"/>
+              </w:rPr>
+              <w:t xml:space="preserve">• Vaga remota no MVP (entra depois do MVP)</w:t>
             </w:r>
           </w:p>
         </w:tc>
@@ -15759,7 +18409,7 @@
                 <w:sz w:val="20"/>
                 <w:szCs w:val="20"/>
               </w:rPr>
-              <w:t xml:space="preserve">Seleção por raio, função, disponibilidade e motor de despacho em levas.</w:t>
+              <w:t xml:space="preserve">Seleção por função, disponibilidade e distância de até 15 km, mais a equipe de confiança, com teto e agrupamento de notificações (RN23). A regra roda no backend e vale igual para iOS, Android e web.</w:t>
             </w:r>
           </w:p>
         </w:tc>
@@ -15786,7 +18436,7 @@
                 <w:sz w:val="20"/>
                 <w:szCs w:val="20"/>
               </w:rPr>
-              <w:t xml:space="preserve">US02, US07, US09</w:t>
+              <w:t xml:space="preserve">US02, US07, US09, US27</w:t>
             </w:r>
           </w:p>
         </w:tc>
@@ -15843,7 +18493,7 @@
                 <w:sz w:val="20"/>
                 <w:szCs w:val="20"/>
               </w:rPr>
-              <w:t xml:space="preserve">Listagem por geolocalização e submissão de aceite atômico com 1 toque.</w:t>
+              <w:t xml:space="preserve">Lista de todas as vagas do DF ordenada por distância, com filtros, e submissão de aceite atômico com 1 toque.</w:t>
             </w:r>
           </w:p>
         </w:tc>
@@ -15927,7 +18577,7 @@
                 <w:sz w:val="20"/>
                 <w:szCs w:val="20"/>
               </w:rPr>
-              <w:t xml:space="preserve">Check-in/out geolocalizado, lembretes inteligentes pré-turno e reabertura.</w:t>
+              <w:t xml:space="preserve">Check-in/out geolocalizado a até 200 m com check-in manual confirmado, lembretes 24 h e 3 h antes, alertas de atraso e de fim de turno, e reabertura.</w:t>
             </w:r>
           </w:p>
         </w:tc>
@@ -16011,7 +18661,7 @@
                 <w:sz w:val="20"/>
                 <w:szCs w:val="20"/>
               </w:rPr>
-              <w:t xml:space="preserve">Cálculo da taxa de comparecimento e razão binária ('Chamaria de novo?').</w:t>
+              <w:t xml:space="preserve">Cálculo da taxa de comparecimento (presença ÷ confirmados) e razão binária ('Chamaria de novo?'), só com presença verificada.</w:t>
             </w:r>
           </w:p>
         </w:tc>
@@ -16038,7 +18688,7 @@
                 <w:sz w:val="20"/>
                 <w:szCs w:val="20"/>
               </w:rPr>
-              <w:t xml:space="preserve">US17, US18, US19</w:t>
+              <w:t xml:space="preserve">US17, US18</w:t>
             </w:r>
           </w:p>
         </w:tc>
@@ -16152,7 +18802,7 @@
                 <w:sz w:val="20"/>
                 <w:szCs w:val="20"/>
               </w:rPr>
-              <w:t xml:space="preserve">PainelOperacaoViewModel</w:t>
+              <w:t xml:space="preserve">AcompanhamentoViewModel</w:t>
             </w:r>
           </w:p>
         </w:tc>
@@ -16179,7 +18829,7 @@
                 <w:sz w:val="20"/>
                 <w:szCs w:val="20"/>
               </w:rPr>
-              <w:t xml:space="preserve">Monitoramento web em tempo real da janela crítica e intervenção operacional.</w:t>
+              <w:t xml:space="preserve">No app do estabelecimento: vagas em alerta e confirmação de check-in manual.</w:t>
             </w:r>
           </w:p>
         </w:tc>
@@ -16206,7 +18856,175 @@
                 <w:sz w:val="20"/>
                 <w:szCs w:val="20"/>
               </w:rPr>
-              <w:t xml:space="preserve">US21, US22</w:t>
+              <w:t xml:space="preserve">US21</w:t>
+            </w:r>
+          </w:p>
+        </w:tc>
+      </w:tr>
+      <w:tr>
+        <w:tc>
+          <w:tcPr>
+            <w:tcW w:w="2700" w:type="dxa"/>
+            <w:shd w:val="clear" w:color="auto" w:fill="FFFFFF"/>
+            <w:vAlign w:val="top"/>
+            <w:tcMar>
+              <w:top w:w="90" w:type="dxa"/>
+              <w:left w:w="120" w:type="dxa"/>
+              <w:bottom w:w="90" w:type="dxa"/>
+              <w:right w:w="120" w:type="dxa"/>
+            </w:tcMar>
+          </w:tcPr>
+          <w:p>
+            <w:pPr>
+              <w:spacing w:before="0" w:after="0" w:line="264" w:lineRule="auto"/>
+            </w:pPr>
+            <w:r>
+              <w:rPr>
+                <w:rFonts w:ascii="SF Pro Display" w:hAnsi="SF Pro Display" w:cs="SF Pro Display"/>
+                <w:b/>
+                <w:color w:val="1A1A1A"/>
+                <w:sz w:val="20"/>
+                <w:szCs w:val="20"/>
+              </w:rPr>
+              <w:t xml:space="preserve">Painel do gestor (web)</w:t>
+            </w:r>
+          </w:p>
+        </w:tc>
+        <w:tc>
+          <w:tcPr>
+            <w:tcW w:w="4860" w:type="dxa"/>
+            <w:shd w:val="clear" w:color="auto" w:fill="FFFFFF"/>
+            <w:vAlign w:val="top"/>
+            <w:tcMar>
+              <w:top w:w="90" w:type="dxa"/>
+              <w:left w:w="120" w:type="dxa"/>
+              <w:bottom w:w="90" w:type="dxa"/>
+              <w:right w:w="120" w:type="dxa"/>
+            </w:tcMar>
+          </w:tcPr>
+          <w:p>
+            <w:pPr>
+              <w:spacing w:before="0" w:after="0" w:line="264" w:lineRule="auto"/>
+            </w:pPr>
+            <w:r>
+              <w:rPr>
+                <w:rFonts w:ascii="SF Pro Display" w:hAnsi="SF Pro Display" w:cs="SF Pro Display"/>
+                <w:color w:val="1A1A1A"/>
+                <w:sz w:val="20"/>
+                <w:szCs w:val="20"/>
+              </w:rPr>
+              <w:t xml:space="preserve">Acompanhamento de vagas, candidatos, contratados, check-ins e turnos na versão web do app do estabelecimento.</w:t>
+            </w:r>
+          </w:p>
+        </w:tc>
+        <w:tc>
+          <w:tcPr>
+            <w:tcW w:w="1800" w:type="dxa"/>
+            <w:shd w:val="clear" w:color="auto" w:fill="FFFFFF"/>
+            <w:vAlign w:val="top"/>
+            <w:tcMar>
+              <w:top w:w="90" w:type="dxa"/>
+              <w:left w:w="120" w:type="dxa"/>
+              <w:bottom w:w="90" w:type="dxa"/>
+              <w:right w:w="120" w:type="dxa"/>
+            </w:tcMar>
+          </w:tcPr>
+          <w:p>
+            <w:pPr>
+              <w:spacing w:before="0" w:after="0" w:line="264" w:lineRule="auto"/>
+            </w:pPr>
+            <w:r>
+              <w:rPr>
+                <w:rFonts w:ascii="SF Pro Display" w:hAnsi="SF Pro Display" w:cs="SF Pro Display"/>
+                <w:color w:val="1A1A1A"/>
+                <w:sz w:val="20"/>
+                <w:szCs w:val="20"/>
+              </w:rPr>
+              <w:t xml:space="preserve">US21</w:t>
+            </w:r>
+          </w:p>
+        </w:tc>
+      </w:tr>
+      <w:tr>
+        <w:tc>
+          <w:tcPr>
+            <w:tcW w:w="2700" w:type="dxa"/>
+            <w:shd w:val="clear" w:color="auto" w:fill="F7F7F7"/>
+            <w:vAlign w:val="top"/>
+            <w:tcMar>
+              <w:top w:w="90" w:type="dxa"/>
+              <w:left w:w="120" w:type="dxa"/>
+              <w:bottom w:w="90" w:type="dxa"/>
+              <w:right w:w="120" w:type="dxa"/>
+            </w:tcMar>
+          </w:tcPr>
+          <w:p>
+            <w:pPr>
+              <w:spacing w:before="0" w:after="0" w:line="264" w:lineRule="auto"/>
+            </w:pPr>
+            <w:r>
+              <w:rPr>
+                <w:rFonts w:ascii="SF Pro Display" w:hAnsi="SF Pro Display" w:cs="SF Pro Display"/>
+                <w:b/>
+                <w:color w:val="1A1A1A"/>
+                <w:sz w:val="20"/>
+                <w:szCs w:val="20"/>
+              </w:rPr>
+              <w:t xml:space="preserve">Canal de e-mail da Equipe Frila</w:t>
+            </w:r>
+          </w:p>
+        </w:tc>
+        <w:tc>
+          <w:tcPr>
+            <w:tcW w:w="4860" w:type="dxa"/>
+            <w:shd w:val="clear" w:color="auto" w:fill="F7F7F7"/>
+            <w:vAlign w:val="top"/>
+            <w:tcMar>
+              <w:top w:w="90" w:type="dxa"/>
+              <w:left w:w="120" w:type="dxa"/>
+              <w:bottom w:w="90" w:type="dxa"/>
+              <w:right w:w="120" w:type="dxa"/>
+            </w:tcMar>
+          </w:tcPr>
+          <w:p>
+            <w:pPr>
+              <w:spacing w:before="0" w:after="0" w:line="264" w:lineRule="auto"/>
+            </w:pPr>
+            <w:r>
+              <w:rPr>
+                <w:rFonts w:ascii="SF Pro Display" w:hAnsi="SF Pro Display" w:cs="SF Pro Display"/>
+                <w:color w:val="1A1A1A"/>
+                <w:sz w:val="20"/>
+                <w:szCs w:val="20"/>
+              </w:rPr>
+              <w:t xml:space="preserve">Suporte, denúncias, contestações e pedidos de revisão do despacho, com resposta em até 5 dias úteis.</w:t>
+            </w:r>
+          </w:p>
+        </w:tc>
+        <w:tc>
+          <w:tcPr>
+            <w:tcW w:w="1800" w:type="dxa"/>
+            <w:shd w:val="clear" w:color="auto" w:fill="F7F7F7"/>
+            <w:vAlign w:val="top"/>
+            <w:tcMar>
+              <w:top w:w="90" w:type="dxa"/>
+              <w:left w:w="120" w:type="dxa"/>
+              <w:bottom w:w="90" w:type="dxa"/>
+              <w:right w:w="120" w:type="dxa"/>
+            </w:tcMar>
+          </w:tcPr>
+          <w:p>
+            <w:pPr>
+              <w:spacing w:before="0" w:after="0" w:line="264" w:lineRule="auto"/>
+            </w:pPr>
+            <w:r>
+              <w:rPr>
+                <w:rFonts w:ascii="SF Pro Display" w:hAnsi="SF Pro Display" w:cs="SF Pro Display"/>
+                <w:color w:val="1A1A1A"/>
+                <w:sz w:val="20"/>
+                <w:szCs w:val="20"/>
+              </w:rPr>
+              <w:t xml:space="preserve">US22, US23, US26, US27</w:t>
             </w:r>
           </w:p>
         </w:tc>
@@ -16275,7 +19093,7 @@
           <w:sz w:val="22"/>
           <w:szCs w:val="22"/>
         </w:rPr>
-        <w:t xml:space="preserve">•  Validação na 1ª Apple Review (28/09): Apresentar a priorização MoSCoW e as 25 histórias como evidência de maturidade metodológica de produto.</w:t>
+        <w:t xml:space="preserve">•  Validação na 1ª Apple Review (28/09): Apresentar a priorização MoSCoW e as 26 histórias ativas como evidência de maturidade metodológica de produto.</w:t>
       </w:r>
     </w:p>
     <w:sectPr>

--- a/doc-harness/01 - CBL/Desafios/C18/Documentos de Produto/Frila_Historias_de_Usuario_e_Backlog.docx
+++ b/doc-harness/01 - CBL/Desafios/C18/Documentos de Produto/Frila_Historias_de_Usuario_e_Backlog.docx
@@ -708,7 +708,7 @@
                 <w:sz w:val="20"/>
                 <w:szCs w:val="20"/>
               </w:rPr>
-              <w:t xml:space="preserve">Aplica as respostas do quadro 03 de pendências (21 e 22/09), alinhado à Especificação de Requisitos v1.2.0 e ao Documento de Visão v1.1.0: despacho por proximidade (até 15 km), sem raio configurável e sem levas, com teto de notificações; check-in geolocalizado a 200 m com confirmação manual; avaliação só com presença verificada; aval herdado retirado (US19); persona interna retirada, com Painel do gestor na web e Equipe Frila só por e-mail; modo seleção com fechamento automático; novas US26 (denúncia e bloqueio) e US27 (explicação do despacho); referências de RF e RN corrigidas.</w:t>
+              <w:t xml:space="preserve">Aplica as respostas do quadro 03 de pendências (21 e 22/09), alinhado à Especificação de Requisitos v1.2.0 e ao Documento de Visão v1.1.0: despacho por proximidade (até 15 km), sem raio configurável e sem levas, com teto de notificações; check-in geolocalizado a 200 m com confirmação manual; avaliação só com presença verificada; aval herdado retirado (US19); persona interna retirada, com Painel do gestor na web e Equipe Frila só por e-mail; modo seleção com fechamento automático; novas US26 (denúncia e bloqueio) e US27 (explicação do despacho); referências de RF e RN corrigidas; metas de tempo de publicação e de número de toques retiradas até haver medição no piloto.</w:t>
             </w:r>
           </w:p>
         </w:tc>
@@ -2028,7 +2028,7 @@
                 <w:sz w:val="20"/>
                 <w:szCs w:val="20"/>
               </w:rPr>
-              <w:t xml:space="preserve">Publicar turno em &lt; 60s, saber antes de confirmar se a pessoa costuma aparecer e ser avisado se a vaga seguir vazia perto do horário.</w:t>
+              <w:t xml:space="preserve">Publicar turno com poucos campos, saber antes de confirmar se a pessoa costuma aparecer e ser avisado se a vaga seguir vazia perto do horário.</w:t>
             </w:r>
           </w:p>
         </w:tc>
@@ -2290,7 +2290,7 @@
                 <w:sz w:val="20"/>
                 <w:szCs w:val="20"/>
               </w:rPr>
-              <w:t xml:space="preserve">Notificação direta no bolso com vaga perto de casa, candidatura em 1 toque e o valor integral da diária, sem comissão.</w:t>
+              <w:t xml:space="preserve">Notificação direta no bolso com vaga perto de casa, candidatura sem formulário e o valor integral da diária, sem comissão.</w:t>
             </w:r>
           </w:p>
         </w:tc>
@@ -2677,7 +2677,7 @@
                 <w:sz w:val="20"/>
                 <w:szCs w:val="20"/>
               </w:rPr>
-              <w:t xml:space="preserve">Permitir que o contratante lance uma vaga em menos de 60 segundos ou reutilize templates.</w:t>
+              <w:t xml:space="preserve">Permitir que o contratante lance uma vaga com poucos campos ou reutilize vagas anteriores.</w:t>
             </w:r>
           </w:p>
         </w:tc>
@@ -2899,7 +2899,7 @@
                 <w:sz w:val="20"/>
                 <w:szCs w:val="20"/>
               </w:rPr>
-              <w:t xml:space="preserve">Possibilitar aceite em 1 toque no modo urgência e liberação imediata de contato direto.</w:t>
+              <w:t xml:space="preserve">Possibilitar candidatura sem formulário, confirmação automática no modo urgência e liberação imediata de contato direto.</w:t>
             </w:r>
           </w:p>
         </w:tc>
@@ -5030,7 +5030,7 @@
           <w:sz w:val="30"/>
           <w:szCs w:val="30"/>
         </w:rPr>
-        <w:t xml:space="preserve">US04: Publicação de Turno Avulso em Menos de 60 Segundos</w:t>
+        <w:t xml:space="preserve">US04: Publicação de Turno Avulso com Poucos Campos</w:t>
       </w:r>
     </w:p>
     <w:tbl>
@@ -5340,7 +5340,7 @@
           <w:sz w:val="20"/>
           <w:szCs w:val="20"/>
         </w:rPr>
-        <w:t xml:space="preserve">“para que a vaga entre em despacho imediatamente sem exigir mais de 60 segundos de digitação no celular.”</w:t>
+        <w:t xml:space="preserve">“para que a vaga entre em despacho imediatamente, sem digitação longa no celular.”</w:t>
       </w:r>
     </w:p>
     <w:p>
@@ -5649,7 +5649,7 @@
           <w:sz w:val="30"/>
           <w:szCs w:val="30"/>
         </w:rPr>
-        <w:t xml:space="preserve">US05: Republicação de Vaga Anterior em 1 Toque</w:t>
+        <w:t xml:space="preserve">US05: Republicação de Vaga Anterior</w:t>
       </w:r>
     </w:p>
     <w:tbl>
@@ -8859,7 +8859,7 @@
           <w:sz w:val="30"/>
           <w:szCs w:val="30"/>
         </w:rPr>
-        <w:t xml:space="preserve">US10: Candidatura em Um Toque (Sem Currículo nem Chat)</w:t>
+        <w:t xml:space="preserve">US10: Candidatura Direta (Sem Currículo nem Chat)</w:t>
       </w:r>
     </w:p>
     <w:tbl>
@@ -9153,7 +9153,7 @@
           <w:sz w:val="20"/>
           <w:szCs w:val="20"/>
         </w:rPr>
-        <w:t xml:space="preserve">“quero me candidatar tocando em apenas um botão na notificação ou no feed,”</w:t>
+        <w:t xml:space="preserve">“quero me candidatar direto da notificação ou do feed, sem formulário,”</w:t>
       </w:r>
     </w:p>
     <w:p>
@@ -17601,7 +17601,7 @@
                 <w:sz w:val="20"/>
                 <w:szCs w:val="20"/>
               </w:rPr>
-              <w:t xml:space="preserve">Indispensável para viabilizar a jornada ponta a ponta: publicação &lt; 60s, notificação por proximidade com teto, aceite 1 toque, check-in geolocalizado, avaliação binária, alerta de vaga vazia e as exigências da App Store (denúncia e bloqueio, exclusão de conta). A contestação entra junto porque a RN13 a exige sempre que houver suspensão.</w:t>
+              <w:t xml:space="preserve">Indispensável para viabilizar a jornada ponta a ponta: publicação com poucos campos, notificação por proximidade com teto, candidatura sem formulário, check-in geolocalizado, avaliação binária, alerta de vaga vazia e as exigências da App Store (denúncia e bloqueio, exclusão de conta). A contestação entra junto porque a RN13 a exige sempre que houver suspensão.</w:t>
             </w:r>
           </w:p>
         </w:tc>
@@ -18493,7 +18493,7 @@
                 <w:sz w:val="20"/>
                 <w:szCs w:val="20"/>
               </w:rPr>
-              <w:t xml:space="preserve">Lista de todas as vagas do DF ordenada por distância, com filtros, e submissão de aceite atômico com 1 toque.</w:t>
+              <w:t xml:space="preserve">Lista de todas as vagas do DF ordenada por distância, com filtros, e envio da candidatura, confirmada de forma atômica no modo urgência.</w:t>
             </w:r>
           </w:p>
         </w:tc>

--- a/doc-harness/01 - CBL/Desafios/C18/Documentos de Produto/Frila_Historias_de_Usuario_e_Backlog.docx
+++ b/doc-harness/01 - CBL/Desafios/C18/Documentos de Produto/Frila_Historias_de_Usuario_e_Backlog.docx
@@ -269,7 +269,7 @@
                 <w:sz w:val="20"/>
                 <w:szCs w:val="20"/>
               </w:rPr>
-              <w:t xml:space="preserve">v1.1.0</w:t>
+              <w:t xml:space="preserve">v1.2.0</w:t>
             </w:r>
           </w:p>
         </w:tc>
@@ -713,6 +713,116 @@
           </w:p>
         </w:tc>
       </w:tr>
+      <w:tr>
+        <w:tc>
+          <w:tcPr>
+            <w:tcW w:w="1100" w:type="dxa"/>
+            <w:shd w:val="clear" w:color="auto" w:fill="F7F7F7"/>
+            <w:vAlign w:val="top"/>
+            <w:tcMar>
+              <w:top w:w="90" w:type="dxa"/>
+              <w:left w:w="120" w:type="dxa"/>
+              <w:bottom w:w="90" w:type="dxa"/>
+              <w:right w:w="120" w:type="dxa"/>
+            </w:tcMar>
+          </w:tcPr>
+          <w:p>
+            <w:pPr>
+              <w:spacing w:before="0" w:after="0" w:line="264" w:lineRule="auto"/>
+            </w:pPr>
+            <w:r>
+              <w:rPr>
+                <w:rFonts w:ascii="SF Pro Display" w:hAnsi="SF Pro Display" w:cs="SF Pro Display"/>
+                <w:color w:val="1A1A1A"/>
+                <w:sz w:val="20"/>
+                <w:szCs w:val="20"/>
+              </w:rPr>
+              <w:t xml:space="preserve">v1.2.0</w:t>
+            </w:r>
+          </w:p>
+        </w:tc>
+        <w:tc>
+          <w:tcPr>
+            <w:tcW w:w="1200" w:type="dxa"/>
+            <w:shd w:val="clear" w:color="auto" w:fill="F7F7F7"/>
+            <w:vAlign w:val="top"/>
+            <w:tcMar>
+              <w:top w:w="90" w:type="dxa"/>
+              <w:left w:w="120" w:type="dxa"/>
+              <w:bottom w:w="90" w:type="dxa"/>
+              <w:right w:w="120" w:type="dxa"/>
+            </w:tcMar>
+          </w:tcPr>
+          <w:p>
+            <w:pPr>
+              <w:spacing w:before="0" w:after="0" w:line="264" w:lineRule="auto"/>
+            </w:pPr>
+            <w:r>
+              <w:rPr>
+                <w:rFonts w:ascii="SF Pro Display" w:hAnsi="SF Pro Display" w:cs="SF Pro Display"/>
+                <w:color w:val="1A1A1A"/>
+                <w:sz w:val="20"/>
+                <w:szCs w:val="20"/>
+              </w:rPr>
+              <w:t xml:space="preserve">22/09/2026</w:t>
+            </w:r>
+          </w:p>
+        </w:tc>
+        <w:tc>
+          <w:tcPr>
+            <w:tcW w:w="2760" w:type="dxa"/>
+            <w:shd w:val="clear" w:color="auto" w:fill="F7F7F7"/>
+            <w:vAlign w:val="top"/>
+            <w:tcMar>
+              <w:top w:w="90" w:type="dxa"/>
+              <w:left w:w="120" w:type="dxa"/>
+              <w:bottom w:w="90" w:type="dxa"/>
+              <w:right w:w="120" w:type="dxa"/>
+            </w:tcMar>
+          </w:tcPr>
+          <w:p>
+            <w:pPr>
+              <w:spacing w:before="0" w:after="0" w:line="264" w:lineRule="auto"/>
+            </w:pPr>
+            <w:r>
+              <w:rPr>
+                <w:rFonts w:ascii="SF Pro Display" w:hAnsi="SF Pro Display" w:cs="SF Pro Display"/>
+                <w:color w:val="1A1A1A"/>
+                <w:sz w:val="20"/>
+                <w:szCs w:val="20"/>
+              </w:rPr>
+              <w:t xml:space="preserve">Cauê Carneiro</w:t>
+            </w:r>
+          </w:p>
+        </w:tc>
+        <w:tc>
+          <w:tcPr>
+            <w:tcW w:w="4300" w:type="dxa"/>
+            <w:shd w:val="clear" w:color="auto" w:fill="F7F7F7"/>
+            <w:vAlign w:val="top"/>
+            <w:tcMar>
+              <w:top w:w="90" w:type="dxa"/>
+              <w:left w:w="120" w:type="dxa"/>
+              <w:bottom w:w="90" w:type="dxa"/>
+              <w:right w:w="120" w:type="dxa"/>
+            </w:tcMar>
+          </w:tcPr>
+          <w:p>
+            <w:pPr>
+              <w:spacing w:before="0" w:after="0" w:line="264" w:lineRule="auto"/>
+            </w:pPr>
+            <w:r>
+              <w:rPr>
+                <w:rFonts w:ascii="SF Pro Display" w:hAnsi="SF Pro Display" w:cs="SF Pro Display"/>
+                <w:color w:val="1A1A1A"/>
+                <w:sz w:val="20"/>
+                <w:szCs w:val="20"/>
+              </w:rPr>
+              <w:t xml:space="preserve">Aplica as respostas das pendências para codar (22/09), alinhado à Especificação de Requisitos v1.3.0 e ao Documento de Visão v1.2.0: um app só, com um perfil por conta (RN25, em US01, US03 e US24); entrada por código no e-mail, sem senha e sem SMS (US01); cenário “Disponível agora” retirado (US02); US15 reestimada de 5 para 8 pontos.</w:t>
+            </w:r>
+          </w:p>
+        </w:tc>
+      </w:tr>
     </w:tbl>
     <w:p>
       <w:pPr>
@@ -3461,7 +3571,7 @@
                 <w:sz w:val="20"/>
                 <w:szCs w:val="20"/>
               </w:rPr>
-              <w:t xml:space="preserve">RF01, RN14, RN15, RN20</w:t>
+              <w:t xml:space="preserve">RF01, RN14, RN15, RN20, RN25</w:t>
             </w:r>
           </w:p>
         </w:tc>
@@ -3628,7 +3738,7 @@
           <w:sz w:val="20"/>
           <w:szCs w:val="20"/>
         </w:rPr>
-        <w:t xml:space="preserve">“quero me cadastrar no aplicativo informando apenas meu nome, telefone, e-mail e confirmando ter 18 anos ou mais,”</w:t>
+        <w:t xml:space="preserve">“quero me cadastrar no aplicativo com meu e-mail, sem senha, informando apenas meu nome e telefone e confirmando ter 18 anos ou mais,”</w:t>
       </w:r>
     </w:p>
     <w:p>
@@ -3700,7 +3810,7 @@
           <w:sz w:val="20"/>
           <w:szCs w:val="20"/>
         </w:rPr>
-        <w:t xml:space="preserve">o profissional faz o primeiro acesso ao Frila iOS,</w:t>
+        <w:t xml:space="preserve">o profissional faz o primeiro acesso ao Frila iOS e escolhe o perfil de profissional,</w:t>
       </w:r>
     </w:p>
     <w:p>
@@ -3725,7 +3835,7 @@
           <w:sz w:val="20"/>
           <w:szCs w:val="20"/>
         </w:rPr>
-        <w:t xml:space="preserve">ele informa nome completo, telefone válido, e-mail, senha e marca o checkbox de confirmação de maioridade (≥ 18 anos),</w:t>
+        <w:t xml:space="preserve">ele digita o código de uso único que chegou no e-mail, informa nome completo e telefone com WhatsApp e marca o checkbox de confirmação de maioridade (≥ 18 anos),</w:t>
       </w:r>
     </w:p>
     <w:p>
@@ -3750,7 +3860,7 @@
           <w:sz w:val="20"/>
           <w:szCs w:val="20"/>
         </w:rPr>
-        <w:t xml:space="preserve">a conta é criada no estado ativo, o token de sessão é salvo no Keychain e ele é encaminhado para a definição de funções operacionais.</w:t>
+        <w:t xml:space="preserve">a conta é criada no estado ativo, com o perfil de profissional fixo (RN25), o token de sessão é salvo no Keychain e ele é encaminhado para a definição de funções operacionais.</w:t>
       </w:r>
     </w:p>
     <w:p>
@@ -3933,6 +4043,97 @@
           <w:szCs w:val="20"/>
         </w:rPr>
         <w:t xml:space="preserve">nenhuma foto de documento (RG/CNH) ou selfie com documento é solicitada, em estrito cumprimento da RN14.</w:t>
+      </w:r>
+    </w:p>
+    <w:p>
+      <w:pPr>
+        <w:ind w:left="120"/>
+        <w:spacing w:before="40" w:after="20" w:line="264" w:lineRule="auto"/>
+      </w:pPr>
+      <w:r>
+        <w:rPr>
+          <w:rFonts w:ascii="SF Pro Display" w:hAnsi="SF Pro Display" w:cs="SF Pro Display"/>
+          <w:b/>
+          <w:color w:val="1A1A1A"/>
+          <w:sz w:val="20"/>
+          <w:szCs w:val="20"/>
+        </w:rPr>
+        <w:t xml:space="preserve">• Cenário 4: Outro perfil com o mesmo telefone</w:t>
+      </w:r>
+    </w:p>
+    <w:p>
+      <w:pPr>
+        <w:ind w:left="240"/>
+        <w:spacing w:before="0" w:after="20" w:line="264" w:lineRule="auto"/>
+      </w:pPr>
+      <w:r>
+        <w:rPr>
+          <w:rFonts w:ascii="SF Pro Display" w:hAnsi="SF Pro Display" w:cs="SF Pro Display"/>
+          <w:b/>
+          <w:color w:val="2FA84F"/>
+          <w:sz w:val="20"/>
+          <w:szCs w:val="20"/>
+        </w:rPr>
+        <w:t xml:space="preserve">Dado que </w:t>
+      </w:r>
+      <w:r>
+        <w:rPr>
+          <w:rFonts w:ascii="SF Pro Display" w:hAnsi="SF Pro Display" w:cs="SF Pro Display"/>
+          <w:color w:val="1A1A1A"/>
+          <w:sz w:val="20"/>
+          <w:szCs w:val="20"/>
+        </w:rPr>
+        <w:t xml:space="preserve">a pessoa já tem uma conta de contratante no Frila,</w:t>
+      </w:r>
+    </w:p>
+    <w:p>
+      <w:pPr>
+        <w:ind w:left="240"/>
+        <w:spacing w:before="0" w:after="20" w:line="264" w:lineRule="auto"/>
+      </w:pPr>
+      <w:r>
+        <w:rPr>
+          <w:rFonts w:ascii="SF Pro Display" w:hAnsi="SF Pro Display" w:cs="SF Pro Display"/>
+          <w:b/>
+          <w:color w:val="2FA84F"/>
+          <w:sz w:val="20"/>
+          <w:szCs w:val="20"/>
+        </w:rPr>
+        <w:t xml:space="preserve">Quando </w:t>
+      </w:r>
+      <w:r>
+        <w:rPr>
+          <w:rFonts w:ascii="SF Pro Display" w:hAnsi="SF Pro Display" w:cs="SF Pro Display"/>
+          <w:color w:val="1A1A1A"/>
+          <w:sz w:val="20"/>
+          <w:szCs w:val="20"/>
+        </w:rPr>
+        <w:t xml:space="preserve">cria uma conta de profissional com outro e-mail e o mesmo telefone,</w:t>
+      </w:r>
+    </w:p>
+    <w:p>
+      <w:pPr>
+        <w:ind w:left="240"/>
+        <w:spacing w:before="0" w:after="60" w:line="264" w:lineRule="auto"/>
+      </w:pPr>
+      <w:r>
+        <w:rPr>
+          <w:rFonts w:ascii="SF Pro Display" w:hAnsi="SF Pro Display" w:cs="SF Pro Display"/>
+          <w:b/>
+          <w:color w:val="2FA84F"/>
+          <w:sz w:val="20"/>
+          <w:szCs w:val="20"/>
+        </w:rPr>
+        <w:t xml:space="preserve">Então </w:t>
+      </w:r>
+      <w:r>
+        <w:rPr>
+          <w:rFonts w:ascii="SF Pro Display" w:hAnsi="SF Pro Display" w:cs="SF Pro Display"/>
+          <w:color w:val="1A1A1A"/>
+          <w:sz w:val="20"/>
+          <w:szCs w:val="20"/>
+        </w:rPr>
+        <w:t xml:space="preserve">o cadastro é aceito, e as duas contas seguem separadas, cada uma com o próprio perfil e a própria reputação (RN25).</w:t>
       </w:r>
     </w:p>
     <w:p>
@@ -4247,7 +4448,7 @@
           <w:sz w:val="20"/>
           <w:szCs w:val="20"/>
         </w:rPr>
-        <w:t xml:space="preserve">“quero selecionar as funções que sei desempenhar, meu ponto base e os dias/turnos em que tenho disponibilidade, e marcar quando estou disponível agora,”</w:t>
+        <w:t xml:space="preserve">“quero selecionar as funções que sei desempenhar, meu ponto base e os dias/turnos em que tenho disponibilidade,”</w:t>
       </w:r>
     </w:p>
     <w:p>
@@ -4385,98 +4586,7 @@
           <w:sz w:val="20"/>
           <w:szCs w:val="20"/>
         </w:rPr>
-        <w:t xml:space="preserve">• Cenário 2: Disponível agora</w:t>
-      </w:r>
-    </w:p>
-    <w:p>
-      <w:pPr>
-        <w:ind w:left="240"/>
-        <w:spacing w:before="0" w:after="20" w:line="264" w:lineRule="auto"/>
-      </w:pPr>
-      <w:r>
-        <w:rPr>
-          <w:rFonts w:ascii="SF Pro Display" w:hAnsi="SF Pro Display" w:cs="SF Pro Display"/>
-          <w:b/>
-          <w:color w:val="2FA84F"/>
-          <w:sz w:val="20"/>
-          <w:szCs w:val="20"/>
-        </w:rPr>
-        <w:t xml:space="preserve">Dado que </w:t>
-      </w:r>
-      <w:r>
-        <w:rPr>
-          <w:rFonts w:ascii="SF Pro Display" w:hAnsi="SF Pro Display" w:cs="SF Pro Display"/>
-          <w:color w:val="1A1A1A"/>
-          <w:sz w:val="20"/>
-          <w:szCs w:val="20"/>
-        </w:rPr>
-        <w:t xml:space="preserve">o profissional está livre fora da grade semanal,</w:t>
-      </w:r>
-    </w:p>
-    <w:p>
-      <w:pPr>
-        <w:ind w:left="240"/>
-        <w:spacing w:before="0" w:after="20" w:line="264" w:lineRule="auto"/>
-      </w:pPr>
-      <w:r>
-        <w:rPr>
-          <w:rFonts w:ascii="SF Pro Display" w:hAnsi="SF Pro Display" w:cs="SF Pro Display"/>
-          <w:b/>
-          <w:color w:val="2FA84F"/>
-          <w:sz w:val="20"/>
-          <w:szCs w:val="20"/>
-        </w:rPr>
-        <w:t xml:space="preserve">Quando </w:t>
-      </w:r>
-      <w:r>
-        <w:rPr>
-          <w:rFonts w:ascii="SF Pro Display" w:hAnsi="SF Pro Display" w:cs="SF Pro Display"/>
-          <w:color w:val="1A1A1A"/>
-          <w:sz w:val="20"/>
-          <w:szCs w:val="20"/>
-        </w:rPr>
-        <w:t xml:space="preserve">toca em 'Disponível agora',</w:t>
-      </w:r>
-    </w:p>
-    <w:p>
-      <w:pPr>
-        <w:ind w:left="240"/>
-        <w:spacing w:before="0" w:after="60" w:line="264" w:lineRule="auto"/>
-      </w:pPr>
-      <w:r>
-        <w:rPr>
-          <w:rFonts w:ascii="SF Pro Display" w:hAnsi="SF Pro Display" w:cs="SF Pro Display"/>
-          <w:b/>
-          <w:color w:val="2FA84F"/>
-          <w:sz w:val="20"/>
-          <w:szCs w:val="20"/>
-        </w:rPr>
-        <w:t xml:space="preserve">Então </w:t>
-      </w:r>
-      <w:r>
-        <w:rPr>
-          <w:rFonts w:ascii="SF Pro Display" w:hAnsi="SF Pro Display" w:cs="SF Pro Display"/>
-          <w:color w:val="1A1A1A"/>
-          <w:sz w:val="20"/>
-          <w:szCs w:val="20"/>
-        </w:rPr>
-        <w:t xml:space="preserve">ele passa a receber notificações de vagas da sua função perto do ponto base até desligar a opção.</w:t>
-      </w:r>
-    </w:p>
-    <w:p>
-      <w:pPr>
-        <w:ind w:left="120"/>
-        <w:spacing w:before="40" w:after="20" w:line="264" w:lineRule="auto"/>
-      </w:pPr>
-      <w:r>
-        <w:rPr>
-          <w:rFonts w:ascii="SF Pro Display" w:hAnsi="SF Pro Display" w:cs="SF Pro Display"/>
-          <w:b/>
-          <w:color w:val="1A1A1A"/>
-          <w:sz w:val="20"/>
-          <w:szCs w:val="20"/>
-        </w:rPr>
-        <w:t xml:space="preserve">• Cenário 3: Perfil sem funções selecionadas</w:t>
+        <w:t xml:space="preserve">• Cenário 2: Perfil sem funções selecionadas</w:t>
       </w:r>
     </w:p>
     <w:p>
@@ -4699,7 +4809,7 @@
                 <w:sz w:val="20"/>
                 <w:szCs w:val="20"/>
               </w:rPr>
-              <w:t xml:space="preserve">RF02, RN15, RN20</w:t>
+              <w:t xml:space="preserve">RF02, RN15, RN20, RN25</w:t>
             </w:r>
           </w:p>
         </w:tc>
@@ -4989,6 +5099,97 @@
           <w:szCs w:val="20"/>
         </w:rPr>
         <w:t xml:space="preserve">o perfil corporativo é criado e habilitado a publicar turnos avulsos.</w:t>
+      </w:r>
+    </w:p>
+    <w:p>
+      <w:pPr>
+        <w:ind w:left="120"/>
+        <w:spacing w:before="40" w:after="20" w:line="264" w:lineRule="auto"/>
+      </w:pPr>
+      <w:r>
+        <w:rPr>
+          <w:rFonts w:ascii="SF Pro Display" w:hAnsi="SF Pro Display" w:cs="SF Pro Display"/>
+          <w:b/>
+          <w:color w:val="1A1A1A"/>
+          <w:sz w:val="20"/>
+          <w:szCs w:val="20"/>
+        </w:rPr>
+        <w:t xml:space="preserve">• Cenário 2: Conta com o perfil de contratante</w:t>
+      </w:r>
+    </w:p>
+    <w:p>
+      <w:pPr>
+        <w:ind w:left="240"/>
+        <w:spacing w:before="0" w:after="20" w:line="264" w:lineRule="auto"/>
+      </w:pPr>
+      <w:r>
+        <w:rPr>
+          <w:rFonts w:ascii="SF Pro Display" w:hAnsi="SF Pro Display" w:cs="SF Pro Display"/>
+          <w:b/>
+          <w:color w:val="2FA84F"/>
+          <w:sz w:val="20"/>
+          <w:szCs w:val="20"/>
+        </w:rPr>
+        <w:t xml:space="preserve">Dado que </w:t>
+      </w:r>
+      <w:r>
+        <w:rPr>
+          <w:rFonts w:ascii="SF Pro Display" w:hAnsi="SF Pro Display" w:cs="SF Pro Display"/>
+          <w:color w:val="1A1A1A"/>
+          <w:sz w:val="20"/>
+          <w:szCs w:val="20"/>
+        </w:rPr>
+        <w:t xml:space="preserve">o gestor entra pela primeira vez com o código enviado ao e-mail e escolhe o perfil de contratante,</w:t>
+      </w:r>
+    </w:p>
+    <w:p>
+      <w:pPr>
+        <w:ind w:left="240"/>
+        <w:spacing w:before="0" w:after="20" w:line="264" w:lineRule="auto"/>
+      </w:pPr>
+      <w:r>
+        <w:rPr>
+          <w:rFonts w:ascii="SF Pro Display" w:hAnsi="SF Pro Display" w:cs="SF Pro Display"/>
+          <w:b/>
+          <w:color w:val="2FA84F"/>
+          <w:sz w:val="20"/>
+          <w:szCs w:val="20"/>
+        </w:rPr>
+        <w:t xml:space="preserve">Quando </w:t>
+      </w:r>
+      <w:r>
+        <w:rPr>
+          <w:rFonts w:ascii="SF Pro Display" w:hAnsi="SF Pro Display" w:cs="SF Pro Display"/>
+          <w:color w:val="1A1A1A"/>
+          <w:sz w:val="20"/>
+          <w:szCs w:val="20"/>
+        </w:rPr>
+        <w:t xml:space="preserve">conclui o cadastro do estabelecimento,</w:t>
+      </w:r>
+    </w:p>
+    <w:p>
+      <w:pPr>
+        <w:ind w:left="240"/>
+        <w:spacing w:before="0" w:after="60" w:line="264" w:lineRule="auto"/>
+      </w:pPr>
+      <w:r>
+        <w:rPr>
+          <w:rFonts w:ascii="SF Pro Display" w:hAnsi="SF Pro Display" w:cs="SF Pro Display"/>
+          <w:b/>
+          <w:color w:val="2FA84F"/>
+          <w:sz w:val="20"/>
+          <w:szCs w:val="20"/>
+        </w:rPr>
+        <w:t xml:space="preserve">Então </w:t>
+      </w:r>
+      <w:r>
+        <w:rPr>
+          <w:rFonts w:ascii="SF Pro Display" w:hAnsi="SF Pro Display" w:cs="SF Pro Display"/>
+          <w:color w:val="1A1A1A"/>
+          <w:sz w:val="20"/>
+          <w:szCs w:val="20"/>
+        </w:rPr>
+        <w:t xml:space="preserve">a conta fica com o perfil de contratante fixo (RN25) e ele pode publicar a primeira vaga na mesma sessão.</w:t>
       </w:r>
     </w:p>
     <w:p>
@@ -11668,7 +11869,7 @@
                 <w:sz w:val="20"/>
                 <w:szCs w:val="20"/>
               </w:rPr>
-              <w:t xml:space="preserve">5 Story Points</w:t>
+              <w:t xml:space="preserve">8 Story Points</w:t>
             </w:r>
           </w:p>
         </w:tc>
@@ -14780,7 +14981,7 @@
           <w:sz w:val="20"/>
           <w:szCs w:val="20"/>
         </w:rPr>
-        <w:t xml:space="preserve">o gestor abre o Painel na versão web do app do estabelecimento,</w:t>
+        <w:t xml:space="preserve">o gestor abre o Painel na versão web do Frila, com a conta de contratante,</w:t>
       </w:r>
     </w:p>
     <w:p>
@@ -16125,7 +16326,7 @@
                 <w:sz w:val="20"/>
                 <w:szCs w:val="20"/>
               </w:rPr>
-              <w:t xml:space="preserve">RF21, RN15</w:t>
+              <w:t xml:space="preserve">RF21, RN15, RN25</w:t>
             </w:r>
           </w:p>
         </w:tc>
@@ -16415,6 +16616,97 @@
           <w:szCs w:val="20"/>
         </w:rPr>
         <w:t xml:space="preserve">ele pode publicar e confirmar turnos em nome daquele estabelecimento.</w:t>
+      </w:r>
+    </w:p>
+    <w:p>
+      <w:pPr>
+        <w:ind w:left="120"/>
+        <w:spacing w:before="40" w:after="20" w:line="264" w:lineRule="auto"/>
+      </w:pPr>
+      <w:r>
+        <w:rPr>
+          <w:rFonts w:ascii="SF Pro Display" w:hAnsi="SF Pro Display" w:cs="SF Pro Display"/>
+          <w:b/>
+          <w:color w:val="1A1A1A"/>
+          <w:sz w:val="20"/>
+          <w:szCs w:val="20"/>
+        </w:rPr>
+        <w:t xml:space="preserve">• Cenário 2: Convite aberto numa conta de profissional</w:t>
+      </w:r>
+    </w:p>
+    <w:p>
+      <w:pPr>
+        <w:ind w:left="240"/>
+        <w:spacing w:before="0" w:after="20" w:line="264" w:lineRule="auto"/>
+      </w:pPr>
+      <w:r>
+        <w:rPr>
+          <w:rFonts w:ascii="SF Pro Display" w:hAnsi="SF Pro Display" w:cs="SF Pro Display"/>
+          <w:b/>
+          <w:color w:val="2FA84F"/>
+          <w:sz w:val="20"/>
+          <w:szCs w:val="20"/>
+        </w:rPr>
+        <w:t xml:space="preserve">Dado que </w:t>
+      </w:r>
+      <w:r>
+        <w:rPr>
+          <w:rFonts w:ascii="SF Pro Display" w:hAnsi="SF Pro Display" w:cs="SF Pro Display"/>
+          <w:color w:val="1A1A1A"/>
+          <w:sz w:val="20"/>
+          <w:szCs w:val="20"/>
+        </w:rPr>
+        <w:t xml:space="preserve">o colaborador abre o convite numa conta de profissional,</w:t>
+      </w:r>
+    </w:p>
+    <w:p>
+      <w:pPr>
+        <w:ind w:left="240"/>
+        <w:spacing w:before="0" w:after="20" w:line="264" w:lineRule="auto"/>
+      </w:pPr>
+      <w:r>
+        <w:rPr>
+          <w:rFonts w:ascii="SF Pro Display" w:hAnsi="SF Pro Display" w:cs="SF Pro Display"/>
+          <w:b/>
+          <w:color w:val="2FA84F"/>
+          <w:sz w:val="20"/>
+          <w:szCs w:val="20"/>
+        </w:rPr>
+        <w:t xml:space="preserve">Quando </w:t>
+      </w:r>
+      <w:r>
+        <w:rPr>
+          <w:rFonts w:ascii="SF Pro Display" w:hAnsi="SF Pro Display" w:cs="SF Pro Display"/>
+          <w:color w:val="1A1A1A"/>
+          <w:sz w:val="20"/>
+          <w:szCs w:val="20"/>
+        </w:rPr>
+        <w:t xml:space="preserve">tenta aceitar,</w:t>
+      </w:r>
+    </w:p>
+    <w:p>
+      <w:pPr>
+        <w:ind w:left="240"/>
+        <w:spacing w:before="0" w:after="60" w:line="264" w:lineRule="auto"/>
+      </w:pPr>
+      <w:r>
+        <w:rPr>
+          <w:rFonts w:ascii="SF Pro Display" w:hAnsi="SF Pro Display" w:cs="SF Pro Display"/>
+          <w:b/>
+          <w:color w:val="2FA84F"/>
+          <w:sz w:val="20"/>
+          <w:szCs w:val="20"/>
+        </w:rPr>
+        <w:t xml:space="preserve">Então </w:t>
+      </w:r>
+      <w:r>
+        <w:rPr>
+          <w:rFonts w:ascii="SF Pro Display" w:hAnsi="SF Pro Display" w:cs="SF Pro Display"/>
+          <w:color w:val="1A1A1A"/>
+          <w:sz w:val="20"/>
+          <w:szCs w:val="20"/>
+        </w:rPr>
+        <w:t xml:space="preserve">o sistema recusa e explica que é preciso entrar com uma conta de contratante (RN25).</w:t>
       </w:r>
     </w:p>
     <w:p>
@@ -16713,7 +17005,7 @@
           <w:sz w:val="20"/>
           <w:szCs w:val="20"/>
         </w:rPr>
-        <w:t xml:space="preserve">“Como usuário cadastrado, em qualquer um dos dois apps,”</w:t>
+        <w:t xml:space="preserve">“Como usuário cadastrado, em qualquer um dos dois perfis,”</w:t>
       </w:r>
     </w:p>
     <w:p>
@@ -17646,7 +17938,7 @@
                 <w:sz w:val="20"/>
                 <w:szCs w:val="20"/>
               </w:rPr>
-              <w:t xml:space="preserve">(19 Histórias · 87 Pontos)</w:t>
+              <w:t xml:space="preserve">(19 Histórias · 90 Pontos)</w:t>
             </w:r>
           </w:p>
         </w:tc>
@@ -18829,7 +19121,7 @@
                 <w:sz w:val="20"/>
                 <w:szCs w:val="20"/>
               </w:rPr>
-              <w:t xml:space="preserve">No app do estabelecimento: vagas em alerta e confirmação de check-in manual.</w:t>
+              <w:t xml:space="preserve">No perfil de contratante: vagas em alerta e confirmação de check-in manual.</w:t>
             </w:r>
           </w:p>
         </w:tc>
@@ -18913,7 +19205,7 @@
                 <w:sz w:val="20"/>
                 <w:szCs w:val="20"/>
               </w:rPr>
-              <w:t xml:space="preserve">Acompanhamento de vagas, candidatos, contratados, check-ins e turnos na versão web do app do estabelecimento.</w:t>
+              <w:t xml:space="preserve">Acompanhamento de vagas, candidatos, contratados, check-ins e turnos na versão web do Frila, no perfil de contratante.</w:t>
             </w:r>
           </w:p>
         </w:tc>

--- a/doc-harness/01 - CBL/Desafios/C18/Documentos de Produto/Frila_Historias_de_Usuario_e_Backlog.docx
+++ b/doc-harness/01 - CBL/Desafios/C18/Documentos de Produto/Frila_Historias_de_Usuario_e_Backlog.docx
@@ -269,7 +269,7 @@
                 <w:sz w:val="20"/>
                 <w:szCs w:val="20"/>
               </w:rPr>
-              <w:t xml:space="preserve">v1.2.0</w:t>
+              <w:t xml:space="preserve">v1.2.1</w:t>
             </w:r>
           </w:p>
         </w:tc>
@@ -325,7 +325,7 @@
                 <w:sz w:val="20"/>
                 <w:szCs w:val="20"/>
               </w:rPr>
-              <w:t xml:space="preserve">22/09/2026</w:t>
+              <w:t xml:space="preserve">30/09/2026</w:t>
             </w:r>
           </w:p>
         </w:tc>
@@ -343,7 +343,6 @@
     </w:p>
     <w:p>
       <w:pPr>
-        <w:keepNext/>
         <w:spacing w:before="0" w:after="200" w:line="264" w:lineRule="auto"/>
       </w:pPr>
       <w:r>
@@ -371,9 +370,9 @@
         </w:tblBorders>
       </w:tblPr>
       <w:tblGrid>
-        <w:gridCol w:w="1100"/>
-        <w:gridCol w:w="1200"/>
-        <w:gridCol w:w="2760"/>
+        <w:gridCol w:w="1000"/>
+        <w:gridCol w:w="1400"/>
+        <w:gridCol w:w="2660"/>
         <w:gridCol w:w="4300"/>
       </w:tblGrid>
       <w:tr>
@@ -382,7 +381,7 @@
         </w:trPr>
         <w:tc>
           <w:tcPr>
-            <w:tcW w:w="1100" w:type="dxa"/>
+            <w:tcW w:w="1000" w:type="dxa"/>
             <w:shd w:val="clear" w:color="auto" w:fill="DFEFE0"/>
             <w:vAlign w:val="top"/>
             <w:tcMar>
@@ -410,7 +409,7 @@
         </w:tc>
         <w:tc>
           <w:tcPr>
-            <w:tcW w:w="1200" w:type="dxa"/>
+            <w:tcW w:w="1400" w:type="dxa"/>
             <w:shd w:val="clear" w:color="auto" w:fill="DFEFE0"/>
             <w:vAlign w:val="top"/>
             <w:tcMar>
@@ -438,7 +437,7 @@
         </w:tc>
         <w:tc>
           <w:tcPr>
-            <w:tcW w:w="2760" w:type="dxa"/>
+            <w:tcW w:w="2660" w:type="dxa"/>
             <w:shd w:val="clear" w:color="auto" w:fill="DFEFE0"/>
             <w:vAlign w:val="top"/>
             <w:tcMar>
@@ -496,7 +495,7 @@
       <w:tr>
         <w:tc>
           <w:tcPr>
-            <w:tcW w:w="1100" w:type="dxa"/>
+            <w:tcW w:w="1000" w:type="dxa"/>
             <w:shd w:val="clear" w:color="auto" w:fill="F7F7F7"/>
             <w:vAlign w:val="top"/>
             <w:tcMar>
@@ -523,7 +522,7 @@
         </w:tc>
         <w:tc>
           <w:tcPr>
-            <w:tcW w:w="1200" w:type="dxa"/>
+            <w:tcW w:w="1400" w:type="dxa"/>
             <w:shd w:val="clear" w:color="auto" w:fill="F7F7F7"/>
             <w:vAlign w:val="top"/>
             <w:tcMar>
@@ -550,7 +549,7 @@
         </w:tc>
         <w:tc>
           <w:tcPr>
-            <w:tcW w:w="2760" w:type="dxa"/>
+            <w:tcW w:w="2660" w:type="dxa"/>
             <w:shd w:val="clear" w:color="auto" w:fill="F7F7F7"/>
             <w:vAlign w:val="top"/>
             <w:tcMar>
@@ -606,7 +605,7 @@
       <w:tr>
         <w:tc>
           <w:tcPr>
-            <w:tcW w:w="1100" w:type="dxa"/>
+            <w:tcW w:w="1000" w:type="dxa"/>
             <w:shd w:val="clear" w:color="auto" w:fill="FFFFFF"/>
             <w:vAlign w:val="top"/>
             <w:tcMar>
@@ -633,7 +632,7 @@
         </w:tc>
         <w:tc>
           <w:tcPr>
-            <w:tcW w:w="1200" w:type="dxa"/>
+            <w:tcW w:w="1400" w:type="dxa"/>
             <w:shd w:val="clear" w:color="auto" w:fill="FFFFFF"/>
             <w:vAlign w:val="top"/>
             <w:tcMar>
@@ -660,7 +659,7 @@
         </w:tc>
         <w:tc>
           <w:tcPr>
-            <w:tcW w:w="2760" w:type="dxa"/>
+            <w:tcW w:w="2660" w:type="dxa"/>
             <w:shd w:val="clear" w:color="auto" w:fill="FFFFFF"/>
             <w:vAlign w:val="top"/>
             <w:tcMar>
@@ -716,7 +715,7 @@
       <w:tr>
         <w:tc>
           <w:tcPr>
-            <w:tcW w:w="1100" w:type="dxa"/>
+            <w:tcW w:w="1000" w:type="dxa"/>
             <w:shd w:val="clear" w:color="auto" w:fill="F7F7F7"/>
             <w:vAlign w:val="top"/>
             <w:tcMar>
@@ -743,7 +742,7 @@
         </w:tc>
         <w:tc>
           <w:tcPr>
-            <w:tcW w:w="1200" w:type="dxa"/>
+            <w:tcW w:w="1400" w:type="dxa"/>
             <w:shd w:val="clear" w:color="auto" w:fill="F7F7F7"/>
             <w:vAlign w:val="top"/>
             <w:tcMar>
@@ -770,7 +769,7 @@
         </w:tc>
         <w:tc>
           <w:tcPr>
-            <w:tcW w:w="2760" w:type="dxa"/>
+            <w:tcW w:w="2660" w:type="dxa"/>
             <w:shd w:val="clear" w:color="auto" w:fill="F7F7F7"/>
             <w:vAlign w:val="top"/>
             <w:tcMar>
@@ -823,6 +822,116 @@
           </w:p>
         </w:tc>
       </w:tr>
+      <w:tr>
+        <w:tc>
+          <w:tcPr>
+            <w:tcW w:w="1000" w:type="dxa"/>
+            <w:shd w:val="clear" w:color="auto" w:fill="FFFFFF"/>
+            <w:vAlign w:val="top"/>
+            <w:tcMar>
+              <w:top w:w="90" w:type="dxa"/>
+              <w:left w:w="120" w:type="dxa"/>
+              <w:bottom w:w="90" w:type="dxa"/>
+              <w:right w:w="120" w:type="dxa"/>
+            </w:tcMar>
+          </w:tcPr>
+          <w:p>
+            <w:pPr>
+              <w:spacing w:before="0" w:after="0" w:line="264" w:lineRule="auto"/>
+            </w:pPr>
+            <w:r>
+              <w:rPr>
+                <w:rFonts w:ascii="SF Pro Display" w:hAnsi="SF Pro Display" w:cs="SF Pro Display"/>
+                <w:color w:val="1A1A1A"/>
+                <w:sz w:val="20"/>
+                <w:szCs w:val="20"/>
+              </w:rPr>
+              <w:t xml:space="preserve">v1.2.1</w:t>
+            </w:r>
+          </w:p>
+        </w:tc>
+        <w:tc>
+          <w:tcPr>
+            <w:tcW w:w="1400" w:type="dxa"/>
+            <w:shd w:val="clear" w:color="auto" w:fill="FFFFFF"/>
+            <w:vAlign w:val="top"/>
+            <w:tcMar>
+              <w:top w:w="90" w:type="dxa"/>
+              <w:left w:w="120" w:type="dxa"/>
+              <w:bottom w:w="90" w:type="dxa"/>
+              <w:right w:w="120" w:type="dxa"/>
+            </w:tcMar>
+          </w:tcPr>
+          <w:p>
+            <w:pPr>
+              <w:spacing w:before="0" w:after="0" w:line="264" w:lineRule="auto"/>
+            </w:pPr>
+            <w:r>
+              <w:rPr>
+                <w:rFonts w:ascii="SF Pro Display" w:hAnsi="SF Pro Display" w:cs="SF Pro Display"/>
+                <w:color w:val="1A1A1A"/>
+                <w:sz w:val="20"/>
+                <w:szCs w:val="20"/>
+              </w:rPr>
+              <w:t xml:space="preserve">30/09/2026</w:t>
+            </w:r>
+          </w:p>
+        </w:tc>
+        <w:tc>
+          <w:tcPr>
+            <w:tcW w:w="2660" w:type="dxa"/>
+            <w:shd w:val="clear" w:color="auto" w:fill="FFFFFF"/>
+            <w:vAlign w:val="top"/>
+            <w:tcMar>
+              <w:top w:w="90" w:type="dxa"/>
+              <w:left w:w="120" w:type="dxa"/>
+              <w:bottom w:w="90" w:type="dxa"/>
+              <w:right w:w="120" w:type="dxa"/>
+            </w:tcMar>
+          </w:tcPr>
+          <w:p>
+            <w:pPr>
+              <w:spacing w:before="0" w:after="0" w:line="264" w:lineRule="auto"/>
+            </w:pPr>
+            <w:r>
+              <w:rPr>
+                <w:rFonts w:ascii="SF Pro Display" w:hAnsi="SF Pro Display" w:cs="SF Pro Display"/>
+                <w:color w:val="1A1A1A"/>
+                <w:sz w:val="20"/>
+                <w:szCs w:val="20"/>
+              </w:rPr>
+              <w:t xml:space="preserve">Cauê Carneiro</w:t>
+            </w:r>
+          </w:p>
+        </w:tc>
+        <w:tc>
+          <w:tcPr>
+            <w:tcW w:w="4300" w:type="dxa"/>
+            <w:shd w:val="clear" w:color="auto" w:fill="FFFFFF"/>
+            <w:vAlign w:val="top"/>
+            <w:tcMar>
+              <w:top w:w="90" w:type="dxa"/>
+              <w:left w:w="120" w:type="dxa"/>
+              <w:bottom w:w="90" w:type="dxa"/>
+              <w:right w:w="120" w:type="dxa"/>
+            </w:tcMar>
+          </w:tcPr>
+          <w:p>
+            <w:pPr>
+              <w:spacing w:before="0" w:after="0" w:line="264" w:lineRule="auto"/>
+            </w:pPr>
+            <w:r>
+              <w:rPr>
+                <w:rFonts w:ascii="SF Pro Display" w:hAnsi="SF Pro Display" w:cs="SF Pro Display"/>
+                <w:color w:val="1A1A1A"/>
+                <w:sz w:val="20"/>
+                <w:szCs w:val="20"/>
+              </w:rPr>
+              <w:t xml:space="preserve">Publicação consolidada das decisões de produto de 28/09 e revisão de consistência para a entrega parcial de 02/10, alinhada à Especificação de Requisitos v1.4.0, ao Documento de Visão v1.3.0, ao Escopo do MVP e ao contrato da API 0.2.26: maioridade pela data de nascimento (US01); região administrativa (US03, US04, US08); republicar muda data e horário (US05); US07 escrita do ponto de vista do profissional; equipe de confiança pelo administrador e com turno cumprido (US09); o toque na notificação abre o detalhe da vaga com o aviso de RN10 (US10); lembrete sem telefone e “estou a caminho” na v1.1 (US14); falta para quem termina o turno sem check-in (US15); a vaga ganha posição nova no cancelamento (US16); um voto por lado (US17); taxa de comparecimento só do profissional (US18); exclusão sem falta (US25); épicos, datas, componentes de engenharia e metas de tempo corrigidos. Pontos e prioridades MoSCoW não mudaram.</w:t>
+            </w:r>
+          </w:p>
+        </w:tc>
+      </w:tr>
     </w:tbl>
     <w:p>
       <w:pPr>
@@ -831,7 +940,6 @@
     </w:p>
     <w:p>
       <w:pPr>
-        <w:keepNext/>
         <w:spacing w:before="0" w:after="200" w:line="264" w:lineRule="auto"/>
       </w:pPr>
       <w:r>
@@ -1418,7 +1526,7 @@
                 <w:sz w:val="20"/>
                 <w:szCs w:val="20"/>
               </w:rPr>
-              <w:t xml:space="preserve">Furo de comparecimento: profissional confirmado que não aparece no início do turno. Conta como falta na taxa de comparecimento e não é avaliado.</w:t>
+              <w:t xml:space="preserve">Furo de comparecimento: profissional confirmado que não aparece no turno. Conta como falta na taxa de comparecimento, inclusive quando o turno termina sem check-in nenhum, e não é avaliado.</w:t>
             </w:r>
           </w:p>
         </w:tc>
@@ -1667,7 +1775,7 @@
                 <w:sz w:val="20"/>
                 <w:szCs w:val="20"/>
               </w:rPr>
-              <w:t xml:space="preserve">Pessoas do time que respondem, por e-mail, suporte, denúncias, contestações e pedidos de revisão do despacho, em até 5 dias úteis. Não acompanham turnos.</w:t>
+              <w:t xml:space="preserve">Pessoas do time que respondem, por e-mail, suporte, denúncias, contestações e pedidos de revisão do despacho, em até 5 dias úteis, e que podem ocultar vaga com conteúdo impróprio. Não acompanham turnos.</w:t>
             </w:r>
           </w:p>
         </w:tc>
@@ -1737,7 +1845,7 @@
           <w:sz w:val="22"/>
           <w:szCs w:val="22"/>
         </w:rPr>
-        <w:t xml:space="preserve">Este documento consolida a tradução funcional do Documento de Visão e da Especificação de Requisitos em Histórias de Usuário (User Stories) orientadas a valor e em um Backlog do Produto priorizado via MoSCoW. O objetivo primordial é municiar a engenharia de software (Cauê Carneiro, JP e Matheus Silva) com especificações de comportamento verificáveis (BDD) e o design de produto (Fabrício Tosta) com os fluxos operacionais necessários para a prototipagem de baixa fidelidade (T-0011) e o MVP a ser apresentado na 1ª Apple Review em 28/09/2026.</w:t>
+        <w:t xml:space="preserve">Este documento consolida a tradução funcional do Documento de Visão e da Especificação de Requisitos em Histórias de Usuário (User Stories) orientadas a valor e em um Backlog do Produto priorizado via MoSCoW. O objetivo primordial é municiar a engenharia de software (Cauê Carneiro, João Paulo e Matheus Silva) com especificações de comportamento verificáveis (BDD) e o design de produto (Fabrício Tosta) com os fluxos operacionais necessários para a prototipagem de baixa fidelidade (T-0011), levada à 1ª Apple Review (28 e 29/09/2026), e para o MVP, com publicação na App Store prevista para 13/11/2026.</w:t>
       </w:r>
     </w:p>
     <w:p>
@@ -1842,7 +1950,7 @@
           <w:sz w:val="22"/>
           <w:szCs w:val="22"/>
         </w:rPr>
-        <w:t xml:space="preserve">•  S (Small): Granularidade adequada para sprints curtos de 1 a 2 semanas.</w:t>
+        <w:t xml:space="preserve">•  S (Small): Granularidade adequada para sprints curtas, de 1 a 2 semanas.</w:t>
       </w:r>
     </w:p>
     <w:p>
@@ -1862,7 +1970,6 @@
     </w:p>
     <w:p>
       <w:pPr>
-        <w:keepNext/>
         <w:spacing w:before="280" w:after="120" w:line="264" w:lineRule="auto"/>
       </w:pPr>
       <w:r>
@@ -2423,7 +2530,7 @@
           <w:sz w:val="20"/>
           <w:szCs w:val="20"/>
         </w:rPr>
-        <w:t xml:space="preserve">A persona interna de operação saiu na v1.1.0: o Frila não tem plantão nem operação manual de turnos. Quem acompanha vagas e turnos é o gestor do estabelecimento (Marcos ou Carla), pelo Painel na versão web; a Equipe Frila só responde e-mail.</w:t>
+        <w:t xml:space="preserve">A persona interna de operação saiu na v1.1.0: o Frila não tem plantão nem operação manual de turnos. Quem acompanha vagas e turnos é o gestor do estabelecimento (Marcos ou Carla): no app, pelo alerta de vaga vazia e pela confirmação de check-in, e pelo Painel da versão web, na v1.2; a Equipe Frila só responde e-mail.</w:t>
       </w:r>
     </w:p>
     <w:p>
@@ -2676,7 +2783,7 @@
                 <w:sz w:val="20"/>
                 <w:szCs w:val="20"/>
               </w:rPr>
-              <w:t xml:space="preserve">Garantir entrada atrito zero para o profissional e validação cadastral expressa.</w:t>
+              <w:t xml:space="preserve">Garantir entrada com atrito zero para o profissional e validação cadastral expressa.</w:t>
             </w:r>
           </w:p>
         </w:tc>
@@ -2703,7 +2810,7 @@
                 <w:sz w:val="20"/>
                 <w:szCs w:val="20"/>
               </w:rPr>
-              <w:t xml:space="preserve">RF01, RF02, RF03, RF21, RF25</w:t>
+              <w:t xml:space="preserve">RF01, RF02, RF03</w:t>
             </w:r>
           </w:p>
         </w:tc>
@@ -3342,7 +3449,7 @@
                 <w:sz w:val="20"/>
                 <w:szCs w:val="20"/>
               </w:rPr>
-              <w:t xml:space="preserve">Oferecer relatório consolidado auditável, alerta de vaga vazia e Painel do gestor, suporte por e-mail, denúncia e bloqueio, e respeito total à LGPD.</w:t>
+              <w:t xml:space="preserve">Oferecer relatório consolidado auditável, alerta de vaga vazia e Painel do gestor, suporte por e-mail, contestação de suspensão, múltiplos membros por estabelecimento, denúncia e bloqueio, e respeito total à LGPD.</w:t>
             </w:r>
           </w:p>
         </w:tc>
@@ -3369,7 +3476,7 @@
                 <w:sz w:val="20"/>
                 <w:szCs w:val="20"/>
               </w:rPr>
-              <w:t xml:space="preserve">RF20, RF22, RF23, RF24, RF26</w:t>
+              <w:t xml:space="preserve">RF20, RF21, RF22, RF23, RF24, RF25, RF26</w:t>
             </w:r>
           </w:p>
         </w:tc>
@@ -3433,7 +3540,6 @@
     </w:p>
     <w:p>
       <w:pPr>
-        <w:keepNext/>
         <w:spacing w:before="280" w:after="120" w:line="264" w:lineRule="auto"/>
       </w:pPr>
       <w:r>
@@ -3444,7 +3550,7 @@
           <w:sz w:val="30"/>
           <w:szCs w:val="30"/>
         </w:rPr>
-        <w:t xml:space="preserve">US01: Cadastro Simples do Profissional com Declaração de Maioridade</w:t>
+        <w:t xml:space="preserve">US01: Cadastro Simples do Profissional com Verificação de Maioridade</w:t>
       </w:r>
     </w:p>
     <w:tbl>
@@ -3738,7 +3844,7 @@
           <w:sz w:val="20"/>
           <w:szCs w:val="20"/>
         </w:rPr>
-        <w:t xml:space="preserve">“quero me cadastrar no aplicativo com meu e-mail, sem senha, informando apenas meu nome e telefone e confirmando ter 18 anos ou mais,”</w:t>
+        <w:t xml:space="preserve">“quero me cadastrar no aplicativo com meu e-mail, sem senha, informando apenas meu nome, telefone e data de nascimento,”</w:t>
       </w:r>
     </w:p>
     <w:p>
@@ -3835,7 +3941,7 @@
           <w:sz w:val="20"/>
           <w:szCs w:val="20"/>
         </w:rPr>
-        <w:t xml:space="preserve">ele digita o código de uso único que chegou no e-mail, informa nome completo e telefone com WhatsApp e marca o checkbox de confirmação de maioridade (≥ 18 anos),</w:t>
+        <w:t xml:space="preserve">ele digita o código de uso único que chegou no e-mail, informa nome completo, telefone com WhatsApp e data de nascimento e aceita a versão vigente dos termos e da política de privacidade,</w:t>
       </w:r>
     </w:p>
     <w:p>
@@ -3901,7 +4007,7 @@
           <w:sz w:val="20"/>
           <w:szCs w:val="20"/>
         </w:rPr>
-        <w:t xml:space="preserve">um usuário tenta avançar sem confirmar o checkbox de maioridade legal (RN20),</w:t>
+        <w:t xml:space="preserve">a data de nascimento informada indica menos de 18 anos (RN20),</w:t>
       </w:r>
     </w:p>
     <w:p>
@@ -3951,7 +4057,7 @@
           <w:sz w:val="20"/>
           <w:szCs w:val="20"/>
         </w:rPr>
-        <w:t xml:space="preserve">o sistema bloqueia o envio e exibe a mensagem de que a plataforma é exclusiva para maiores de 18 anos.</w:t>
+        <w:t xml:space="preserve">o servidor recusa o cadastro e o app exibe a mensagem de que a plataforma é exclusiva para maiores de 18 anos.</w:t>
       </w:r>
     </w:p>
     <w:p>
@@ -4143,7 +4249,6 @@
     </w:p>
     <w:p>
       <w:pPr>
-        <w:keepNext/>
         <w:spacing w:before="280" w:after="120" w:line="264" w:lineRule="auto"/>
       </w:pPr>
       <w:r>
@@ -4545,7 +4650,7 @@
           <w:sz w:val="20"/>
           <w:szCs w:val="20"/>
         </w:rPr>
-        <w:t xml:space="preserve">seleciona pelo menos uma função do catálogo oficial (ex: Garçom, Bartender), informa o ponto base e marca a grade semanal de disponibilidade,</w:t>
+        <w:t xml:space="preserve">seleciona pelo menos uma função do catálogo oficial (ex.: Garçom, Bartender), informa o ponto base e marca a grade semanal de disponibilidade,</w:t>
       </w:r>
     </w:p>
     <w:p>
@@ -4570,7 +4675,7 @@
           <w:sz w:val="20"/>
           <w:szCs w:val="20"/>
         </w:rPr>
-        <w:t xml:space="preserve">os critérios de elegibilidade daquele perfil passam a valer na próxima notificação, sem novo login; a distância até a vaga (até 15 km) é calculada a partir do ponto base, e não há raio a configurar.</w:t>
+        <w:t xml:space="preserve">os critérios de elegibilidade daquele perfil passam a valer na próxima notificação, sem novo login; a distância até a vaga (até 15 km) é calculada a partir do ponto base, não há raio a configurar, e a vaga só chega se o turno inteiro couber numa janela da grade.</w:t>
       </w:r>
     </w:p>
     <w:p>
@@ -4671,7 +4776,6 @@
     </w:p>
     <w:p>
       <w:pPr>
-        <w:keepNext/>
         <w:spacing w:before="280" w:after="120" w:line="264" w:lineRule="auto"/>
       </w:pPr>
       <w:r>
@@ -4976,7 +5080,7 @@
           <w:sz w:val="20"/>
           <w:szCs w:val="20"/>
         </w:rPr>
-        <w:t xml:space="preserve">“quero cadastrar meu restaurante ou negócio, de qualquer setor, com CNPJ (ou CPF, quando for pessoa física), Razão Social, Nome Fantasia, endereço completo e contato do responsável,”</w:t>
+        <w:t xml:space="preserve">“quero cadastrar meu restaurante ou negócio, de qualquer setor, com nome, CNPJ (ou CPF, quando for pessoa física), tipo de negócio, endereço completo e região administrativa do DF,”</w:t>
       </w:r>
     </w:p>
     <w:p>
@@ -5098,7 +5202,7 @@
           <w:sz w:val="20"/>
           <w:szCs w:val="20"/>
         </w:rPr>
-        <w:t xml:space="preserve">o perfil corporativo é criado e habilitado a publicar turnos avulsos.</w:t>
+        <w:t xml:space="preserve">o perfil corporativo é criado, com quem cadastrou como administrador, e habilitado a publicar turnos avulsos.</w:t>
       </w:r>
     </w:p>
     <w:p>
@@ -5220,7 +5324,6 @@
     </w:p>
     <w:p>
       <w:pPr>
-        <w:keepNext/>
         <w:spacing w:before="280" w:after="120" w:line="264" w:lineRule="auto"/>
       </w:pPr>
       <w:r>
@@ -5525,7 +5628,7 @@
           <w:sz w:val="20"/>
           <w:szCs w:val="20"/>
         </w:rPr>
-        <w:t xml:space="preserve">“quero publicar um turno avulso preenchendo só função, data, horário de início/fim, endereço, valor líquido da diária, número de posições, o que está incluso (refeição, transporte e material próprio) e quem recebe o profissional no local,”</w:t>
+        <w:t xml:space="preserve">“quero publicar um turno avulso preenchendo só função, data, horário de início/fim, endereço e região administrativa, valor da diária, número de posições, o que está incluso (refeição, transporte e material próprio) e quem recebe o profissional no local,”</w:t>
       </w:r>
     </w:p>
     <w:p>
@@ -5647,7 +5750,7 @@
           <w:sz w:val="20"/>
           <w:szCs w:val="20"/>
         </w:rPr>
-        <w:t xml:space="preserve">a vaga é gravada com status 'Aberta' e o motor de despacho é acionado em menos de 1 segundo; traje, rateio dos 10% da taxa de serviço e observações ficam como campos opcionais.</w:t>
+        <w:t xml:space="preserve">a vaga é publicada, com as posições abertas, e o despacho aos profissionais elegíveis é disparado (UC02); traje, rateio dos 10% da taxa de serviço e observações ficam como campos opcionais.</w:t>
       </w:r>
     </w:p>
     <w:p>
@@ -5839,7 +5942,6 @@
     </w:p>
     <w:p>
       <w:pPr>
-        <w:keepNext/>
         <w:spacing w:before="280" w:after="120" w:line="264" w:lineRule="auto"/>
       </w:pPr>
       <w:r>
@@ -6144,7 +6246,7 @@
           <w:sz w:val="20"/>
           <w:szCs w:val="20"/>
         </w:rPr>
-        <w:t xml:space="preserve">“quero duplicar um turno anterior alterando apenas a data,”</w:t>
+        <w:t xml:space="preserve">“quero repetir um turno anterior informando só a nova data e o novo horário,”</w:t>
       </w:r>
     </w:p>
     <w:p>
@@ -6241,7 +6343,7 @@
           <w:sz w:val="20"/>
           <w:szCs w:val="20"/>
         </w:rPr>
-        <w:t xml:space="preserve">seleciona a nova data no calendário e confirma,</w:t>
+        <w:t xml:space="preserve">escolhe a nova data e o novo horário e confirma,</w:t>
       </w:r>
     </w:p>
     <w:p>
@@ -6266,7 +6368,7 @@
           <w:sz w:val="20"/>
           <w:szCs w:val="20"/>
         </w:rPr>
-        <w:t xml:space="preserve">uma nova vaga é gerada preservando função, horário, diária e instruções, pronta para despacho.</w:t>
+        <w:t xml:space="preserve">uma nova vaga é publicada com função, local, valor, inclusos e instruções da original, pronta para despacho.</w:t>
       </w:r>
     </w:p>
     <w:p>
@@ -6276,7 +6378,6 @@
     </w:p>
     <w:p>
       <w:pPr>
-        <w:keepNext/>
         <w:spacing w:before="280" w:after="120" w:line="264" w:lineRule="auto"/>
       </w:pPr>
       <w:r>
@@ -6581,7 +6682,7 @@
           <w:sz w:val="20"/>
           <w:szCs w:val="20"/>
         </w:rPr>
-        <w:t xml:space="preserve">“quero publicar múltiplos postos para o mesmo evento de uma só vez (ex: 10 garçons, 4 bartenders, 2 coordenadores),”</w:t>
+        <w:t xml:space="preserve">“quero publicar múltiplos postos para o mesmo evento de uma só vez (ex.: 10 garçons, 4 bartenders, 2 coordenadores),”</w:t>
       </w:r>
     </w:p>
     <w:p>
@@ -6734,7 +6835,6 @@
     </w:p>
     <w:p>
       <w:pPr>
-        <w:keepNext/>
         <w:spacing w:before="280" w:after="120" w:line="264" w:lineRule="auto"/>
       </w:pPr>
       <w:r>
@@ -6816,7 +6916,7 @@
                 <w:sz w:val="20"/>
                 <w:szCs w:val="20"/>
               </w:rPr>
-              <w:t xml:space="preserve">Lucas (Profissional) / Sistema</w:t>
+              <w:t xml:space="preserve">Lucas (Profissional Freelancer)</w:t>
             </w:r>
           </w:p>
         </w:tc>
@@ -7023,7 +7123,7 @@
           <w:sz w:val="20"/>
           <w:szCs w:val="20"/>
         </w:rPr>
-        <w:t xml:space="preserve">“Como sistema Frila,”</w:t>
+        <w:t xml:space="preserve">“Como profissional freelancer,”</w:t>
       </w:r>
     </w:p>
     <w:p>
@@ -7039,7 +7139,7 @@
           <w:sz w:val="20"/>
           <w:szCs w:val="20"/>
         </w:rPr>
-        <w:t xml:space="preserve">“quero notificar a vaga, de uma vez, a todos os profissionais elegíveis — com a função, disponíveis no horário e a até 15 km do local — respeitando o teto de uma notificação a cada 30 minutos por pessoa,”</w:t>
+        <w:t xml:space="preserve">“quero receber de uma vez a notificação de cada vaga da minha função, perto de mim (até 15 km) e no meu horário, no máximo uma a cada 30 minutos,”</w:t>
       </w:r>
     </w:p>
     <w:p>
@@ -7055,7 +7155,7 @@
           <w:sz w:val="20"/>
           <w:szCs w:val="20"/>
         </w:rPr>
-        <w:t xml:space="preserve">“para que a vaga chegue a quem pode aceitá-la sem transformar a notificação em ruído que o usuário aprende a ignorar.”</w:t>
+        <w:t xml:space="preserve">“para ficar sabendo a tempo sem que a notificação vire ruído que eu aprendo a ignorar.”</w:t>
       </w:r>
     </w:p>
     <w:p>
@@ -7444,7 +7544,6 @@
     </w:p>
     <w:p>
       <w:pPr>
-        <w:keepNext/>
         <w:spacing w:before="280" w:after="120" w:line="264" w:lineRule="auto"/>
       </w:pPr>
       <w:r>
@@ -7871,7 +7970,7 @@
           <w:sz w:val="20"/>
           <w:szCs w:val="20"/>
         </w:rPr>
-        <w:t xml:space="preserve">são exibidos cartões claros com nome do local, bairro, função, horário, valor líquido da diária e o que está incluso; vagas de outro estado aparecem no fim.</w:t>
+        <w:t xml:space="preserve">são exibidos cartões claros com nome do local, região administrativa, função, horário, valor da diária e o que está incluso; a vaga que já começou sai da lista, salvo a que tem posição reaberta por atraso.</w:t>
       </w:r>
     </w:p>
     <w:p>
@@ -7972,7 +8071,6 @@
     </w:p>
     <w:p>
       <w:pPr>
-        <w:keepNext/>
         <w:spacing w:before="280" w:after="120" w:line="264" w:lineRule="auto"/>
       </w:pPr>
       <w:r>
@@ -8277,7 +8375,7 @@
           <w:sz w:val="20"/>
           <w:szCs w:val="20"/>
         </w:rPr>
-        <w:t xml:space="preserve">“quero que a minha equipe de confiança sempre receba a notificação das vagas da minha casa, mesmo quem mora além de 15 km,”</w:t>
+        <w:t xml:space="preserve">“quero, como administrador do estabelecimento, que a minha equipe de confiança sempre receba a notificação das vagas da minha casa, mesmo quem mora além de 15 km,”</w:t>
       </w:r>
     </w:p>
     <w:p>
@@ -8495,12 +8593,102 @@
     </w:p>
     <w:p>
       <w:pPr>
+        <w:ind w:left="120"/>
+        <w:spacing w:before="40" w:after="20" w:line="264" w:lineRule="auto"/>
+      </w:pPr>
+      <w:r>
+        <w:rPr>
+          <w:rFonts w:ascii="SF Pro Display" w:hAnsi="SF Pro Display" w:cs="SF Pro Display"/>
+          <w:b/>
+          <w:color w:val="1A1A1A"/>
+          <w:sz w:val="20"/>
+          <w:szCs w:val="20"/>
+        </w:rPr>
+        <w:t xml:space="preserve">• Cenário 3: Inclusão sem turno cumprido na casa</w:t>
+      </w:r>
+    </w:p>
+    <w:p>
+      <w:pPr>
+        <w:ind w:left="240"/>
+        <w:spacing w:before="0" w:after="20" w:line="264" w:lineRule="auto"/>
+      </w:pPr>
+      <w:r>
+        <w:rPr>
+          <w:rFonts w:ascii="SF Pro Display" w:hAnsi="SF Pro Display" w:cs="SF Pro Display"/>
+          <w:b/>
+          <w:color w:val="2FA84F"/>
+          <w:sz w:val="20"/>
+          <w:szCs w:val="20"/>
+        </w:rPr>
+        <w:t xml:space="preserve">Dado que </w:t>
+      </w:r>
+      <w:r>
+        <w:rPr>
+          <w:rFonts w:ascii="SF Pro Display" w:hAnsi="SF Pro Display" w:cs="SF Pro Display"/>
+          <w:color w:val="1A1A1A"/>
+          <w:sz w:val="20"/>
+          <w:szCs w:val="20"/>
+        </w:rPr>
+        <w:t xml:space="preserve">o administrador tenta incluir um profissional que nunca cumpriu turno com presença verificada no estabelecimento,</w:t>
+      </w:r>
+    </w:p>
+    <w:p>
+      <w:pPr>
+        <w:ind w:left="240"/>
+        <w:spacing w:before="0" w:after="20" w:line="264" w:lineRule="auto"/>
+      </w:pPr>
+      <w:r>
+        <w:rPr>
+          <w:rFonts w:ascii="SF Pro Display" w:hAnsi="SF Pro Display" w:cs="SF Pro Display"/>
+          <w:b/>
+          <w:color w:val="2FA84F"/>
+          <w:sz w:val="20"/>
+          <w:szCs w:val="20"/>
+        </w:rPr>
+        <w:t xml:space="preserve">Quando </w:t>
+      </w:r>
+      <w:r>
+        <w:rPr>
+          <w:rFonts w:ascii="SF Pro Display" w:hAnsi="SF Pro Display" w:cs="SF Pro Display"/>
+          <w:color w:val="1A1A1A"/>
+          <w:sz w:val="20"/>
+          <w:szCs w:val="20"/>
+        </w:rPr>
+        <w:t xml:space="preserve">confirma a inclusão,</w:t>
+      </w:r>
+    </w:p>
+    <w:p>
+      <w:pPr>
+        <w:ind w:left="240"/>
+        <w:spacing w:before="0" w:after="60" w:line="264" w:lineRule="auto"/>
+      </w:pPr>
+      <w:r>
+        <w:rPr>
+          <w:rFonts w:ascii="SF Pro Display" w:hAnsi="SF Pro Display" w:cs="SF Pro Display"/>
+          <w:b/>
+          <w:color w:val="2FA84F"/>
+          <w:sz w:val="20"/>
+          <w:szCs w:val="20"/>
+        </w:rPr>
+        <w:t xml:space="preserve">Então </w:t>
+      </w:r>
+      <w:r>
+        <w:rPr>
+          <w:rFonts w:ascii="SF Pro Display" w:hAnsi="SF Pro Display" w:cs="SF Pro Display"/>
+          <w:color w:val="1A1A1A"/>
+          <w:sz w:val="20"/>
+          <w:szCs w:val="20"/>
+        </w:rPr>
+        <w:t xml:space="preserve">o sistema recusa e explica que só entra na equipe quem já trabalhou na casa; um operador também não consegue incluir nem remover.</w:t>
+      </w:r>
+    </w:p>
+    <w:p>
+      <w:pPr>
         <w:spacing w:before="0" w:after="160" w:line="264" w:lineRule="auto"/>
       </w:pPr>
     </w:p>
     <w:p>
       <w:pPr>
-        <w:keepNext/>
         <w:spacing w:before="280" w:after="120" w:line="264" w:lineRule="auto"/>
       </w:pPr>
       <w:r>
@@ -8927,7 +9115,7 @@
           <w:sz w:val="20"/>
           <w:szCs w:val="20"/>
         </w:rPr>
-        <w:t xml:space="preserve">ele lê: 'Você recebe notificação de vagas da sua função, perto de você, nos horários em que marcou disponibilidade. Todas as vagas do DF aparecem na lista.'</w:t>
+        <w:t xml:space="preserve">ele lê: 'Você recebe notificação de vagas da sua função, perto de você, quando o turno inteiro cabe nos horários em que marcou disponibilidade. Todas as vagas do DF aparecem na lista.'</w:t>
       </w:r>
     </w:p>
     <w:p>
@@ -9049,7 +9237,6 @@
     </w:p>
     <w:p>
       <w:pPr>
-        <w:keepNext/>
         <w:spacing w:before="280" w:after="120" w:line="264" w:lineRule="auto"/>
       </w:pPr>
       <w:r>
@@ -9354,7 +9541,7 @@
           <w:sz w:val="20"/>
           <w:szCs w:val="20"/>
         </w:rPr>
-        <w:t xml:space="preserve">“quero me candidatar direto da notificação ou do feed, sem formulário,”</w:t>
+        <w:t xml:space="preserve">“quero me candidatar a partir da notificação ou da lista, sem formulário,”</w:t>
       </w:r>
     </w:p>
     <w:p>
@@ -9401,7 +9588,7 @@
           <w:sz w:val="20"/>
           <w:szCs w:val="20"/>
         </w:rPr>
-        <w:t xml:space="preserve">• Cenário 1: Aceite instantâneo via notificação push</w:t>
+        <w:t xml:space="preserve">• Cenário 1: Candidatura a partir da notificação</w:t>
       </w:r>
     </w:p>
     <w:p>
@@ -9451,7 +9638,7 @@
           <w:sz w:val="20"/>
           <w:szCs w:val="20"/>
         </w:rPr>
-        <w:t xml:space="preserve">ele toca em 'Aceitar Turno' na notificação rica,</w:t>
+        <w:t xml:space="preserve">toca na notificação, o app abre o detalhe da vaga com o aviso de que telefone e WhatsApp serão mostrados à outra parte (RN10), e ele toca em 'Candidatar-me',</w:t>
       </w:r>
     </w:p>
     <w:p>
@@ -9476,7 +9663,98 @@
           <w:sz w:val="20"/>
           <w:szCs w:val="20"/>
         </w:rPr>
-        <w:t xml:space="preserve">sua candidatura é enviada e confirmada instantaneamente caso o turno esteja em modo urgência.</w:t>
+        <w:t xml:space="preserve">a candidatura é enviada e, no modo urgência, confirmada na hora se ainda houver posição aberta.</w:t>
+      </w:r>
+    </w:p>
+    <w:p>
+      <w:pPr>
+        <w:ind w:left="120"/>
+        <w:spacing w:before="40" w:after="20" w:line="264" w:lineRule="auto"/>
+      </w:pPr>
+      <w:r>
+        <w:rPr>
+          <w:rFonts w:ascii="SF Pro Display" w:hAnsi="SF Pro Display" w:cs="SF Pro Display"/>
+          <w:b/>
+          <w:color w:val="1A1A1A"/>
+          <w:sz w:val="20"/>
+          <w:szCs w:val="20"/>
+        </w:rPr>
+        <w:t xml:space="preserve">• Cenário 2: Sem a função da vaga</w:t>
+      </w:r>
+    </w:p>
+    <w:p>
+      <w:pPr>
+        <w:ind w:left="240"/>
+        <w:spacing w:before="0" w:after="20" w:line="264" w:lineRule="auto"/>
+      </w:pPr>
+      <w:r>
+        <w:rPr>
+          <w:rFonts w:ascii="SF Pro Display" w:hAnsi="SF Pro Display" w:cs="SF Pro Display"/>
+          <w:b/>
+          <w:color w:val="2FA84F"/>
+          <w:sz w:val="20"/>
+          <w:szCs w:val="20"/>
+        </w:rPr>
+        <w:t xml:space="preserve">Dado que </w:t>
+      </w:r>
+      <w:r>
+        <w:rPr>
+          <w:rFonts w:ascii="SF Pro Display" w:hAnsi="SF Pro Display" w:cs="SF Pro Display"/>
+          <w:color w:val="1A1A1A"/>
+          <w:sz w:val="20"/>
+          <w:szCs w:val="20"/>
+        </w:rPr>
+        <w:t xml:space="preserve">o profissional abre na lista uma vaga de uma função que não declarou,</w:t>
+      </w:r>
+    </w:p>
+    <w:p>
+      <w:pPr>
+        <w:ind w:left="240"/>
+        <w:spacing w:before="0" w:after="20" w:line="264" w:lineRule="auto"/>
+      </w:pPr>
+      <w:r>
+        <w:rPr>
+          <w:rFonts w:ascii="SF Pro Display" w:hAnsi="SF Pro Display" w:cs="SF Pro Display"/>
+          <w:b/>
+          <w:color w:val="2FA84F"/>
+          <w:sz w:val="20"/>
+          <w:szCs w:val="20"/>
+        </w:rPr>
+        <w:t xml:space="preserve">Quando </w:t>
+      </w:r>
+      <w:r>
+        <w:rPr>
+          <w:rFonts w:ascii="SF Pro Display" w:hAnsi="SF Pro Display" w:cs="SF Pro Display"/>
+          <w:color w:val="1A1A1A"/>
+          <w:sz w:val="20"/>
+          <w:szCs w:val="20"/>
+        </w:rPr>
+        <w:t xml:space="preserve">toca em 'Candidatar-me',</w:t>
+      </w:r>
+    </w:p>
+    <w:p>
+      <w:pPr>
+        <w:ind w:left="240"/>
+        <w:spacing w:before="0" w:after="60" w:line="264" w:lineRule="auto"/>
+      </w:pPr>
+      <w:r>
+        <w:rPr>
+          <w:rFonts w:ascii="SF Pro Display" w:hAnsi="SF Pro Display" w:cs="SF Pro Display"/>
+          <w:b/>
+          <w:color w:val="2FA84F"/>
+          <w:sz w:val="20"/>
+          <w:szCs w:val="20"/>
+        </w:rPr>
+        <w:t xml:space="preserve">Então </w:t>
+      </w:r>
+      <w:r>
+        <w:rPr>
+          <w:rFonts w:ascii="SF Pro Display" w:hAnsi="SF Pro Display" w:cs="SF Pro Display"/>
+          <w:color w:val="1A1A1A"/>
+          <w:sz w:val="20"/>
+          <w:szCs w:val="20"/>
+        </w:rPr>
+        <w:t xml:space="preserve">a candidatura é recusada e o app leva à tela de funções.</w:t>
       </w:r>
     </w:p>
     <w:p>
@@ -9486,7 +9764,6 @@
     </w:p>
     <w:p>
       <w:pPr>
-        <w:keepNext/>
         <w:spacing w:before="280" w:after="120" w:line="264" w:lineRule="auto"/>
       </w:pPr>
       <w:r>
@@ -9913,7 +10190,7 @@
           <w:sz w:val="20"/>
           <w:szCs w:val="20"/>
         </w:rPr>
-        <w:t xml:space="preserve">a vaga muda para status 'Confirmada', o profissional é alocado e os demais candidatos são avisados de que o turno foi fechado.</w:t>
+        <w:t xml:space="preserve">a posição muda para o estado 'confirmada', o profissional é alocado e quem aceitar depois recebe o aviso de que a posição já foi preenchida (RN19).</w:t>
       </w:r>
     </w:p>
     <w:p>
@@ -9923,7 +10200,6 @@
     </w:p>
     <w:p>
       <w:pPr>
-        <w:keepNext/>
         <w:spacing w:before="280" w:after="120" w:line="264" w:lineRule="auto"/>
       </w:pPr>
       <w:r>
@@ -10441,7 +10717,7 @@
           <w:sz w:val="20"/>
           <w:szCs w:val="20"/>
         </w:rPr>
-        <w:t xml:space="preserve">a vaga fecha automaticamente e todos os candidatos são avisados e liberados para outras vagas.</w:t>
+        <w:t xml:space="preserve">a vaga fecha automaticamente: as posições ainda abertas são canceladas, as candidaturas pendentes expiram e todos os candidatos são avisados e liberados para outras vagas.</w:t>
       </w:r>
     </w:p>
     <w:p>
@@ -10542,7 +10818,6 @@
     </w:p>
     <w:p>
       <w:pPr>
-        <w:keepNext/>
         <w:spacing w:before="280" w:after="120" w:line="264" w:lineRule="auto"/>
       </w:pPr>
       <w:r>
@@ -11060,7 +11335,7 @@
           <w:sz w:val="20"/>
           <w:szCs w:val="20"/>
         </w:rPr>
-        <w:t xml:space="preserve">o botão 'Chamar no WhatsApp' abre diretamente a conversa oficial com mensagem pré-formatada citando o turno.</w:t>
+        <w:t xml:space="preserve">o botão 'Chamar no WhatsApp' abre diretamente a conversa com o número da outra parte.</w:t>
       </w:r>
     </w:p>
     <w:p>
@@ -11182,7 +11457,6 @@
     </w:p>
     <w:p>
       <w:pPr>
-        <w:keepNext/>
         <w:spacing w:before="280" w:after="120" w:line="264" w:lineRule="auto"/>
       </w:pPr>
       <w:r>
@@ -11487,7 +11761,7 @@
           <w:sz w:val="20"/>
           <w:szCs w:val="20"/>
         </w:rPr>
-        <w:t xml:space="preserve">“quero receber lembretes automáticos com endereço, horário, contato e botão de 'Confirmar Presença' 24h e 3h antes do início,”</w:t>
+        <w:t xml:space="preserve">“quero receber lembretes automáticos 24 h e 3 h antes do início e, na v1.1, avisar o estabelecimento que estou a caminho,”</w:t>
       </w:r>
     </w:p>
     <w:p>
@@ -11503,7 +11777,7 @@
           <w:sz w:val="20"/>
           <w:szCs w:val="20"/>
         </w:rPr>
-        <w:t xml:space="preserve">“para não me esquecer do compromisso e sinalizar ao contratante que estou a caminho.”</w:t>
+        <w:t xml:space="preserve">“para não me esquecer do compromisso e deixar o contratante tranquilo.”</w:t>
       </w:r>
     </w:p>
     <w:p>
@@ -11534,7 +11808,7 @@
           <w:sz w:val="20"/>
           <w:szCs w:val="20"/>
         </w:rPr>
-        <w:t xml:space="preserve">• Cenário 1: Confirmação prévia de presença</w:t>
+        <w:t xml:space="preserve">• Cenário 1: Lembrete sem dado pessoal na tela de bloqueio (v1.0)</w:t>
       </w:r>
     </w:p>
     <w:p>
@@ -11559,7 +11833,7 @@
           <w:sz w:val="20"/>
           <w:szCs w:val="20"/>
         </w:rPr>
-        <w:t xml:space="preserve">o profissional recebe push 3h antes do turno,</w:t>
+        <w:t xml:space="preserve">faltam 24 horas ou 3 horas para o início do turno,</w:t>
       </w:r>
     </w:p>
     <w:p>
@@ -11584,7 +11858,7 @@
           <w:sz w:val="20"/>
           <w:szCs w:val="20"/>
         </w:rPr>
-        <w:t xml:space="preserve">toca no botão 'Estou a caminho / Presença confirmada',</w:t>
+        <w:t xml:space="preserve">o lembrete chega,</w:t>
       </w:r>
     </w:p>
     <w:p>
@@ -11609,7 +11883,98 @@
           <w:sz w:val="20"/>
           <w:szCs w:val="20"/>
         </w:rPr>
-        <w:t xml:space="preserve">o status no painel do contratante é atualizado para 'Confirmado a Caminho'.</w:t>
+        <w:t xml:space="preserve">ele mostra função, horário e região administrativa, sem telefone nem endereço com número (RN10, RN15); ao tocar, o app abre o turno com endereço e contato.</w:t>
+      </w:r>
+    </w:p>
+    <w:p>
+      <w:pPr>
+        <w:ind w:left="120"/>
+        <w:spacing w:before="40" w:after="20" w:line="264" w:lineRule="auto"/>
+      </w:pPr>
+      <w:r>
+        <w:rPr>
+          <w:rFonts w:ascii="SF Pro Display" w:hAnsi="SF Pro Display" w:cs="SF Pro Display"/>
+          <w:b/>
+          <w:color w:val="1A1A1A"/>
+          <w:sz w:val="20"/>
+          <w:szCs w:val="20"/>
+        </w:rPr>
+        <w:t xml:space="preserve">• Cenário 2: Estou a caminho (v1.1)</w:t>
+      </w:r>
+    </w:p>
+    <w:p>
+      <w:pPr>
+        <w:ind w:left="240"/>
+        <w:spacing w:before="0" w:after="20" w:line="264" w:lineRule="auto"/>
+      </w:pPr>
+      <w:r>
+        <w:rPr>
+          <w:rFonts w:ascii="SF Pro Display" w:hAnsi="SF Pro Display" w:cs="SF Pro Display"/>
+          <w:b/>
+          <w:color w:val="2FA84F"/>
+          <w:sz w:val="20"/>
+          <w:szCs w:val="20"/>
+        </w:rPr>
+        <w:t xml:space="preserve">Dado que </w:t>
+      </w:r>
+      <w:r>
+        <w:rPr>
+          <w:rFonts w:ascii="SF Pro Display" w:hAnsi="SF Pro Display" w:cs="SF Pro Display"/>
+          <w:color w:val="1A1A1A"/>
+          <w:sz w:val="20"/>
+          <w:szCs w:val="20"/>
+        </w:rPr>
+        <w:t xml:space="preserve">faltam 3 horas ou menos para o início, ou passaram até 15 minutos dele,</w:t>
+      </w:r>
+    </w:p>
+    <w:p>
+      <w:pPr>
+        <w:ind w:left="240"/>
+        <w:spacing w:before="0" w:after="20" w:line="264" w:lineRule="auto"/>
+      </w:pPr>
+      <w:r>
+        <w:rPr>
+          <w:rFonts w:ascii="SF Pro Display" w:hAnsi="SF Pro Display" w:cs="SF Pro Display"/>
+          <w:b/>
+          <w:color w:val="2FA84F"/>
+          <w:sz w:val="20"/>
+          <w:szCs w:val="20"/>
+        </w:rPr>
+        <w:t xml:space="preserve">Quando </w:t>
+      </w:r>
+      <w:r>
+        <w:rPr>
+          <w:rFonts w:ascii="SF Pro Display" w:hAnsi="SF Pro Display" w:cs="SF Pro Display"/>
+          <w:color w:val="1A1A1A"/>
+          <w:sz w:val="20"/>
+          <w:szCs w:val="20"/>
+        </w:rPr>
+        <w:t xml:space="preserve">o profissional toca em 'Estou a caminho',</w:t>
+      </w:r>
+    </w:p>
+    <w:p>
+      <w:pPr>
+        <w:ind w:left="240"/>
+        <w:spacing w:before="0" w:after="60" w:line="264" w:lineRule="auto"/>
+      </w:pPr>
+      <w:r>
+        <w:rPr>
+          <w:rFonts w:ascii="SF Pro Display" w:hAnsi="SF Pro Display" w:cs="SF Pro Display"/>
+          <w:b/>
+          <w:color w:val="2FA84F"/>
+          <w:sz w:val="20"/>
+          <w:szCs w:val="20"/>
+        </w:rPr>
+        <w:t xml:space="preserve">Então </w:t>
+      </w:r>
+      <w:r>
+        <w:rPr>
+          <w:rFonts w:ascii="SF Pro Display" w:hAnsi="SF Pro Display" w:cs="SF Pro Display"/>
+          <w:color w:val="1A1A1A"/>
+          <w:sz w:val="20"/>
+          <w:szCs w:val="20"/>
+        </w:rPr>
+        <w:t xml:space="preserve">o estabelecimento vê a hora do aviso no acompanhamento; o aviso não conta como presença nem substitui o check-in.</w:t>
       </w:r>
     </w:p>
     <w:p>
@@ -11619,7 +11984,6 @@
     </w:p>
     <w:p>
       <w:pPr>
-        <w:keepNext/>
         <w:spacing w:before="280" w:after="120" w:line="264" w:lineRule="auto"/>
       </w:pPr>
       <w:r>
@@ -11996,7 +12360,7 @@
           <w:sz w:val="20"/>
           <w:szCs w:val="20"/>
         </w:rPr>
-        <w:t xml:space="preserve">o profissional está a menos de 200 m do endereço da vaga no horário combinado,</w:t>
+        <w:t xml:space="preserve">o profissional está a até 200 m do endereço da vaga, entre 60 minutos antes do início e o fim previsto,</w:t>
       </w:r>
     </w:p>
     <w:p>
@@ -12046,7 +12410,7 @@
           <w:sz w:val="20"/>
           <w:szCs w:val="20"/>
         </w:rPr>
-        <w:t xml:space="preserve">o app lê a localização só nesse toque, grava o horário e a distância medida, e o gerente é notificado; vale o horário registrado pelo GPS.</w:t>
+        <w:t xml:space="preserve">o app lê a localização só nesse toque e envia só a distância; o servidor grava o horário e a distância medida, e o gerente é notificado; vale o horário registrado.</w:t>
       </w:r>
     </w:p>
     <w:p>
@@ -12269,7 +12633,7 @@
           <w:sz w:val="20"/>
           <w:szCs w:val="20"/>
         </w:rPr>
-        <w:t xml:space="preserve">chega o horário de início sem check-in,</w:t>
+        <w:t xml:space="preserve">chega o horário de início sem check-in, e o profissional recebe um lembrete,</w:t>
       </w:r>
     </w:p>
     <w:p>
@@ -12294,7 +12658,7 @@
           <w:sz w:val="20"/>
           <w:szCs w:val="20"/>
         </w:rPr>
-        <w:t xml:space="preserve">passam 15 minutos,</w:t>
+        <w:t xml:space="preserve">passam 15 minutos sem check-in,</w:t>
       </w:r>
     </w:p>
     <w:p>
@@ -12319,7 +12683,7 @@
           <w:sz w:val="20"/>
           <w:szCs w:val="20"/>
         </w:rPr>
-        <w:t xml:space="preserve">o profissional recebe um lembrete no horário de início e, aos 15 minutos, o contratante é alertado e decide esperar ou reabrir a vaga; reabrir por não comparecimento conta como falta.</w:t>
+        <w:t xml:space="preserve">o contratante é alertado e decide esperar ou reabrir a vaga; reabrir por não comparecimento conta como falta, e a posição nova aceita candidatura até 1 hora antes do fim.</w:t>
       </w:r>
     </w:p>
     <w:p>
@@ -12506,12 +12870,102 @@
     </w:p>
     <w:p>
       <w:pPr>
+        <w:ind w:left="120"/>
+        <w:spacing w:before="40" w:after="20" w:line="264" w:lineRule="auto"/>
+      </w:pPr>
+      <w:r>
+        <w:rPr>
+          <w:rFonts w:ascii="SF Pro Display" w:hAnsi="SF Pro Display" w:cs="SF Pro Display"/>
+          <w:b/>
+          <w:color w:val="1A1A1A"/>
+          <w:sz w:val="20"/>
+          <w:szCs w:val="20"/>
+        </w:rPr>
+        <w:t xml:space="preserve">• Cenário 7: Turno sem check-in nenhum</w:t>
+      </w:r>
+    </w:p>
+    <w:p>
+      <w:pPr>
+        <w:ind w:left="240"/>
+        <w:spacing w:before="0" w:after="20" w:line="264" w:lineRule="auto"/>
+      </w:pPr>
+      <w:r>
+        <w:rPr>
+          <w:rFonts w:ascii="SF Pro Display" w:hAnsi="SF Pro Display" w:cs="SF Pro Display"/>
+          <w:b/>
+          <w:color w:val="2FA84F"/>
+          <w:sz w:val="20"/>
+          <w:szCs w:val="20"/>
+        </w:rPr>
+        <w:t xml:space="preserve">Dado que </w:t>
+      </w:r>
+      <w:r>
+        <w:rPr>
+          <w:rFonts w:ascii="SF Pro Display" w:hAnsi="SF Pro Display" w:cs="SF Pro Display"/>
+          <w:color w:val="1A1A1A"/>
+          <w:sz w:val="20"/>
+          <w:szCs w:val="20"/>
+        </w:rPr>
+        <w:t xml:space="preserve">o contratante esperou e o profissional não fez check-in,</w:t>
+      </w:r>
+    </w:p>
+    <w:p>
+      <w:pPr>
+        <w:ind w:left="240"/>
+        <w:spacing w:before="0" w:after="20" w:line="264" w:lineRule="auto"/>
+      </w:pPr>
+      <w:r>
+        <w:rPr>
+          <w:rFonts w:ascii="SF Pro Display" w:hAnsi="SF Pro Display" w:cs="SF Pro Display"/>
+          <w:b/>
+          <w:color w:val="2FA84F"/>
+          <w:sz w:val="20"/>
+          <w:szCs w:val="20"/>
+        </w:rPr>
+        <w:t xml:space="preserve">Quando </w:t>
+      </w:r>
+      <w:r>
+        <w:rPr>
+          <w:rFonts w:ascii="SF Pro Display" w:hAnsi="SF Pro Display" w:cs="SF Pro Display"/>
+          <w:color w:val="1A1A1A"/>
+          <w:sz w:val="20"/>
+          <w:szCs w:val="20"/>
+        </w:rPr>
+        <w:t xml:space="preserve">o horário de fim previsto passa,</w:t>
+      </w:r>
+    </w:p>
+    <w:p>
+      <w:pPr>
+        <w:ind w:left="240"/>
+        <w:spacing w:before="0" w:after="60" w:line="264" w:lineRule="auto"/>
+      </w:pPr>
+      <w:r>
+        <w:rPr>
+          <w:rFonts w:ascii="SF Pro Display" w:hAnsi="SF Pro Display" w:cs="SF Pro Display"/>
+          <w:b/>
+          <w:color w:val="2FA84F"/>
+          <w:sz w:val="20"/>
+          <w:szCs w:val="20"/>
+        </w:rPr>
+        <w:t xml:space="preserve">Então </w:t>
+      </w:r>
+      <w:r>
+        <w:rPr>
+          <w:rFonts w:ascii="SF Pro Display" w:hAnsi="SF Pro Display" w:cs="SF Pro Display"/>
+          <w:color w:val="1A1A1A"/>
+          <w:sz w:val="20"/>
+          <w:szCs w:val="20"/>
+        </w:rPr>
+        <w:t xml:space="preserve">o sistema cancela a posição com falta do profissional; o turno fica 'não verificado' e não abre avaliação.</w:t>
+      </w:r>
+    </w:p>
+    <w:p>
+      <w:pPr>
         <w:spacing w:before="0" w:after="160" w:line="264" w:lineRule="auto"/>
       </w:pPr>
     </w:p>
     <w:p>
       <w:pPr>
-        <w:keepNext/>
         <w:spacing w:before="280" w:after="120" w:line="264" w:lineRule="auto"/>
       </w:pPr>
       <w:r>
@@ -12913,7 +13367,7 @@
           <w:sz w:val="20"/>
           <w:szCs w:val="20"/>
         </w:rPr>
-        <w:t xml:space="preserve">o sistema grava autor, momento, antecedência e motivo; como faltam menos de 24 horas, o cancelamento conta como falta na taxa de comparecimento, sem suspensão nem bloqueio,</w:t>
+        <w:t xml:space="preserve">o sistema grava autor, momento, antecedência e motivo,</w:t>
       </w:r>
     </w:p>
     <w:p>
@@ -12938,7 +13392,7 @@
           <w:sz w:val="20"/>
           <w:szCs w:val="20"/>
         </w:rPr>
-        <w:t xml:space="preserve">a vaga volta a ficar aberta e uma nova notificação é disparada em até 30 segundos.</w:t>
+        <w:t xml:space="preserve">a vaga ganha uma posição nova, aberta, e uma nova notificação é disparada em até 30 segundos; como faltavam menos de 24 horas, o cancelamento conta como falta na taxa de comparecimento, sem suspensão nem bloqueio.</w:t>
       </w:r>
     </w:p>
     <w:p>
@@ -13029,7 +13483,7 @@
           <w:sz w:val="20"/>
           <w:szCs w:val="20"/>
         </w:rPr>
-        <w:t xml:space="preserve">a vaga é reaberta com nova notificação e o cancelamento não entra na taxa de comparecimento.</w:t>
+        <w:t xml:space="preserve">a vaga ganha uma posição nova, com nova notificação, e o cancelamento não entra na taxa de comparecimento.</w:t>
       </w:r>
     </w:p>
     <w:p>
@@ -13060,7 +13514,6 @@
     </w:p>
     <w:p>
       <w:pPr>
-        <w:keepNext/>
         <w:spacing w:before="280" w:after="120" w:line="264" w:lineRule="auto"/>
       </w:pPr>
       <w:r>
@@ -13071,7 +13524,7 @@
           <w:sz w:val="30"/>
           <w:szCs w:val="30"/>
         </w:rPr>
-        <w:t xml:space="preserve">US17: Avaliação Binária Bidirecional Pós-Turno ('Chamaria de Novo?')</w:t>
+        <w:t xml:space="preserve">US17: Avaliação Binária Bidirecional Pós-Turno ('Chamaria de novo?')</w:t>
       </w:r>
     </w:p>
     <w:tbl>
@@ -13381,7 +13834,7 @@
           <w:sz w:val="20"/>
           <w:szCs w:val="20"/>
         </w:rPr>
-        <w:t xml:space="preserve">“para avaliar a outra parte com honestidade em 5 segundos, sem a inflação artificial de notas de 1 a 5 estrelas.”</w:t>
+        <w:t xml:space="preserve">“para avaliar a outra parte com honestidade e numa resposta só, sem a inflação artificial de notas de 1 a 5 estrelas.”</w:t>
       </w:r>
     </w:p>
     <w:p>
@@ -13487,7 +13940,7 @@
           <w:sz w:val="20"/>
           <w:szCs w:val="20"/>
         </w:rPr>
-        <w:t xml:space="preserve">o voto é computado no histórico do avaliado e a tela é liberada.</w:t>
+        <w:t xml:space="preserve">o voto é computado no histórico do avaliado e a tela é liberada; cada lado vota uma vez por turno, e pelo estabelecimento vale a primeira resposta de qualquer membro.</w:t>
       </w:r>
     </w:p>
     <w:p>
@@ -13588,7 +14041,6 @@
     </w:p>
     <w:p>
       <w:pPr>
-        <w:keepNext/>
         <w:spacing w:before="280" w:after="120" w:line="264" w:lineRule="auto"/>
       </w:pPr>
       <w:r>
@@ -13893,7 +14345,7 @@
           <w:sz w:val="20"/>
           <w:szCs w:val="20"/>
         </w:rPr>
-        <w:t xml:space="preserve">“quero ver exatamente quantos turnos a pessoa já cumpriu e a proporção real de recomendações (ex: 18 de 20 contratantes chamariam de novo - 90%),”</w:t>
+        <w:t xml:space="preserve">“quero ver exatamente quantos turnos a pessoa já cumpriu e a proporção real de recomendações (ex.: 18 de 20 contratantes chamariam de novo, 90%),”</w:t>
       </w:r>
     </w:p>
     <w:p>
@@ -13940,7 +14392,7 @@
           <w:sz w:val="20"/>
           <w:szCs w:val="20"/>
         </w:rPr>
-        <w:t xml:space="preserve">• Cenário 1: Exibição transparente no card de perfil</w:t>
+        <w:t xml:space="preserve">• Cenário 1: Perfil do profissional</w:t>
       </w:r>
     </w:p>
     <w:p>
@@ -13965,7 +14417,7 @@
           <w:sz w:val="20"/>
           <w:szCs w:val="20"/>
         </w:rPr>
-        <w:t xml:space="preserve">o usuário abre o perfil de um profissional ou contratante,</w:t>
+        <w:t xml:space="preserve">o contratante abre o perfil de um profissional,</w:t>
       </w:r>
     </w:p>
     <w:p>
@@ -13990,7 +14442,7 @@
           <w:sz w:val="20"/>
           <w:szCs w:val="20"/>
         </w:rPr>
-        <w:t xml:space="preserve">o app renderiza o total de turnos concluídos, a taxa de comparecimento (turnos com presença divididos pelos turnos confirmados) e o indicador binário com denominador explícito,</w:t>
+        <w:t xml:space="preserve">o app renderiza o total de turnos realizados, a taxa de comparecimento (turnos com presença divididos pelos turnos confirmados) e o indicador binário com denominador explícito,</w:t>
       </w:r>
     </w:p>
     <w:p>
@@ -14016,6 +14468,97 @@
           <w:szCs w:val="20"/>
         </w:rPr>
         <w:t xml:space="preserve">nenhuma média decimal de estrelas é mostrada em nenhum lugar do sistema, e perfil sem histórico aparece como 'Sem histórico'.</w:t>
+      </w:r>
+    </w:p>
+    <w:p>
+      <w:pPr>
+        <w:ind w:left="120"/>
+        <w:spacing w:before="40" w:after="20" w:line="264" w:lineRule="auto"/>
+      </w:pPr>
+      <w:r>
+        <w:rPr>
+          <w:rFonts w:ascii="SF Pro Display" w:hAnsi="SF Pro Display" w:cs="SF Pro Display"/>
+          <w:b/>
+          <w:color w:val="1A1A1A"/>
+          <w:sz w:val="20"/>
+          <w:szCs w:val="20"/>
+        </w:rPr>
+        <w:t xml:space="preserve">• Cenário 2: Perfil do estabelecimento</w:t>
+      </w:r>
+    </w:p>
+    <w:p>
+      <w:pPr>
+        <w:ind w:left="240"/>
+        <w:spacing w:before="0" w:after="20" w:line="264" w:lineRule="auto"/>
+      </w:pPr>
+      <w:r>
+        <w:rPr>
+          <w:rFonts w:ascii="SF Pro Display" w:hAnsi="SF Pro Display" w:cs="SF Pro Display"/>
+          <w:b/>
+          <w:color w:val="2FA84F"/>
+          <w:sz w:val="20"/>
+          <w:szCs w:val="20"/>
+        </w:rPr>
+        <w:t xml:space="preserve">Dado que </w:t>
+      </w:r>
+      <w:r>
+        <w:rPr>
+          <w:rFonts w:ascii="SF Pro Display" w:hAnsi="SF Pro Display" w:cs="SF Pro Display"/>
+          <w:color w:val="1A1A1A"/>
+          <w:sz w:val="20"/>
+          <w:szCs w:val="20"/>
+        </w:rPr>
+        <w:t xml:space="preserve">o profissional abre o perfil de um estabelecimento,</w:t>
+      </w:r>
+    </w:p>
+    <w:p>
+      <w:pPr>
+        <w:ind w:left="240"/>
+        <w:spacing w:before="0" w:after="20" w:line="264" w:lineRule="auto"/>
+      </w:pPr>
+      <w:r>
+        <w:rPr>
+          <w:rFonts w:ascii="SF Pro Display" w:hAnsi="SF Pro Display" w:cs="SF Pro Display"/>
+          <w:b/>
+          <w:color w:val="2FA84F"/>
+          <w:sz w:val="20"/>
+          <w:szCs w:val="20"/>
+        </w:rPr>
+        <w:t xml:space="preserve">Quando </w:t>
+      </w:r>
+      <w:r>
+        <w:rPr>
+          <w:rFonts w:ascii="SF Pro Display" w:hAnsi="SF Pro Display" w:cs="SF Pro Display"/>
+          <w:color w:val="1A1A1A"/>
+          <w:sz w:val="20"/>
+          <w:szCs w:val="20"/>
+        </w:rPr>
+        <w:t xml:space="preserve">o app renderiza o indicador binário ('N de M trabalhariam lá de novo'),</w:t>
+      </w:r>
+    </w:p>
+    <w:p>
+      <w:pPr>
+        <w:ind w:left="240"/>
+        <w:spacing w:before="0" w:after="60" w:line="264" w:lineRule="auto"/>
+      </w:pPr>
+      <w:r>
+        <w:rPr>
+          <w:rFonts w:ascii="SF Pro Display" w:hAnsi="SF Pro Display" w:cs="SF Pro Display"/>
+          <w:b/>
+          <w:color w:val="2FA84F"/>
+          <w:sz w:val="20"/>
+          <w:szCs w:val="20"/>
+        </w:rPr>
+        <w:t xml:space="preserve">Então </w:t>
+      </w:r>
+      <w:r>
+        <w:rPr>
+          <w:rFonts w:ascii="SF Pro Display" w:hAnsi="SF Pro Display" w:cs="SF Pro Display"/>
+          <w:color w:val="1A1A1A"/>
+          <w:sz w:val="20"/>
+          <w:szCs w:val="20"/>
+        </w:rPr>
+        <w:t xml:space="preserve">o perfil mostra só a reputação com denominador: a taxa de comparecimento é do profissional.</w:t>
       </w:r>
     </w:p>
     <w:p>
@@ -14076,7 +14619,6 @@
     </w:p>
     <w:p>
       <w:pPr>
-        <w:keepNext/>
         <w:spacing w:before="280" w:after="120" w:line="264" w:lineRule="auto"/>
       </w:pPr>
       <w:r>
@@ -14397,7 +14939,7 @@
           <w:sz w:val="20"/>
           <w:szCs w:val="20"/>
         </w:rPr>
-        <w:t xml:space="preserve">“para fechar a folha de extras com segurança jurídica e transparência fiscal.”</w:t>
+        <w:t xml:space="preserve">“para fechar o pagamento dos extras com um registro auditável do que foi combinado e cumprido.”</w:t>
       </w:r>
     </w:p>
     <w:p>
@@ -14453,7 +14995,7 @@
           <w:sz w:val="20"/>
           <w:szCs w:val="20"/>
         </w:rPr>
-        <w:t xml:space="preserve">o gestor seleciona o período de 01 a 31 do mês e clica em 'Exportar Relatório',</w:t>
+        <w:t xml:space="preserve">o gestor seleciona o período de 01 a 31 do mês e toca em 'Exportar Relatório',</w:t>
       </w:r>
     </w:p>
     <w:p>
@@ -14513,7 +15055,6 @@
     </w:p>
     <w:p>
       <w:pPr>
-        <w:keepNext/>
         <w:spacing w:before="280" w:after="120" w:line="264" w:lineRule="auto"/>
       </w:pPr>
       <w:r>
@@ -15132,7 +15673,6 @@
     </w:p>
     <w:p>
       <w:pPr>
-        <w:keepNext/>
         <w:spacing w:before="280" w:after="120" w:line="264" w:lineRule="auto"/>
       </w:pPr>
       <w:r>
@@ -15660,7 +16200,6 @@
     </w:p>
     <w:p>
       <w:pPr>
-        <w:keepNext/>
         <w:spacing w:before="280" w:after="120" w:line="264" w:lineRule="auto"/>
       </w:pPr>
       <w:r>
@@ -16188,7 +16727,6 @@
     </w:p>
     <w:p>
       <w:pPr>
-        <w:keepNext/>
         <w:spacing w:before="280" w:after="120" w:line="264" w:lineRule="auto"/>
       </w:pPr>
       <w:r>
@@ -16270,7 +16808,7 @@
                 <w:sz w:val="20"/>
                 <w:szCs w:val="20"/>
               </w:rPr>
-              <w:t xml:space="preserve">Marcos (Proprietário)</w:t>
+              <w:t xml:space="preserve">Dono do estabelecimento (administrador)</w:t>
             </w:r>
           </w:p>
         </w:tc>
@@ -16716,7 +17254,6 @@
     </w:p>
     <w:p>
       <w:pPr>
-        <w:keepNext/>
         <w:spacing w:before="280" w:after="120" w:line="264" w:lineRule="auto"/>
       </w:pPr>
       <w:r>
@@ -17148,12 +17685,102 @@
     </w:p>
     <w:p>
       <w:pPr>
+        <w:ind w:left="120"/>
+        <w:spacing w:before="40" w:after="20" w:line="264" w:lineRule="auto"/>
+      </w:pPr>
+      <w:r>
+        <w:rPr>
+          <w:rFonts w:ascii="SF Pro Display" w:hAnsi="SF Pro Display" w:cs="SF Pro Display"/>
+          <w:b/>
+          <w:color w:val="1A1A1A"/>
+          <w:sz w:val="20"/>
+          <w:szCs w:val="20"/>
+        </w:rPr>
+        <w:t xml:space="preserve">• Cenário 2: Exclusão com turnos marcados</w:t>
+      </w:r>
+    </w:p>
+    <w:p>
+      <w:pPr>
+        <w:ind w:left="240"/>
+        <w:spacing w:before="0" w:after="20" w:line="264" w:lineRule="auto"/>
+      </w:pPr>
+      <w:r>
+        <w:rPr>
+          <w:rFonts w:ascii="SF Pro Display" w:hAnsi="SF Pro Display" w:cs="SF Pro Display"/>
+          <w:b/>
+          <w:color w:val="2FA84F"/>
+          <w:sz w:val="20"/>
+          <w:szCs w:val="20"/>
+        </w:rPr>
+        <w:t xml:space="preserve">Dado que </w:t>
+      </w:r>
+      <w:r>
+        <w:rPr>
+          <w:rFonts w:ascii="SF Pro Display" w:hAnsi="SF Pro Display" w:cs="SF Pro Display"/>
+          <w:color w:val="1A1A1A"/>
+          <w:sz w:val="20"/>
+          <w:szCs w:val="20"/>
+        </w:rPr>
+        <w:t xml:space="preserve">o usuário tem turnos confirmados no futuro,</w:t>
+      </w:r>
+    </w:p>
+    <w:p>
+      <w:pPr>
+        <w:ind w:left="240"/>
+        <w:spacing w:before="0" w:after="20" w:line="264" w:lineRule="auto"/>
+      </w:pPr>
+      <w:r>
+        <w:rPr>
+          <w:rFonts w:ascii="SF Pro Display" w:hAnsi="SF Pro Display" w:cs="SF Pro Display"/>
+          <w:b/>
+          <w:color w:val="2FA84F"/>
+          <w:sz w:val="20"/>
+          <w:szCs w:val="20"/>
+        </w:rPr>
+        <w:t xml:space="preserve">Quando </w:t>
+      </w:r>
+      <w:r>
+        <w:rPr>
+          <w:rFonts w:ascii="SF Pro Display" w:hAnsi="SF Pro Display" w:cs="SF Pro Display"/>
+          <w:color w:val="1A1A1A"/>
+          <w:sz w:val="20"/>
+          <w:szCs w:val="20"/>
+        </w:rPr>
+        <w:t xml:space="preserve">confirma a exclusão depois do aviso de que eles serão cancelados,</w:t>
+      </w:r>
+    </w:p>
+    <w:p>
+      <w:pPr>
+        <w:ind w:left="240"/>
+        <w:spacing w:before="0" w:after="60" w:line="264" w:lineRule="auto"/>
+      </w:pPr>
+      <w:r>
+        <w:rPr>
+          <w:rFonts w:ascii="SF Pro Display" w:hAnsi="SF Pro Display" w:cs="SF Pro Display"/>
+          <w:b/>
+          <w:color w:val="2FA84F"/>
+          <w:sz w:val="20"/>
+          <w:szCs w:val="20"/>
+        </w:rPr>
+        <w:t xml:space="preserve">Então </w:t>
+      </w:r>
+      <w:r>
+        <w:rPr>
+          <w:rFonts w:ascii="SF Pro Display" w:hAnsi="SF Pro Display" w:cs="SF Pro Display"/>
+          <w:color w:val="1A1A1A"/>
+          <w:sz w:val="20"/>
+          <w:szCs w:val="20"/>
+        </w:rPr>
+        <w:t xml:space="preserve">os turnos são cancelados sem contar falta, a contraparte é avisada e cada vaga ganha uma posição nova.</w:t>
+      </w:r>
+    </w:p>
+    <w:p>
+      <w:pPr>
         <w:spacing w:before="0" w:after="160" w:line="264" w:lineRule="auto"/>
       </w:pPr>
     </w:p>
     <w:p>
       <w:pPr>
-        <w:keepNext/>
         <w:spacing w:before="280" w:after="120" w:line="264" w:lineRule="auto"/>
       </w:pPr>
       <w:r>
@@ -17711,7 +18338,7 @@
           <w:sz w:val="22"/>
           <w:szCs w:val="22"/>
         </w:rPr>
-        <w:t xml:space="preserve">A priorização MoSCoW estabelece o cronograma de engenharia e design para as entregas da 1ª Apple Review (28/09/2026), do TestFlight (Outubro/2026) e das versões subsequentes:</w:t>
+        <w:t xml:space="preserve">A priorização MoSCoW estabelece o cronograma de engenharia e design para as entregas do MVP, com o TestFlight em outubro/2026 e a App Store em 13/11/2026, e das versões subsequentes:</w:t>
       </w:r>
     </w:p>
     <w:tbl>
@@ -17866,7 +18493,7 @@
                 <w:sz w:val="20"/>
                 <w:szCs w:val="20"/>
               </w:rPr>
-              <w:t xml:space="preserve">(MVP / 28/09)</w:t>
+              <w:t xml:space="preserve">(MVP / loja em 13/11)</w:t>
             </w:r>
           </w:p>
         </w:tc>
@@ -17893,7 +18520,7 @@
                 <w:sz w:val="20"/>
                 <w:szCs w:val="20"/>
               </w:rPr>
-              <w:t xml:space="preserve">Indispensável para viabilizar a jornada ponta a ponta: publicação com poucos campos, notificação por proximidade com teto, candidatura sem formulário, check-in geolocalizado, avaliação binária, alerta de vaga vazia e as exigências da App Store (denúncia e bloqueio, exclusão de conta). A contestação entra junto porque a RN13 a exige sempre que houver suspensão.</w:t>
+              <w:t xml:space="preserve">Indispensável para viabilizar a jornada ponta a ponta: publicação com poucos campos, notificação por proximidade com teto, candidatura sem formulário, check-in geolocalizado, avaliação binária, alerta de vaga vazia e as exigências da App Store (denúncia e bloqueio, exclusão de conta). A contestação entra junto porque a RN13 a exige sempre que houver suspensão. Da US21, a v1.0 leva a parte do app; o Painel web vem com a versão web, na v1.2.</w:t>
             </w:r>
           </w:p>
         </w:tc>
@@ -18455,7 +19082,7 @@
           <w:sz w:val="22"/>
           <w:szCs w:val="22"/>
         </w:rPr>
-        <w:t xml:space="preserve">Mapeamento direto entre as Histórias de Usuário e os componentes arquiteturais documentados em 07 - Arquitetura:</w:t>
+        <w:t xml:space="preserve">Mapeamento direto entre as Histórias de Usuário e os componentes descritos no Diagrama de Classe e no Diagrama de Arquitetura (frila-docs/arquitetura/). A prioridade MoSCoW é a do backlog do MVP e não repete a prioridade Alta, Média ou Baixa dos RFs: US05, US08 e US14 são MUST porque o ciclo da v1.0 depende delas, embora RF05, RF07 e RF12 sejam de prioridade média no Documento de Requisitos.</w:t>
       </w:r>
     </w:p>
     <w:tbl>
@@ -18617,7 +19244,7 @@
                 <w:sz w:val="20"/>
                 <w:szCs w:val="20"/>
               </w:rPr>
-              <w:t xml:space="preserve">Orquestra tela de publicação, validação RN02 e templates de repetição rápida.</w:t>
+              <w:t xml:space="preserve">Orquestra a tela de publicação, a validação de RN02 e a republicação de uma vaga anterior (RPC republicar_vaga).</w:t>
             </w:r>
           </w:p>
         </w:tc>
@@ -18701,7 +19328,7 @@
                 <w:sz w:val="20"/>
                 <w:szCs w:val="20"/>
               </w:rPr>
-              <w:t xml:space="preserve">Seleção por função, disponibilidade e distância de até 15 km, mais a equipe de confiança, com teto e agrupamento de notificações (RN23). A regra roda no backend e vale igual para iOS, Android e web.</w:t>
+              <w:t xml:space="preserve">Especificação da seleção por função, disponibilidade e distância de até 15 km, mais a equipe de confiança, com teto e agrupamento (RN23). A regra roda no backend, em privado.elegiveis e privado.despachar_vaga, e vale igual para iOS, Android e web.</w:t>
             </w:r>
           </w:p>
         </w:tc>
@@ -18758,7 +19385,7 @@
                 <w:sz w:val="20"/>
                 <w:szCs w:val="20"/>
               </w:rPr>
-              <w:t xml:space="preserve">FeedVagasViewModel</w:t>
+              <w:t xml:space="preserve">FeedVagasViewModel / CandidaturaViewModel</w:t>
             </w:r>
           </w:p>
         </w:tc>
@@ -18842,7 +19469,7 @@
                 <w:sz w:val="20"/>
                 <w:szCs w:val="20"/>
               </w:rPr>
-              <w:t xml:space="preserve">TurnoManager / LocationService</w:t>
+              <w:t xml:space="preserve">Turno / RegistroDePresenca</w:t>
             </w:r>
           </w:p>
         </w:tc>
@@ -18869,7 +19496,7 @@
                 <w:sz w:val="20"/>
                 <w:szCs w:val="20"/>
               </w:rPr>
-              <w:t xml:space="preserve">Check-in/out geolocalizado a até 200 m com check-in manual confirmado, lembretes 24 h e 3 h antes, alertas de atraso e de fim de turno, e reabertura.</w:t>
+              <w:t xml:space="preserve">Check-in e check-out pelas RPCs fazer_checkin, fazer_checkout e confirmar_checkin_manual, com a localização lida no toque; lembretes, alertas de atraso e de fim de turno e reabertura, pelo agendador do backend.</w:t>
             </w:r>
           </w:p>
         </w:tc>
@@ -18926,7 +19553,7 @@
                 <w:sz w:val="20"/>
                 <w:szCs w:val="20"/>
               </w:rPr>
-              <w:t xml:space="preserve">ReputacaoService</w:t>
+              <w:t xml:space="preserve">Reputacao / Avaliacao</w:t>
             </w:r>
           </w:p>
         </w:tc>
@@ -18953,7 +19580,7 @@
                 <w:sz w:val="20"/>
                 <w:szCs w:val="20"/>
               </w:rPr>
-              <w:t xml:space="preserve">Cálculo da taxa de comparecimento (presença ÷ confirmados) e razão binária ('Chamaria de novo?'), só com presença verificada.</w:t>
+              <w:t xml:space="preserve">Exibição da taxa de comparecimento (presença ÷ confirmados) e da razão binária ('Chamaria de novo?'), só com presença verificada; o cálculo e a reconciliação ficam no backend.</w:t>
             </w:r>
           </w:p>
         </w:tc>
@@ -19010,7 +19637,7 @@
                 <w:sz w:val="20"/>
                 <w:szCs w:val="20"/>
               </w:rPr>
-              <w:t xml:space="preserve">RelatorioService</w:t>
+              <w:t xml:space="preserve">Exportação de turnos</w:t>
             </w:r>
           </w:p>
         </w:tc>
@@ -19037,7 +19664,7 @@
                 <w:sz w:val="20"/>
                 <w:szCs w:val="20"/>
               </w:rPr>
-              <w:t xml:space="preserve">Compilação e exportação de dados consolidados auditáveis (RN17).</w:t>
+              <w:t xml:space="preserve">Edge Function exportar-turnos, em CSV ou PDF, com dados consolidados auditáveis (RN17), na v1.1.</w:t>
             </w:r>
           </w:p>
         </w:tc>
@@ -19355,7 +19982,7 @@
           <w:sz w:val="22"/>
           <w:szCs w:val="22"/>
         </w:rPr>
-        <w:t xml:space="preserve">•  Alinhamento com Fabrício Tosta (T-0011): Utilizar as histórias do grupo MUST HAVE para guiar os wireframes de baixa fidelidade das 5 jornadas core.</w:t>
+        <w:t xml:space="preserve">•  Alinhamento com Fabrício Tosta (T-0011): as histórias do grupo MUST HAVE guiaram o protótipo de baixa fidelidade, em escala de cinza, levado à 1ª Apple Review (28 e 29/09).</w:t>
       </w:r>
     </w:p>
     <w:p>
@@ -19370,7 +19997,7 @@
           <w:sz w:val="22"/>
           <w:szCs w:val="22"/>
         </w:rPr>
-        <w:t xml:space="preserve">•  Distribuição de Engenharia (Cauê, JP e Matheus): Criação de issues técnicas no repositório a partir dos critérios BDD das US01, US04, US07, US10 e US15.</w:t>
+        <w:t xml:space="preserve">•  Distribuição de Engenharia (Cauê, João Paulo e Matheus): cartões técnicos no quadro do Trello do Frila a partir dos critérios BDD, começando pelas US01, US04, US07, US10 e US15.</w:t>
       </w:r>
     </w:p>
     <w:p>
@@ -19385,7 +20012,7 @@
           <w:sz w:val="22"/>
           <w:szCs w:val="22"/>
         </w:rPr>
-        <w:t xml:space="preserve">•  Validação na 1ª Apple Review (28/09): Apresentar a priorização MoSCoW e as 26 histórias ativas como evidência de maturidade metodológica de produto.</w:t>
+        <w:t xml:space="preserve">•  Apple Review de 09 e 10/11 (primeira versão do produto): demonstrar as histórias MUST HAVE funcionando no app iOS, antes da publicação na App Store em 13/11.</w:t>
       </w:r>
     </w:p>
     <w:sectPr>

--- a/doc-harness/01 - CBL/Desafios/C18/Documentos de Produto/Frila_Historias_de_Usuario_e_Backlog.docx
+++ b/doc-harness/01 - CBL/Desafios/C18/Documentos de Produto/Frila_Historias_de_Usuario_e_Backlog.docx
@@ -927,7 +927,7 @@
                 <w:sz w:val="20"/>
                 <w:szCs w:val="20"/>
               </w:rPr>
-              <w:t xml:space="preserve">Publicação consolidada das decisões de produto de 28/09 e revisão de consistência para a entrega parcial de 02/10, alinhada à Especificação de Requisitos v1.4.0, ao Documento de Visão v1.3.0, ao Escopo do MVP e ao contrato da API 0.2.26: maioridade pela data de nascimento (US01); região administrativa (US03, US04, US08); republicar muda data e horário (US05); US07 escrita do ponto de vista do profissional; equipe de confiança pelo administrador e com turno cumprido (US09); o toque na notificação abre o detalhe da vaga com o aviso de RN10 (US10); lembrete sem telefone e “estou a caminho” na v1.1 (US14); falta para quem termina o turno sem check-in (US15); a vaga ganha posição nova no cancelamento (US16); um voto por lado (US17); taxa de comparecimento só do profissional (US18); exclusão sem falta (US25); épicos, datas, componentes de engenharia e metas de tempo corrigidos. Pontos e prioridades MoSCoW não mudaram.</w:t>
+              <w:t xml:space="preserve">Publicação consolidada das decisões de produto de 28/09 e revisão de consistência para a entrega parcial de 02/10, alinhada à Especificação de Requisitos v1.4.0, ao Documento de Visão v1.3.0, ao Escopo do MVP e ao contrato da API 0.2.27: maioridade pela data de nascimento (US01); região administrativa (US03, US04, US08); republicar muda data e horário (US05); US07 escrita do ponto de vista do profissional; equipe de confiança pelo administrador e com turno cumprido (US09); o toque na notificação abre o detalhe da vaga com o aviso de RN10 (US10); lembrete sem telefone e “estou a caminho” na v1.1 (US14); falta para quem termina o turno sem check-in (US15); a vaga ganha posição nova no cancelamento (US16); um voto por lado (US17); taxa de comparecimento só do profissional (US18); exclusão sem falta (US25); bloqueio que também esconde o perfil e fraude pelo motivo “outro” (US26, decisões de 30/09); épicos, datas, componentes de engenharia e metas de tempo corrigidos. Pontos e prioridades MoSCoW não mudaram.</w:t>
             </w:r>
           </w:p>
         </w:tc>
@@ -18298,7 +18298,98 @@
           <w:sz w:val="20"/>
           <w:szCs w:val="20"/>
         </w:rPr>
-        <w:t xml:space="preserve">o bloqueio é imediato: as partes não voltam a se cruzar em notificações, listas e candidaturas.</w:t>
+        <w:t xml:space="preserve">o bloqueio é imediato: as partes não voltam a se cruzar em notificações, listas, candidaturas e no perfil (decisão de 30/09; o perfil ainda aparece e passa a ser escondido numa próxima versão do contrato).</w:t>
+      </w:r>
+    </w:p>
+    <w:p>
+      <w:pPr>
+        <w:ind w:left="120"/>
+        <w:spacing w:before="40" w:after="20" w:line="264" w:lineRule="auto"/>
+      </w:pPr>
+      <w:r>
+        <w:rPr>
+          <w:rFonts w:ascii="SF Pro Display" w:hAnsi="SF Pro Display" w:cs="SF Pro Display"/>
+          <w:b/>
+          <w:color w:val="1A1A1A"/>
+          <w:sz w:val="20"/>
+          <w:szCs w:val="20"/>
+        </w:rPr>
+        <w:t xml:space="preserve">• Cenário 3: Fraude ou documento falso</w:t>
+      </w:r>
+    </w:p>
+    <w:p>
+      <w:pPr>
+        <w:ind w:left="240"/>
+        <w:spacing w:before="0" w:after="20" w:line="264" w:lineRule="auto"/>
+      </w:pPr>
+      <w:r>
+        <w:rPr>
+          <w:rFonts w:ascii="SF Pro Display" w:hAnsi="SF Pro Display" w:cs="SF Pro Display"/>
+          <w:b/>
+          <w:color w:val="2FA84F"/>
+          <w:sz w:val="20"/>
+          <w:szCs w:val="20"/>
+        </w:rPr>
+        <w:t xml:space="preserve">Dado que </w:t>
+      </w:r>
+      <w:r>
+        <w:rPr>
+          <w:rFonts w:ascii="SF Pro Display" w:hAnsi="SF Pro Display" w:cs="SF Pro Display"/>
+          <w:color w:val="1A1A1A"/>
+          <w:sz w:val="20"/>
+          <w:szCs w:val="20"/>
+        </w:rPr>
+        <w:t xml:space="preserve">o usuário suspeita de fraude ou de documento falso,</w:t>
+      </w:r>
+    </w:p>
+    <w:p>
+      <w:pPr>
+        <w:ind w:left="240"/>
+        <w:spacing w:before="0" w:after="20" w:line="264" w:lineRule="auto"/>
+      </w:pPr>
+      <w:r>
+        <w:rPr>
+          <w:rFonts w:ascii="SF Pro Display" w:hAnsi="SF Pro Display" w:cs="SF Pro Display"/>
+          <w:b/>
+          <w:color w:val="2FA84F"/>
+          <w:sz w:val="20"/>
+          <w:szCs w:val="20"/>
+        </w:rPr>
+        <w:t xml:space="preserve">Quando </w:t>
+      </w:r>
+      <w:r>
+        <w:rPr>
+          <w:rFonts w:ascii="SF Pro Display" w:hAnsi="SF Pro Display" w:cs="SF Pro Display"/>
+          <w:color w:val="1A1A1A"/>
+          <w:sz w:val="20"/>
+          <w:szCs w:val="20"/>
+        </w:rPr>
+        <w:t xml:space="preserve">denuncia com o motivo 'outro' e descreve o caso,</w:t>
+      </w:r>
+    </w:p>
+    <w:p>
+      <w:pPr>
+        <w:ind w:left="240"/>
+        <w:spacing w:before="0" w:after="60" w:line="264" w:lineRule="auto"/>
+      </w:pPr>
+      <w:r>
+        <w:rPr>
+          <w:rFonts w:ascii="SF Pro Display" w:hAnsi="SF Pro Display" w:cs="SF Pro Display"/>
+          <w:b/>
+          <w:color w:val="2FA84F"/>
+          <w:sz w:val="20"/>
+          <w:szCs w:val="20"/>
+        </w:rPr>
+        <w:t xml:space="preserve">Então </w:t>
+      </w:r>
+      <w:r>
+        <w:rPr>
+          <w:rFonts w:ascii="SF Pro Display" w:hAnsi="SF Pro Display" w:cs="SF Pro Display"/>
+          <w:color w:val="1A1A1A"/>
+          <w:sz w:val="20"/>
+          <w:szCs w:val="20"/>
+        </w:rPr>
+        <w:t xml:space="preserve">a Equipe Frila apura; confirmada a denúncia grave, a conta denunciada é suspensa, com direito de contestar (US23).</w:t>
       </w:r>
     </w:p>
     <w:p>
